--- a/RabinCipher/отчет.docx
+++ b/RabinCipher/отчет.docx
@@ -1,6 +1,6 @@
 
 <file path=word/document.xml><?xml version="1.0" encoding="utf-8"?>
-<w:document xmlns:wpc="http://schemas.microsoft.com/office/word/2010/wordprocessingCanvas" xmlns:cx="http://schemas.microsoft.com/office/drawing/2014/chartex" xmlns:cx1="http://schemas.microsoft.com/office/drawing/2015/9/8/chartex" xmlns:cx2="http://schemas.microsoft.com/office/drawing/2015/10/21/chartex" xmlns:cx3="http://schemas.microsoft.com/office/drawing/2016/5/9/chartex" xmlns:cx4="http://schemas.microsoft.com/office/drawing/2016/5/10/chartex" xmlns:cx5="http://schemas.microsoft.com/office/drawing/2016/5/11/chartex" xmlns:cx6="http://schemas.microsoft.com/office/drawing/2016/5/12/chartex" xmlns:cx7="http://schemas.microsoft.com/office/drawing/2016/5/13/chartex" xmlns:cx8="http://schemas.microsoft.com/office/drawing/2016/5/14/chartex" xmlns:mc="http://schemas.openxmlformats.org/markup-compatibility/2006" xmlns:aink="http://schemas.microsoft.com/office/drawing/2016/ink" xmlns:am3d="http://schemas.microsoft.com/office/drawing/2017/model3d" xmlns:o="urn:schemas-microsoft-com:office:office" xmlns:oel="http://schemas.microsoft.com/office/2019/extlst" xmlns:r="http://schemas.openxmlformats.org/officeDocument/2006/relationships" xmlns:m="http://schemas.openxmlformats.org/officeDocument/2006/math" xmlns:v="urn:schemas-microsoft-com:vml" xmlns:wp14="http://schemas.microsoft.com/office/word/2010/wordprocessingDrawing" xmlns:wp="http://schemas.openxmlformats.org/drawingml/2006/wordprocessingDrawing" xmlns:w10="urn:schemas-microsoft-com:office:word" xmlns:w="http://schemas.openxmlformats.org/wordprocessingml/2006/main" xmlns:w14="http://schemas.microsoft.com/office/word/2010/wordml" xmlns:w15="http://schemas.microsoft.com/office/word/2012/wordml" xmlns:w16cex="http://schemas.microsoft.com/office/word/2018/wordml/cex" xmlns:w16cid="http://schemas.microsoft.com/office/word/2016/wordml/cid" xmlns:w16="http://schemas.microsoft.com/office/word/2018/wordml" xmlns:w16du="http://schemas.microsoft.com/office/word/2023/wordml/word16du" xmlns:w16sdtdh="http://schemas.microsoft.com/office/word/2020/wordml/sdtdatahash" xmlns:w16sdtfl="http://schemas.microsoft.com/office/word/2024/wordml/sdtformatlock" xmlns:w16se="http://schemas.microsoft.com/office/word/2015/wordml/symex" xmlns:wpg="http://schemas.microsoft.com/office/word/2010/wordprocessingGroup" xmlns:wpi="http://schemas.microsoft.com/office/word/2010/wordprocessingInk" xmlns:wne="http://schemas.microsoft.com/office/word/2006/wordml" xmlns:wps="http://schemas.microsoft.com/office/word/2010/wordprocessingShape" mc:Ignorable="w14 w15 w16se w16cid w16 w16cex w16sdtdh w16sdtfl w16du wp14">
+<w:document xmlns:wpc="http://schemas.microsoft.com/office/word/2010/wordprocessingCanvas" xmlns:mc="http://schemas.openxmlformats.org/markup-compatibility/2006" xmlns:o="urn:schemas-microsoft-com:office:office" xmlns:r="http://schemas.openxmlformats.org/officeDocument/2006/relationships" xmlns:m="http://schemas.openxmlformats.org/officeDocument/2006/math" xmlns:v="urn:schemas-microsoft-com:vml" xmlns:wp14="http://schemas.microsoft.com/office/word/2010/wordprocessingDrawing" xmlns:wp="http://schemas.openxmlformats.org/drawingml/2006/wordprocessingDrawing" xmlns:w10="urn:schemas-microsoft-com:office:word" xmlns:w="http://schemas.openxmlformats.org/wordprocessingml/2006/main" xmlns:w14="http://schemas.microsoft.com/office/word/2010/wordml" xmlns:w15="http://schemas.microsoft.com/office/word/2012/wordml" xmlns:wpg="http://schemas.microsoft.com/office/word/2010/wordprocessingGroup" xmlns:wpi="http://schemas.microsoft.com/office/word/2010/wordprocessingInk" xmlns:wne="http://schemas.microsoft.com/office/word/2006/wordml" xmlns:wps="http://schemas.microsoft.com/office/word/2010/wordprocessingShape" mc:Ignorable="w14 w15 wp14">
   <w:body>
     <w:p>
       <w:pPr>
@@ -619,24 +619,147 @@
           <w:color w:val="212121"/>
           <w:sz w:val="28"/>
           <w:szCs w:val="28"/>
-          <w:lang/>
-        </w:rPr>
-      </w:pPr>
-      <w:r>
-        <w:rPr>
-          <w:color w:val="000000"/>
-          <w:sz w:val="28"/>
-          <w:szCs w:val="28"/>
-          <w:lang/>
-        </w:rPr>
-        <w:t>Реализовать шифратор и дешифратор по алгоритму Рабина (алгоритм из методички) файла с любым содержимым (любым расширением), используя расширенный алгоритм Евклида и алгоритм быстрого возведения в степень при дешифрации. Значения параметров p, q и b задаются пользователем. Программа должна осуществлять проверку ограничений на вводимые пользователем значения параметров. Организовать вывод содержимого зашифрованного файла (сохраненного на диске в виде потока байтов)  на экран в виде чисел в 10-й системе счисления. Результат работы программы – заши</w:t>
-      </w:r>
-      <w:r>
-        <w:rPr>
-          <w:color w:val="000000"/>
-          <w:sz w:val="28"/>
-          <w:szCs w:val="28"/>
-          <w:lang/>
+        </w:rPr>
+      </w:pPr>
+      <w:r>
+        <w:rPr>
+          <w:color w:val="000000"/>
+          <w:sz w:val="28"/>
+          <w:szCs w:val="28"/>
+          <w:lang w:val="ru-RU"/>
+        </w:rPr>
+        <w:t xml:space="preserve">Реализовать шифратор и дешифратор по алгоритму Рабина (алгоритм из методички) файла с любым содержимым (любым расширением), используя расширенный алгоритм Евклида и алгоритм быстрого возведения в степень при дешифрации. Значения параметров </w:t>
+      </w:r>
+      <w:r>
+        <w:rPr>
+          <w:color w:val="000000"/>
+          <w:sz w:val="28"/>
+          <w:szCs w:val="28"/>
+        </w:rPr>
+        <w:t>p</w:t>
+      </w:r>
+      <w:r>
+        <w:rPr>
+          <w:color w:val="000000"/>
+          <w:sz w:val="28"/>
+          <w:szCs w:val="28"/>
+          <w:lang w:val="ru-RU"/>
+        </w:rPr>
+        <w:t xml:space="preserve">, </w:t>
+      </w:r>
+      <w:r>
+        <w:rPr>
+          <w:color w:val="000000"/>
+          <w:sz w:val="28"/>
+          <w:szCs w:val="28"/>
+        </w:rPr>
+        <w:t>q</w:t>
+      </w:r>
+      <w:r>
+        <w:rPr>
+          <w:color w:val="000000"/>
+          <w:sz w:val="28"/>
+          <w:szCs w:val="28"/>
+          <w:lang w:val="ru-RU"/>
+        </w:rPr>
+        <w:t xml:space="preserve"> и </w:t>
+      </w:r>
+      <w:r>
+        <w:rPr>
+          <w:color w:val="000000"/>
+          <w:sz w:val="28"/>
+          <w:szCs w:val="28"/>
+        </w:rPr>
+        <w:t>b</w:t>
+      </w:r>
+      <w:r>
+        <w:rPr>
+          <w:color w:val="000000"/>
+          <w:sz w:val="28"/>
+          <w:szCs w:val="28"/>
+          <w:lang w:val="ru-RU"/>
+        </w:rPr>
+        <w:t xml:space="preserve"> задаются пользователем. Программа должна осуществлять проверку ограничений на вводимые пользователем значения параметров. Организовать вывод содержимого зашифрованного файла (сохраненного на диске в виде потока </w:t>
+      </w:r>
+      <w:proofErr w:type="gramStart"/>
+      <w:r>
+        <w:rPr>
+          <w:color w:val="000000"/>
+          <w:sz w:val="28"/>
+          <w:szCs w:val="28"/>
+          <w:lang w:val="ru-RU"/>
+        </w:rPr>
+        <w:t>байтов)  на</w:t>
+      </w:r>
+      <w:proofErr w:type="gramEnd"/>
+      <w:r>
+        <w:rPr>
+          <w:color w:val="000000"/>
+          <w:sz w:val="28"/>
+          <w:szCs w:val="28"/>
+          <w:lang w:val="ru-RU"/>
+        </w:rPr>
+        <w:t xml:space="preserve"> экран в виде чисел в 10-й системе счисления. </w:t>
+      </w:r>
+      <w:proofErr w:type="spellStart"/>
+      <w:r>
+        <w:rPr>
+          <w:color w:val="000000"/>
+          <w:sz w:val="28"/>
+          <w:szCs w:val="28"/>
+        </w:rPr>
+        <w:t>Результат</w:t>
+      </w:r>
+      <w:proofErr w:type="spellEnd"/>
+      <w:r>
+        <w:rPr>
+          <w:color w:val="000000"/>
+          <w:sz w:val="28"/>
+          <w:szCs w:val="28"/>
+        </w:rPr>
+        <w:t xml:space="preserve"> </w:t>
+      </w:r>
+      <w:proofErr w:type="spellStart"/>
+      <w:r>
+        <w:rPr>
+          <w:color w:val="000000"/>
+          <w:sz w:val="28"/>
+          <w:szCs w:val="28"/>
+        </w:rPr>
+        <w:t>работы</w:t>
+      </w:r>
+      <w:proofErr w:type="spellEnd"/>
+      <w:r>
+        <w:rPr>
+          <w:color w:val="000000"/>
+          <w:sz w:val="28"/>
+          <w:szCs w:val="28"/>
+        </w:rPr>
+        <w:t xml:space="preserve"> </w:t>
+      </w:r>
+      <w:proofErr w:type="spellStart"/>
+      <w:r>
+        <w:rPr>
+          <w:color w:val="000000"/>
+          <w:sz w:val="28"/>
+          <w:szCs w:val="28"/>
+        </w:rPr>
+        <w:t>программы</w:t>
+      </w:r>
+      <w:proofErr w:type="spellEnd"/>
+      <w:r>
+        <w:rPr>
+          <w:color w:val="000000"/>
+          <w:sz w:val="28"/>
+          <w:szCs w:val="28"/>
+        </w:rPr>
+        <w:t xml:space="preserve"> – заши</w:t>
+      </w:r>
+      <w:r>
+        <w:rPr>
+          <w:color w:val="000000"/>
+          <w:sz w:val="28"/>
+          <w:szCs w:val="28"/>
         </w:rPr>
         <w:t>фрованный/расшифрованный файл/ы</w:t>
       </w:r>
@@ -645,7 +768,6 @@
           <w:color w:val="000000"/>
           <w:sz w:val="28"/>
           <w:szCs w:val="28"/>
-          <w:lang/>
         </w:rPr>
         <w:t>.</w:t>
       </w:r>
@@ -767,26 +889,37 @@
           <w:sz w:val="28"/>
           <w:szCs w:val="28"/>
         </w:rPr>
-        <w:t xml:space="preserve">P = </w:t>
-      </w:r>
-      <w:r>
-        <w:rPr>
-          <w:rStyle w:val="apple-converted-space"/>
-          <w:color w:val="000000"/>
-          <w:sz w:val="28"/>
-          <w:szCs w:val="28"/>
-          <w:lang w:val="ru-RU"/>
-        </w:rPr>
-        <w:t>6</w:t>
-      </w:r>
-      <w:r>
-        <w:rPr>
-          <w:rStyle w:val="apple-converted-space"/>
-          <w:color w:val="000000"/>
-          <w:sz w:val="28"/>
-          <w:szCs w:val="28"/>
-        </w:rPr>
-        <w:t>1,</w:t>
+        <w:t>P</w:t>
+      </w:r>
+      <w:r>
+        <w:rPr>
+          <w:rStyle w:val="apple-converted-space"/>
+          <w:color w:val="000000"/>
+          <w:sz w:val="28"/>
+          <w:szCs w:val="28"/>
+          <w:lang w:val="ru-RU"/>
+        </w:rPr>
+        <w:t xml:space="preserve"> = </w:t>
+      </w:r>
+      <w:r>
+        <w:rPr>
+          <w:rStyle w:val="apple-converted-space"/>
+          <w:color w:val="000000"/>
+          <w:sz w:val="28"/>
+          <w:szCs w:val="28"/>
+          <w:lang w:val="ru-RU"/>
+        </w:rPr>
+        <w:t>7</w:t>
+      </w:r>
+      <w:r>
+        <w:rPr>
+          <w:rStyle w:val="apple-converted-space"/>
+          <w:color w:val="000000"/>
+          <w:sz w:val="28"/>
+          <w:szCs w:val="28"/>
+          <w:lang w:val="ru-RU"/>
+        </w:rPr>
+        <w:t>,</w:t>
       </w:r>
       <w:r>
         <w:rPr>
@@ -805,7 +938,17 @@
           <w:sz w:val="28"/>
           <w:szCs w:val="28"/>
         </w:rPr>
-        <w:t>Q = 1</w:t>
+        <w:t>Q</w:t>
+      </w:r>
+      <w:r>
+        <w:rPr>
+          <w:rStyle w:val="apple-converted-space"/>
+          <w:color w:val="000000"/>
+          <w:sz w:val="28"/>
+          <w:szCs w:val="28"/>
+          <w:lang w:val="ru-RU"/>
+        </w:rPr>
+        <w:t xml:space="preserve"> = </w:t>
       </w:r>
       <w:r>
         <w:rPr>
@@ -823,6 +966,17 @@
           <w:color w:val="000000"/>
           <w:sz w:val="28"/>
           <w:szCs w:val="28"/>
+          <w:lang w:val="ru-RU"/>
+        </w:rPr>
+        <w:t>511</w:t>
+      </w:r>
+      <w:r>
+        <w:rPr>
+          <w:rStyle w:val="apple-converted-space"/>
+          <w:color w:val="000000"/>
+          <w:sz w:val="28"/>
+          <w:szCs w:val="28"/>
+          <w:lang w:val="ru-RU"/>
         </w:rPr>
         <w:t>,</w:t>
       </w:r>
@@ -843,17 +997,27 @@
           <w:sz w:val="28"/>
           <w:szCs w:val="28"/>
         </w:rPr>
-        <w:t xml:space="preserve">D = </w:t>
-      </w:r>
-      <w:r>
-        <w:rPr>
-          <w:rStyle w:val="apple-converted-space"/>
-          <w:color w:val="000000"/>
-          <w:sz w:val="28"/>
-          <w:szCs w:val="28"/>
-          <w:lang w:val="ru-RU"/>
-        </w:rPr>
-        <w:t>7</w:t>
+        <w:t>b</w:t>
+      </w:r>
+      <w:r>
+        <w:rPr>
+          <w:rStyle w:val="apple-converted-space"/>
+          <w:color w:val="000000"/>
+          <w:sz w:val="28"/>
+          <w:szCs w:val="28"/>
+          <w:lang w:val="ru-RU"/>
+        </w:rPr>
+        <w:t xml:space="preserve"> = </w:t>
+      </w:r>
+      <w:r>
+        <w:rPr>
+          <w:rStyle w:val="apple-converted-space"/>
+          <w:color w:val="000000"/>
+          <w:sz w:val="28"/>
+          <w:szCs w:val="28"/>
+          <w:lang w:val="ru-RU"/>
+        </w:rPr>
+        <w:t>91</w:t>
       </w:r>
     </w:p>
     <w:p>
@@ -911,16 +1075,15 @@
       <w:r>
         <w:rPr>
           <w:rStyle w:val="apple-converted-space"/>
-          <w:noProof/>
-          <w:color w:val="000000"/>
-          <w:sz w:val="28"/>
-          <w:szCs w:val="28"/>
-          <w:lang w:val="ru-RU" w:eastAsia="ru-RU"/>
+          <w:color w:val="000000"/>
+          <w:sz w:val="28"/>
+          <w:szCs w:val="28"/>
+          <w:lang w:val="ru-RU"/>
         </w:rPr>
         <w:drawing>
-          <wp:inline distT="0" distB="0" distL="0" distR="0" wp14:anchorId="6DE5B57D" wp14:editId="20706A55">
-            <wp:extent cx="1810003" cy="1505160"/>
-            <wp:effectExtent l="0" t="0" r="0" b="0"/>
+          <wp:inline distT="0" distB="0" distL="0" distR="0" wp14:anchorId="7FE71F48" wp14:editId="33E2331E">
+            <wp:extent cx="1927860" cy="928807"/>
+            <wp:effectExtent l="0" t="0" r="0" b="5080"/>
             <wp:docPr id="1" name="Рисунок 1"/>
             <wp:cNvGraphicFramePr>
               <a:graphicFrameLocks xmlns:a="http://schemas.openxmlformats.org/drawingml/2006/main" noChangeAspect="1"/>
@@ -941,7 +1104,7 @@
                   <pic:spPr>
                     <a:xfrm>
                       <a:off x="0" y="0"/>
-                      <a:ext cx="1810003" cy="1505160"/>
+                      <a:ext cx="1931951" cy="930778"/>
                     </a:xfrm>
                     <a:prstGeom prst="rect">
                       <a:avLst/>
@@ -1022,17 +1185,15 @@
       <w:r>
         <w:rPr>
           <w:rStyle w:val="apple-converted-space"/>
-          <w:noProof/>
-          <w:color w:val="000000"/>
-          <w:sz w:val="28"/>
-          <w:szCs w:val="28"/>
-          <w:lang w:val="ru-RU" w:eastAsia="ru-RU"/>
+          <w:color w:val="000000"/>
+          <w:sz w:val="28"/>
+          <w:szCs w:val="28"/>
         </w:rPr>
         <w:drawing>
-          <wp:inline distT="0" distB="0" distL="0" distR="0" wp14:anchorId="7E4F3CA0" wp14:editId="2B7B45C5">
-            <wp:extent cx="5939790" cy="1554480"/>
-            <wp:effectExtent l="0" t="0" r="3810" b="7620"/>
-            <wp:docPr id="17" name="Рисунок 17"/>
+          <wp:inline distT="0" distB="0" distL="0" distR="0" wp14:anchorId="27D45232" wp14:editId="79D8B290">
+            <wp:extent cx="5166360" cy="1995517"/>
+            <wp:effectExtent l="0" t="0" r="0" b="5080"/>
+            <wp:docPr id="9" name="Рисунок 9"/>
             <wp:cNvGraphicFramePr>
               <a:graphicFrameLocks xmlns:a="http://schemas.openxmlformats.org/drawingml/2006/main" noChangeAspect="1"/>
             </wp:cNvGraphicFramePr>
@@ -1052,7 +1213,7 @@
                   <pic:spPr>
                     <a:xfrm>
                       <a:off x="0" y="0"/>
-                      <a:ext cx="5939790" cy="1554480"/>
+                      <a:ext cx="5175552" cy="1999068"/>
                     </a:xfrm>
                     <a:prstGeom prst="rect">
                       <a:avLst/>
@@ -1092,6 +1253,16 @@
           <w:lang w:val="ru-RU"/>
         </w:rPr>
       </w:pPr>
+      <w:r>
+        <w:rPr>
+          <w:rStyle w:val="apple-converted-space"/>
+          <w:color w:val="000000"/>
+          <w:sz w:val="28"/>
+          <w:szCs w:val="28"/>
+          <w:lang w:val="ru-RU"/>
+        </w:rPr>
+        <w:t>Зашифрованный файл:</w:t>
+      </w:r>
     </w:p>
     <w:p>
       <w:pPr>
@@ -1106,16 +1277,6 @@
           <w:lang w:val="ru-RU"/>
         </w:rPr>
       </w:pPr>
-      <w:r>
-        <w:rPr>
-          <w:rStyle w:val="apple-converted-space"/>
-          <w:color w:val="000000"/>
-          <w:sz w:val="28"/>
-          <w:szCs w:val="28"/>
-          <w:lang w:val="ru-RU"/>
-        </w:rPr>
-        <w:t>Зашифрованный файл:</w:t>
-      </w:r>
     </w:p>
     <w:p>
       <w:pPr>
@@ -1127,37 +1288,20 @@
           <w:color w:val="000000"/>
           <w:sz w:val="28"/>
           <w:szCs w:val="28"/>
-          <w:lang w:val="ru-RU"/>
-        </w:rPr>
-      </w:pPr>
-    </w:p>
-    <w:p>
-      <w:pPr>
-        <w:pStyle w:val="zfr3q"/>
-        <w:spacing w:before="0" w:beforeAutospacing="0" w:after="0" w:afterAutospacing="0"/>
-        <w:jc w:val="both"/>
-        <w:rPr>
-          <w:rStyle w:val="apple-converted-space"/>
-          <w:color w:val="000000"/>
-          <w:sz w:val="28"/>
-          <w:szCs w:val="28"/>
-        </w:rPr>
-      </w:pPr>
-      <w:r>
-        <w:rPr>
-          <w:rStyle w:val="apple-converted-space"/>
-          <w:noProof/>
-          <w:color w:val="000000"/>
-          <w:sz w:val="28"/>
-          <w:szCs w:val="28"/>
-          <w:lang w:val="ru-RU" w:eastAsia="ru-RU"/>
-        </w:rPr>
-        <w:lastRenderedPageBreak/>
+        </w:rPr>
+      </w:pPr>
+      <w:r>
+        <w:rPr>
+          <w:rStyle w:val="apple-converted-space"/>
+          <w:color w:val="000000"/>
+          <w:sz w:val="28"/>
+          <w:szCs w:val="28"/>
+        </w:rPr>
         <w:drawing>
-          <wp:inline distT="0" distB="0" distL="0" distR="0" wp14:anchorId="0DD91572" wp14:editId="5C185C2D">
-            <wp:extent cx="5268060" cy="1505160"/>
-            <wp:effectExtent l="0" t="0" r="8890" b="0"/>
-            <wp:docPr id="24" name="Рисунок 24"/>
+          <wp:inline distT="0" distB="0" distL="0" distR="0" wp14:anchorId="3DFC0E73" wp14:editId="1C8B5AAF">
+            <wp:extent cx="5939790" cy="844550"/>
+            <wp:effectExtent l="0" t="0" r="3810" b="0"/>
+            <wp:docPr id="14" name="Рисунок 14"/>
             <wp:cNvGraphicFramePr>
               <a:graphicFrameLocks xmlns:a="http://schemas.openxmlformats.org/drawingml/2006/main" noChangeAspect="1"/>
             </wp:cNvGraphicFramePr>
@@ -1177,7 +1321,7 @@
                   <pic:spPr>
                     <a:xfrm>
                       <a:off x="0" y="0"/>
-                      <a:ext cx="5268060" cy="1505160"/>
+                      <a:ext cx="5939790" cy="844550"/>
                     </a:xfrm>
                     <a:prstGeom prst="rect">
                       <a:avLst/>
@@ -1200,30 +1344,18 @@
           <w:color w:val="000000"/>
           <w:sz w:val="28"/>
           <w:szCs w:val="28"/>
-        </w:rPr>
-      </w:pPr>
-    </w:p>
-    <w:p>
-      <w:pPr>
-        <w:pStyle w:val="zfr3q"/>
-        <w:spacing w:before="0" w:beforeAutospacing="0" w:after="0" w:afterAutospacing="0"/>
-        <w:jc w:val="both"/>
-        <w:rPr>
-          <w:rStyle w:val="apple-converted-space"/>
-          <w:color w:val="000000"/>
-          <w:sz w:val="28"/>
-          <w:szCs w:val="28"/>
-          <w:lang w:val="ru-RU"/>
-        </w:rPr>
-      </w:pPr>
-      <w:r>
-        <w:rPr>
-          <w:rStyle w:val="apple-converted-space"/>
-          <w:color w:val="000000"/>
-          <w:sz w:val="28"/>
-          <w:szCs w:val="28"/>
-          <w:lang w:val="ru-RU"/>
-        </w:rPr>
+          <w:lang w:val="ru-RU"/>
+        </w:rPr>
+      </w:pPr>
+      <w:r>
+        <w:rPr>
+          <w:rStyle w:val="apple-converted-space"/>
+          <w:color w:val="000000"/>
+          <w:sz w:val="28"/>
+          <w:szCs w:val="28"/>
+          <w:lang w:val="ru-RU"/>
+        </w:rPr>
+        <w:lastRenderedPageBreak/>
         <w:t>Дешифрование:</w:t>
       </w:r>
     </w:p>
@@ -1257,17 +1389,16 @@
       <w:r>
         <w:rPr>
           <w:rStyle w:val="apple-converted-space"/>
-          <w:noProof/>
-          <w:color w:val="000000"/>
-          <w:sz w:val="28"/>
-          <w:szCs w:val="28"/>
-          <w:lang w:val="ru-RU" w:eastAsia="ru-RU"/>
+          <w:color w:val="000000"/>
+          <w:sz w:val="28"/>
+          <w:szCs w:val="28"/>
+          <w:lang w:val="ru-RU"/>
         </w:rPr>
         <w:drawing>
-          <wp:inline distT="0" distB="0" distL="0" distR="0" wp14:anchorId="76CB2F26" wp14:editId="4C2760FD">
-            <wp:extent cx="5196840" cy="1231152"/>
-            <wp:effectExtent l="0" t="0" r="3810" b="7620"/>
-            <wp:docPr id="25" name="Рисунок 25"/>
+          <wp:inline distT="0" distB="0" distL="0" distR="0" wp14:anchorId="03682B87" wp14:editId="4BA83429">
+            <wp:extent cx="5939790" cy="2180590"/>
+            <wp:effectExtent l="0" t="0" r="3810" b="0"/>
+            <wp:docPr id="10" name="Рисунок 10"/>
             <wp:cNvGraphicFramePr>
               <a:graphicFrameLocks xmlns:a="http://schemas.openxmlformats.org/drawingml/2006/main" noChangeAspect="1"/>
             </wp:cNvGraphicFramePr>
@@ -1287,7 +1418,7 @@
                   <pic:spPr>
                     <a:xfrm>
                       <a:off x="0" y="0"/>
-                      <a:ext cx="5229965" cy="1238999"/>
+                      <a:ext cx="5939790" cy="2180590"/>
                     </a:xfrm>
                     <a:prstGeom prst="rect">
                       <a:avLst/>
@@ -1368,18 +1499,335 @@
       </w:pPr>
       <w:r>
         <w:rPr>
-          <w:rStyle w:val="apple-converted-space"/>
-          <w:noProof/>
-          <w:color w:val="000000"/>
-          <w:sz w:val="28"/>
-          <w:szCs w:val="28"/>
-          <w:lang w:val="ru-RU" w:eastAsia="ru-RU"/>
+          <w:rStyle w:val="a5"/>
+          <w:color w:val="000000"/>
+          <w:sz w:val="28"/>
+          <w:szCs w:val="28"/>
+          <w:lang w:val="ru-RU"/>
         </w:rPr>
         <w:drawing>
-          <wp:inline distT="0" distB="0" distL="0" distR="0" wp14:anchorId="261739F5" wp14:editId="641725D9">
-            <wp:extent cx="1695687" cy="1105054"/>
-            <wp:effectExtent l="0" t="0" r="0" b="0"/>
-            <wp:docPr id="26" name="Рисунок 26"/>
+          <wp:inline distT="0" distB="0" distL="0" distR="0" wp14:anchorId="5BF4CDDD" wp14:editId="4C53CD9F">
+            <wp:extent cx="1803058" cy="868680"/>
+            <wp:effectExtent l="0" t="0" r="6985" b="7620"/>
+            <wp:docPr id="13" name="Рисунок 13"/>
+            <wp:cNvGraphicFramePr>
+              <a:graphicFrameLocks xmlns:a="http://schemas.openxmlformats.org/drawingml/2006/main" noChangeAspect="1"/>
+            </wp:cNvGraphicFramePr>
+            <a:graphic xmlns:a="http://schemas.openxmlformats.org/drawingml/2006/main">
+              <a:graphicData uri="http://schemas.openxmlformats.org/drawingml/2006/picture">
+                <pic:pic xmlns:pic="http://schemas.openxmlformats.org/drawingml/2006/picture">
+                  <pic:nvPicPr>
+                    <pic:cNvPr id="1" name=""/>
+                    <pic:cNvPicPr/>
+                  </pic:nvPicPr>
+                  <pic:blipFill>
+                    <a:blip r:embed="rId8"/>
+                    <a:stretch>
+                      <a:fillRect/>
+                    </a:stretch>
+                  </pic:blipFill>
+                  <pic:spPr>
+                    <a:xfrm>
+                      <a:off x="0" y="0"/>
+                      <a:ext cx="1804222" cy="869241"/>
+                    </a:xfrm>
+                    <a:prstGeom prst="rect">
+                      <a:avLst/>
+                    </a:prstGeom>
+                  </pic:spPr>
+                </pic:pic>
+              </a:graphicData>
+            </a:graphic>
+          </wp:inline>
+        </w:drawing>
+      </w:r>
+    </w:p>
+    <w:p>
+      <w:pPr>
+        <w:pStyle w:val="zfr3q"/>
+        <w:spacing w:before="0" w:beforeAutospacing="0" w:after="0" w:afterAutospacing="0"/>
+        <w:ind w:firstLine="709"/>
+        <w:jc w:val="both"/>
+        <w:rPr>
+          <w:rStyle w:val="apple-converted-space"/>
+          <w:color w:val="000000"/>
+          <w:sz w:val="28"/>
+          <w:szCs w:val="28"/>
+          <w:lang w:val="ru-RU"/>
+        </w:rPr>
+      </w:pPr>
+    </w:p>
+    <w:p>
+      <w:pPr>
+        <w:pStyle w:val="zfr3q"/>
+        <w:numPr>
+          <w:ilvl w:val="0"/>
+          <w:numId w:val="12"/>
+        </w:numPr>
+        <w:spacing w:before="0" w:beforeAutospacing="0" w:after="0" w:afterAutospacing="0"/>
+        <w:rPr>
+          <w:rStyle w:val="apple-converted-space"/>
+          <w:b/>
+          <w:bCs/>
+          <w:color w:val="000000"/>
+          <w:sz w:val="28"/>
+          <w:szCs w:val="28"/>
+          <w:lang w:val="ru-RU"/>
+        </w:rPr>
+      </w:pPr>
+      <w:r>
+        <w:rPr>
+          <w:rStyle w:val="apple-converted-space"/>
+          <w:b/>
+          <w:bCs/>
+          <w:color w:val="000000"/>
+          <w:sz w:val="28"/>
+          <w:szCs w:val="28"/>
+          <w:lang w:val="ru-RU"/>
+        </w:rPr>
+        <w:t>Текстовый фай</w:t>
+      </w:r>
+      <w:r>
+        <w:rPr>
+          <w:rStyle w:val="apple-converted-space"/>
+          <w:b/>
+          <w:bCs/>
+          <w:color w:val="000000"/>
+          <w:sz w:val="28"/>
+          <w:szCs w:val="28"/>
+          <w:lang w:val="ru-RU"/>
+        </w:rPr>
+        <w:t>л</w:t>
+      </w:r>
+      <w:r>
+        <w:rPr>
+          <w:rStyle w:val="apple-converted-space"/>
+          <w:b/>
+          <w:bCs/>
+          <w:color w:val="000000"/>
+          <w:sz w:val="28"/>
+          <w:szCs w:val="28"/>
+          <w:lang w:val="ru-RU"/>
+        </w:rPr>
+        <w:t xml:space="preserve"> (</w:t>
+      </w:r>
+      <w:r>
+        <w:rPr>
+          <w:rStyle w:val="apple-converted-space"/>
+          <w:b/>
+          <w:bCs/>
+          <w:color w:val="000000"/>
+          <w:sz w:val="28"/>
+          <w:szCs w:val="28"/>
+        </w:rPr>
+        <w:t>.</w:t>
+      </w:r>
+      <w:r>
+        <w:rPr>
+          <w:rStyle w:val="apple-converted-space"/>
+          <w:b/>
+          <w:bCs/>
+          <w:color w:val="000000"/>
+          <w:sz w:val="28"/>
+          <w:szCs w:val="28"/>
+        </w:rPr>
+        <w:t>docx</w:t>
+      </w:r>
+      <w:r>
+        <w:rPr>
+          <w:rStyle w:val="apple-converted-space"/>
+          <w:b/>
+          <w:bCs/>
+          <w:color w:val="000000"/>
+          <w:sz w:val="28"/>
+          <w:szCs w:val="28"/>
+        </w:rPr>
+        <w:t>)</w:t>
+      </w:r>
+    </w:p>
+    <w:p>
+      <w:pPr>
+        <w:pStyle w:val="zfr3q"/>
+        <w:spacing w:before="0" w:beforeAutospacing="0" w:after="0" w:afterAutospacing="0"/>
+        <w:jc w:val="both"/>
+        <w:rPr>
+          <w:rStyle w:val="apple-converted-space"/>
+          <w:color w:val="000000"/>
+          <w:sz w:val="28"/>
+          <w:szCs w:val="28"/>
+          <w:lang w:val="ru-RU"/>
+        </w:rPr>
+      </w:pPr>
+      <w:r>
+        <w:rPr>
+          <w:rStyle w:val="apple-converted-space"/>
+          <w:color w:val="000000"/>
+          <w:sz w:val="28"/>
+          <w:szCs w:val="28"/>
+        </w:rPr>
+        <w:t xml:space="preserve">P = </w:t>
+      </w:r>
+      <w:r>
+        <w:rPr>
+          <w:rStyle w:val="apple-converted-space"/>
+          <w:color w:val="000000"/>
+          <w:sz w:val="28"/>
+          <w:szCs w:val="28"/>
+          <w:lang w:val="ru-RU"/>
+        </w:rPr>
+        <w:t>11</w:t>
+      </w:r>
+      <w:r>
+        <w:rPr>
+          <w:rStyle w:val="apple-converted-space"/>
+          <w:color w:val="000000"/>
+          <w:sz w:val="28"/>
+          <w:szCs w:val="28"/>
+        </w:rPr>
+        <w:t>,</w:t>
+      </w:r>
+      <w:r>
+        <w:rPr>
+          <w:rStyle w:val="apple-converted-space"/>
+          <w:color w:val="000000"/>
+          <w:sz w:val="28"/>
+          <w:szCs w:val="28"/>
+          <w:lang w:val="ru-RU"/>
+        </w:rPr>
+        <w:t xml:space="preserve"> </w:t>
+      </w:r>
+      <w:r>
+        <w:rPr>
+          <w:rStyle w:val="apple-converted-space"/>
+          <w:color w:val="000000"/>
+          <w:sz w:val="28"/>
+          <w:szCs w:val="28"/>
+        </w:rPr>
+        <w:t xml:space="preserve">Q = </w:t>
+      </w:r>
+      <w:r>
+        <w:rPr>
+          <w:rStyle w:val="apple-converted-space"/>
+          <w:color w:val="000000"/>
+          <w:sz w:val="28"/>
+          <w:szCs w:val="28"/>
+          <w:lang w:val="ru-RU"/>
+        </w:rPr>
+        <w:t>3527</w:t>
+      </w:r>
+      <w:r>
+        <w:rPr>
+          <w:rStyle w:val="apple-converted-space"/>
+          <w:color w:val="000000"/>
+          <w:sz w:val="28"/>
+          <w:szCs w:val="28"/>
+        </w:rPr>
+        <w:t>,</w:t>
+      </w:r>
+      <w:r>
+        <w:rPr>
+          <w:rStyle w:val="apple-converted-space"/>
+          <w:color w:val="000000"/>
+          <w:sz w:val="28"/>
+          <w:szCs w:val="28"/>
+          <w:lang w:val="ru-RU"/>
+        </w:rPr>
+        <w:t xml:space="preserve"> </w:t>
+      </w:r>
+      <w:r>
+        <w:rPr>
+          <w:rStyle w:val="apple-converted-space"/>
+          <w:color w:val="000000"/>
+          <w:sz w:val="28"/>
+          <w:szCs w:val="28"/>
+        </w:rPr>
+        <w:t>b</w:t>
+      </w:r>
+      <w:r>
+        <w:rPr>
+          <w:rStyle w:val="apple-converted-space"/>
+          <w:color w:val="000000"/>
+          <w:sz w:val="28"/>
+          <w:szCs w:val="28"/>
+        </w:rPr>
+        <w:t xml:space="preserve"> = </w:t>
+      </w:r>
+      <w:r>
+        <w:rPr>
+          <w:rStyle w:val="apple-converted-space"/>
+          <w:color w:val="000000"/>
+          <w:sz w:val="28"/>
+          <w:szCs w:val="28"/>
+          <w:lang w:val="ru-RU"/>
+        </w:rPr>
+        <w:t>97</w:t>
+      </w:r>
+    </w:p>
+    <w:p>
+      <w:pPr>
+        <w:pStyle w:val="zfr3q"/>
+        <w:spacing w:before="0" w:beforeAutospacing="0" w:after="0" w:afterAutospacing="0"/>
+        <w:jc w:val="both"/>
+        <w:rPr>
+          <w:rStyle w:val="apple-converted-space"/>
+          <w:color w:val="000000"/>
+          <w:sz w:val="28"/>
+          <w:szCs w:val="28"/>
+          <w:lang w:val="ru-RU"/>
+        </w:rPr>
+      </w:pPr>
+      <w:r>
+        <w:rPr>
+          <w:rStyle w:val="apple-converted-space"/>
+          <w:color w:val="000000"/>
+          <w:sz w:val="28"/>
+          <w:szCs w:val="28"/>
+          <w:lang w:val="ru-RU"/>
+        </w:rPr>
+        <w:t>Содержимое файла:</w:t>
+      </w:r>
+    </w:p>
+    <w:p>
+      <w:pPr>
+        <w:pStyle w:val="zfr3q"/>
+        <w:spacing w:before="0" w:beforeAutospacing="0" w:after="0" w:afterAutospacing="0"/>
+        <w:ind w:firstLine="709"/>
+        <w:jc w:val="both"/>
+        <w:rPr>
+          <w:rStyle w:val="apple-converted-space"/>
+          <w:color w:val="000000"/>
+          <w:sz w:val="28"/>
+          <w:szCs w:val="28"/>
+          <w:lang w:val="ru-RU"/>
+        </w:rPr>
+      </w:pPr>
+    </w:p>
+    <w:p>
+      <w:pPr>
+        <w:pStyle w:val="zfr3q"/>
+        <w:spacing w:before="0" w:beforeAutospacing="0" w:after="0" w:afterAutospacing="0"/>
+        <w:jc w:val="both"/>
+        <w:rPr>
+          <w:rStyle w:val="apple-converted-space"/>
+          <w:color w:val="000000"/>
+          <w:sz w:val="28"/>
+          <w:szCs w:val="28"/>
+          <w:lang w:val="ru-RU"/>
+        </w:rPr>
+      </w:pPr>
+      <w:r>
+        <w:rPr>
+          <w:rStyle w:val="apple-converted-space"/>
+          <w:color w:val="000000"/>
+          <w:sz w:val="28"/>
+          <w:szCs w:val="28"/>
+          <w:lang w:val="ru-RU"/>
+        </w:rPr>
+        <w:drawing>
+          <wp:inline distT="0" distB="0" distL="0" distR="0" wp14:anchorId="37034848" wp14:editId="0B01BC92">
+            <wp:extent cx="1767840" cy="1002091"/>
+            <wp:effectExtent l="114300" t="114300" r="137160" b="140970"/>
+            <wp:docPr id="16" name="Рисунок 16"/>
             <wp:cNvGraphicFramePr>
               <a:graphicFrameLocks xmlns:a="http://schemas.openxmlformats.org/drawingml/2006/main" noChangeAspect="1"/>
             </wp:cNvGraphicFramePr>
@@ -1399,317 +1847,7 @@
                   <pic:spPr>
                     <a:xfrm>
                       <a:off x="0" y="0"/>
-                      <a:ext cx="1695687" cy="1105054"/>
-                    </a:xfrm>
-                    <a:prstGeom prst="rect">
-                      <a:avLst/>
-                    </a:prstGeom>
-                  </pic:spPr>
-                </pic:pic>
-              </a:graphicData>
-            </a:graphic>
-          </wp:inline>
-        </w:drawing>
-      </w:r>
-    </w:p>
-    <w:p>
-      <w:pPr>
-        <w:pStyle w:val="zfr3q"/>
-        <w:spacing w:before="0" w:beforeAutospacing="0" w:after="0" w:afterAutospacing="0"/>
-        <w:ind w:firstLine="709"/>
-        <w:jc w:val="both"/>
-        <w:rPr>
-          <w:rStyle w:val="apple-converted-space"/>
-          <w:color w:val="000000"/>
-          <w:sz w:val="28"/>
-          <w:szCs w:val="28"/>
-          <w:lang w:val="ru-RU"/>
-        </w:rPr>
-      </w:pPr>
-    </w:p>
-    <w:p>
-      <w:pPr>
-        <w:pStyle w:val="zfr3q"/>
-        <w:numPr>
-          <w:ilvl w:val="0"/>
-          <w:numId w:val="12"/>
-        </w:numPr>
-        <w:spacing w:before="0" w:beforeAutospacing="0" w:after="0" w:afterAutospacing="0"/>
-        <w:rPr>
-          <w:rStyle w:val="apple-converted-space"/>
-          <w:b/>
-          <w:bCs/>
-          <w:color w:val="000000"/>
-          <w:sz w:val="28"/>
-          <w:szCs w:val="28"/>
-          <w:lang w:val="ru-RU"/>
-        </w:rPr>
-      </w:pPr>
-      <w:r>
-        <w:rPr>
-          <w:rStyle w:val="apple-converted-space"/>
-          <w:b/>
-          <w:bCs/>
-          <w:color w:val="000000"/>
-          <w:sz w:val="28"/>
-          <w:szCs w:val="28"/>
-          <w:lang w:val="ru-RU"/>
-        </w:rPr>
-        <w:t>Текстовый фай</w:t>
-      </w:r>
-      <w:r>
-        <w:rPr>
-          <w:rStyle w:val="apple-converted-space"/>
-          <w:b/>
-          <w:bCs/>
-          <w:color w:val="000000"/>
-          <w:sz w:val="28"/>
-          <w:szCs w:val="28"/>
-          <w:lang w:val="ru-RU"/>
-        </w:rPr>
-        <w:t>л</w:t>
-      </w:r>
-      <w:r>
-        <w:rPr>
-          <w:rStyle w:val="apple-converted-space"/>
-          <w:b/>
-          <w:bCs/>
-          <w:color w:val="000000"/>
-          <w:sz w:val="28"/>
-          <w:szCs w:val="28"/>
-          <w:lang w:val="ru-RU"/>
-        </w:rPr>
-        <w:t xml:space="preserve"> (</w:t>
-      </w:r>
-      <w:r>
-        <w:rPr>
-          <w:rStyle w:val="apple-converted-space"/>
-          <w:b/>
-          <w:bCs/>
-          <w:color w:val="000000"/>
-          <w:sz w:val="28"/>
-          <w:szCs w:val="28"/>
-        </w:rPr>
-        <w:t>.</w:t>
-      </w:r>
-      <w:r>
-        <w:rPr>
-          <w:rStyle w:val="apple-converted-space"/>
-          <w:b/>
-          <w:bCs/>
-          <w:color w:val="000000"/>
-          <w:sz w:val="28"/>
-          <w:szCs w:val="28"/>
-        </w:rPr>
-        <w:t>docx</w:t>
-      </w:r>
-      <w:r>
-        <w:rPr>
-          <w:rStyle w:val="apple-converted-space"/>
-          <w:b/>
-          <w:bCs/>
-          <w:color w:val="000000"/>
-          <w:sz w:val="28"/>
-          <w:szCs w:val="28"/>
-        </w:rPr>
-        <w:t>)</w:t>
-      </w:r>
-    </w:p>
-    <w:p>
-      <w:pPr>
-        <w:pStyle w:val="zfr3q"/>
-        <w:spacing w:before="0" w:beforeAutospacing="0" w:after="0" w:afterAutospacing="0"/>
-        <w:jc w:val="both"/>
-        <w:rPr>
-          <w:rStyle w:val="apple-converted-space"/>
-          <w:color w:val="000000"/>
-          <w:sz w:val="28"/>
-          <w:szCs w:val="28"/>
-          <w:lang w:val="ru-RU"/>
-        </w:rPr>
-      </w:pPr>
-      <w:r>
-        <w:rPr>
-          <w:rStyle w:val="apple-converted-space"/>
-          <w:color w:val="000000"/>
-          <w:sz w:val="28"/>
-          <w:szCs w:val="28"/>
-        </w:rPr>
-        <w:t xml:space="preserve">P = </w:t>
-      </w:r>
-      <w:r>
-        <w:rPr>
-          <w:rStyle w:val="apple-converted-space"/>
-          <w:color w:val="000000"/>
-          <w:sz w:val="28"/>
-          <w:szCs w:val="28"/>
-          <w:lang w:val="ru-RU"/>
-        </w:rPr>
-        <w:t>19</w:t>
-      </w:r>
-      <w:r>
-        <w:rPr>
-          <w:rStyle w:val="apple-converted-space"/>
-          <w:color w:val="000000"/>
-          <w:sz w:val="28"/>
-          <w:szCs w:val="28"/>
-        </w:rPr>
-        <w:t>,</w:t>
-      </w:r>
-      <w:r>
-        <w:rPr>
-          <w:rStyle w:val="apple-converted-space"/>
-          <w:color w:val="000000"/>
-          <w:sz w:val="28"/>
-          <w:szCs w:val="28"/>
-          <w:lang w:val="ru-RU"/>
-        </w:rPr>
-        <w:t xml:space="preserve"> </w:t>
-      </w:r>
-      <w:r>
-        <w:rPr>
-          <w:rStyle w:val="apple-converted-space"/>
-          <w:color w:val="000000"/>
-          <w:sz w:val="28"/>
-          <w:szCs w:val="28"/>
-        </w:rPr>
-        <w:t xml:space="preserve">Q = </w:t>
-      </w:r>
-      <w:r>
-        <w:rPr>
-          <w:rStyle w:val="apple-converted-space"/>
-          <w:color w:val="000000"/>
-          <w:sz w:val="28"/>
-          <w:szCs w:val="28"/>
-          <w:lang w:val="ru-RU"/>
-        </w:rPr>
-        <w:t>31</w:t>
-      </w:r>
-      <w:r>
-        <w:rPr>
-          <w:rStyle w:val="apple-converted-space"/>
-          <w:color w:val="000000"/>
-          <w:sz w:val="28"/>
-          <w:szCs w:val="28"/>
-        </w:rPr>
-        <w:t>,</w:t>
-      </w:r>
-      <w:r>
-        <w:rPr>
-          <w:rStyle w:val="apple-converted-space"/>
-          <w:color w:val="000000"/>
-          <w:sz w:val="28"/>
-          <w:szCs w:val="28"/>
-          <w:lang w:val="ru-RU"/>
-        </w:rPr>
-        <w:t xml:space="preserve"> </w:t>
-      </w:r>
-      <w:r>
-        <w:rPr>
-          <w:rStyle w:val="apple-converted-space"/>
-          <w:color w:val="000000"/>
-          <w:sz w:val="28"/>
-          <w:szCs w:val="28"/>
-        </w:rPr>
-        <w:t xml:space="preserve">D = </w:t>
-      </w:r>
-      <w:r>
-        <w:rPr>
-          <w:rStyle w:val="apple-converted-space"/>
-          <w:color w:val="000000"/>
-          <w:sz w:val="28"/>
-          <w:szCs w:val="28"/>
-          <w:lang w:val="ru-RU"/>
-        </w:rPr>
-        <w:t>11</w:t>
-      </w:r>
-    </w:p>
-    <w:p>
-      <w:pPr>
-        <w:pStyle w:val="zfr3q"/>
-        <w:spacing w:before="0" w:beforeAutospacing="0" w:after="0" w:afterAutospacing="0"/>
-        <w:jc w:val="both"/>
-        <w:rPr>
-          <w:rStyle w:val="apple-converted-space"/>
-          <w:color w:val="000000"/>
-          <w:sz w:val="28"/>
-          <w:szCs w:val="28"/>
-          <w:lang w:val="ru-RU"/>
-        </w:rPr>
-      </w:pPr>
-      <w:r>
-        <w:rPr>
-          <w:rStyle w:val="apple-converted-space"/>
-          <w:color w:val="000000"/>
-          <w:sz w:val="28"/>
-          <w:szCs w:val="28"/>
-          <w:lang w:val="ru-RU"/>
-        </w:rPr>
-        <w:t>Содержимое файла:</w:t>
-      </w:r>
-    </w:p>
-    <w:p>
-      <w:pPr>
-        <w:pStyle w:val="zfr3q"/>
-        <w:spacing w:before="0" w:beforeAutospacing="0" w:after="0" w:afterAutospacing="0"/>
-        <w:ind w:firstLine="709"/>
-        <w:jc w:val="both"/>
-        <w:rPr>
-          <w:rStyle w:val="apple-converted-space"/>
-          <w:color w:val="000000"/>
-          <w:sz w:val="28"/>
-          <w:szCs w:val="28"/>
-          <w:lang w:val="ru-RU"/>
-        </w:rPr>
-      </w:pPr>
-    </w:p>
-    <w:p>
-      <w:pPr>
-        <w:pStyle w:val="zfr3q"/>
-        <w:spacing w:before="0" w:beforeAutospacing="0" w:after="0" w:afterAutospacing="0"/>
-        <w:jc w:val="both"/>
-        <w:rPr>
-          <w:rStyle w:val="apple-converted-space"/>
-          <w:color w:val="000000"/>
-          <w:sz w:val="28"/>
-          <w:szCs w:val="28"/>
-          <w:lang w:val="ru-RU"/>
-        </w:rPr>
-      </w:pPr>
-      <w:r>
-        <w:rPr>
-          <w:rStyle w:val="apple-converted-space"/>
-          <w:noProof/>
-          <w:color w:val="000000"/>
-          <w:sz w:val="28"/>
-          <w:szCs w:val="28"/>
-          <w:lang w:val="ru-RU" w:eastAsia="ru-RU"/>
-        </w:rPr>
-        <w:drawing>
-          <wp:inline distT="0" distB="0" distL="0" distR="0" wp14:anchorId="5C20C10D" wp14:editId="0C903231">
-            <wp:extent cx="3486637" cy="1981477"/>
-            <wp:effectExtent l="114300" t="114300" r="114300" b="152400"/>
-            <wp:docPr id="31" name="Рисунок 31"/>
-            <wp:cNvGraphicFramePr>
-              <a:graphicFrameLocks xmlns:a="http://schemas.openxmlformats.org/drawingml/2006/main" noChangeAspect="1"/>
-            </wp:cNvGraphicFramePr>
-            <a:graphic xmlns:a="http://schemas.openxmlformats.org/drawingml/2006/main">
-              <a:graphicData uri="http://schemas.openxmlformats.org/drawingml/2006/picture">
-                <pic:pic xmlns:pic="http://schemas.openxmlformats.org/drawingml/2006/picture">
-                  <pic:nvPicPr>
-                    <pic:cNvPr id="1" name=""/>
-                    <pic:cNvPicPr/>
-                  </pic:nvPicPr>
-                  <pic:blipFill>
-                    <a:blip r:embed="rId13"/>
-                    <a:stretch>
-                      <a:fillRect/>
-                    </a:stretch>
-                  </pic:blipFill>
-                  <pic:spPr>
-                    <a:xfrm>
-                      <a:off x="0" y="0"/>
-                      <a:ext cx="3486637" cy="1981477"/>
+                      <a:ext cx="1773831" cy="1005487"/>
                     </a:xfrm>
                     <a:prstGeom prst="rect">
                       <a:avLst/>
@@ -1821,18 +1959,110 @@
       <w:r>
         <w:rPr>
           <w:rStyle w:val="apple-converted-space"/>
-          <w:noProof/>
-          <w:color w:val="000000"/>
-          <w:sz w:val="28"/>
-          <w:szCs w:val="28"/>
-          <w:lang w:val="ru-RU" w:eastAsia="ru-RU"/>
+          <w:color w:val="000000"/>
+          <w:sz w:val="28"/>
+          <w:szCs w:val="28"/>
+          <w:lang w:val="ru-RU"/>
+        </w:rPr>
+        <w:drawing>
+          <wp:inline distT="0" distB="0" distL="0" distR="0" wp14:anchorId="7AEE1EBD" wp14:editId="4D732817">
+            <wp:extent cx="4465955" cy="1954154"/>
+            <wp:effectExtent l="0" t="0" r="0" b="8255"/>
+            <wp:docPr id="15" name="Рисунок 15"/>
+            <wp:cNvGraphicFramePr>
+              <a:graphicFrameLocks xmlns:a="http://schemas.openxmlformats.org/drawingml/2006/main" noChangeAspect="1"/>
+            </wp:cNvGraphicFramePr>
+            <a:graphic xmlns:a="http://schemas.openxmlformats.org/drawingml/2006/main">
+              <a:graphicData uri="http://schemas.openxmlformats.org/drawingml/2006/picture">
+                <pic:pic xmlns:pic="http://schemas.openxmlformats.org/drawingml/2006/picture">
+                  <pic:nvPicPr>
+                    <pic:cNvPr id="1" name=""/>
+                    <pic:cNvPicPr/>
+                  </pic:nvPicPr>
+                  <pic:blipFill>
+                    <a:blip r:embed="rId13"/>
+                    <a:stretch>
+                      <a:fillRect/>
+                    </a:stretch>
+                  </pic:blipFill>
+                  <pic:spPr>
+                    <a:xfrm>
+                      <a:off x="0" y="0"/>
+                      <a:ext cx="4471029" cy="1956374"/>
+                    </a:xfrm>
+                    <a:prstGeom prst="rect">
+                      <a:avLst/>
+                    </a:prstGeom>
+                  </pic:spPr>
+                </pic:pic>
+              </a:graphicData>
+            </a:graphic>
+          </wp:inline>
+        </w:drawing>
+      </w:r>
+    </w:p>
+    <w:p>
+      <w:pPr>
+        <w:pStyle w:val="zfr3q"/>
+        <w:spacing w:before="0" w:beforeAutospacing="0" w:after="0" w:afterAutospacing="0"/>
+        <w:jc w:val="both"/>
+        <w:rPr>
+          <w:rStyle w:val="apple-converted-space"/>
+          <w:color w:val="000000"/>
+          <w:sz w:val="28"/>
+          <w:szCs w:val="28"/>
+          <w:lang w:val="ru-RU"/>
+        </w:rPr>
+      </w:pPr>
+      <w:r>
+        <w:rPr>
+          <w:rStyle w:val="apple-converted-space"/>
+          <w:color w:val="000000"/>
+          <w:sz w:val="28"/>
+          <w:szCs w:val="28"/>
+          <w:lang w:val="ru-RU"/>
         </w:rPr>
         <w:lastRenderedPageBreak/>
+        <w:t>Зашифрованный файл:</w:t>
+      </w:r>
+    </w:p>
+    <w:p>
+      <w:pPr>
+        <w:pStyle w:val="zfr3q"/>
+        <w:spacing w:before="0" w:beforeAutospacing="0" w:after="0" w:afterAutospacing="0"/>
+        <w:jc w:val="both"/>
+        <w:rPr>
+          <w:rStyle w:val="apple-converted-space"/>
+          <w:color w:val="000000"/>
+          <w:sz w:val="28"/>
+          <w:szCs w:val="28"/>
+          <w:lang w:val="ru-RU"/>
+        </w:rPr>
+      </w:pPr>
+    </w:p>
+    <w:p>
+      <w:pPr>
+        <w:pStyle w:val="zfr3q"/>
+        <w:spacing w:before="0" w:beforeAutospacing="0" w:after="0" w:afterAutospacing="0"/>
+        <w:rPr>
+          <w:rStyle w:val="apple-converted-space"/>
+          <w:color w:val="000000"/>
+          <w:sz w:val="28"/>
+          <w:szCs w:val="28"/>
+        </w:rPr>
+      </w:pPr>
+      <w:r>
+        <w:rPr>
+          <w:rStyle w:val="apple-converted-space"/>
+          <w:color w:val="000000"/>
+          <w:sz w:val="28"/>
+          <w:szCs w:val="28"/>
+        </w:rPr>
         <w:drawing>
-          <wp:inline distT="0" distB="0" distL="0" distR="0" wp14:anchorId="63350645" wp14:editId="3591D843">
-            <wp:extent cx="4433337" cy="2696308"/>
-            <wp:effectExtent l="0" t="0" r="5715" b="8890"/>
-            <wp:docPr id="30" name="Рисунок 30"/>
+          <wp:inline distT="0" distB="0" distL="0" distR="0" wp14:anchorId="47DA9FA2" wp14:editId="30104359">
+            <wp:extent cx="4768331" cy="2202180"/>
+            <wp:effectExtent l="0" t="0" r="0" b="7620"/>
+            <wp:docPr id="18" name="Рисунок 18"/>
             <wp:cNvGraphicFramePr>
               <a:graphicFrameLocks xmlns:a="http://schemas.openxmlformats.org/drawingml/2006/main" noChangeAspect="1"/>
             </wp:cNvGraphicFramePr>
@@ -1852,7 +2082,7 @@
                   <pic:spPr>
                     <a:xfrm>
                       <a:off x="0" y="0"/>
-                      <a:ext cx="4446009" cy="2704015"/>
+                      <a:ext cx="4769913" cy="2202911"/>
                     </a:xfrm>
                     <a:prstGeom prst="rect">
                       <a:avLst/>
@@ -1869,13 +2099,13 @@
       <w:pPr>
         <w:pStyle w:val="zfr3q"/>
         <w:spacing w:before="0" w:beforeAutospacing="0" w:after="0" w:afterAutospacing="0"/>
-        <w:jc w:val="center"/>
-        <w:rPr>
-          <w:rStyle w:val="apple-converted-space"/>
-          <w:color w:val="000000"/>
-          <w:sz w:val="28"/>
-          <w:szCs w:val="28"/>
-          <w:lang w:val="ru-RU"/>
+        <w:ind w:firstLine="709"/>
+        <w:jc w:val="both"/>
+        <w:rPr>
+          <w:rStyle w:val="apple-converted-space"/>
+          <w:color w:val="000000"/>
+          <w:sz w:val="28"/>
+          <w:szCs w:val="28"/>
         </w:rPr>
       </w:pPr>
     </w:p>
@@ -1900,13 +2130,14 @@
           <w:szCs w:val="28"/>
           <w:lang w:val="ru-RU"/>
         </w:rPr>
-        <w:t>Зашифрованный файл:</w:t>
+        <w:t>Дешифрование:</w:t>
       </w:r>
     </w:p>
     <w:p>
       <w:pPr>
         <w:pStyle w:val="zfr3q"/>
         <w:spacing w:before="0" w:beforeAutospacing="0" w:after="0" w:afterAutospacing="0"/>
+        <w:ind w:firstLine="709"/>
         <w:jc w:val="both"/>
         <w:rPr>
           <w:rStyle w:val="apple-converted-space"/>
@@ -1926,22 +2157,22 @@
           <w:color w:val="000000"/>
           <w:sz w:val="28"/>
           <w:szCs w:val="28"/>
-        </w:rPr>
-      </w:pPr>
-      <w:r>
-        <w:rPr>
-          <w:rStyle w:val="apple-converted-space"/>
-          <w:noProof/>
-          <w:color w:val="000000"/>
-          <w:sz w:val="28"/>
-          <w:szCs w:val="28"/>
-          <w:lang w:val="ru-RU" w:eastAsia="ru-RU"/>
+          <w:lang w:val="ru-RU"/>
+        </w:rPr>
+      </w:pPr>
+      <w:r>
+        <w:rPr>
+          <w:rStyle w:val="apple-converted-space"/>
+          <w:color w:val="000000"/>
+          <w:sz w:val="28"/>
+          <w:szCs w:val="28"/>
+          <w:lang w:val="ru-RU"/>
         </w:rPr>
         <w:drawing>
-          <wp:inline distT="0" distB="0" distL="0" distR="0" wp14:anchorId="7B53B1A0" wp14:editId="039BA00F">
-            <wp:extent cx="4636477" cy="1925174"/>
-            <wp:effectExtent l="0" t="0" r="0" b="0"/>
-            <wp:docPr id="2" name="Рисунок 2"/>
+          <wp:inline distT="0" distB="0" distL="0" distR="0" wp14:anchorId="7267E529" wp14:editId="2109EBF0">
+            <wp:extent cx="5939790" cy="2124710"/>
+            <wp:effectExtent l="0" t="0" r="3810" b="8890"/>
+            <wp:docPr id="19" name="Рисунок 19"/>
             <wp:cNvGraphicFramePr>
               <a:graphicFrameLocks xmlns:a="http://schemas.openxmlformats.org/drawingml/2006/main" noChangeAspect="1"/>
             </wp:cNvGraphicFramePr>
@@ -1961,7 +2192,7 @@
                   <pic:spPr>
                     <a:xfrm>
                       <a:off x="0" y="0"/>
-                      <a:ext cx="4648329" cy="1930095"/>
+                      <a:ext cx="5939790" cy="2124710"/>
                     </a:xfrm>
                     <a:prstGeom prst="rect">
                       <a:avLst/>
@@ -1978,38 +2209,24 @@
       <w:pPr>
         <w:pStyle w:val="zfr3q"/>
         <w:spacing w:before="0" w:beforeAutospacing="0" w:after="0" w:afterAutospacing="0"/>
-        <w:ind w:firstLine="709"/>
         <w:jc w:val="both"/>
         <w:rPr>
           <w:rStyle w:val="apple-converted-space"/>
           <w:color w:val="000000"/>
           <w:sz w:val="28"/>
           <w:szCs w:val="28"/>
-        </w:rPr>
-      </w:pPr>
-    </w:p>
-    <w:p>
-      <w:pPr>
-        <w:pStyle w:val="zfr3q"/>
-        <w:spacing w:before="0" w:beforeAutospacing="0" w:after="0" w:afterAutospacing="0"/>
-        <w:jc w:val="both"/>
-        <w:rPr>
-          <w:rStyle w:val="apple-converted-space"/>
-          <w:color w:val="000000"/>
-          <w:sz w:val="28"/>
-          <w:szCs w:val="28"/>
-          <w:lang w:val="ru-RU"/>
-        </w:rPr>
-      </w:pPr>
-      <w:r>
-        <w:rPr>
-          <w:rStyle w:val="apple-converted-space"/>
-          <w:color w:val="000000"/>
-          <w:sz w:val="28"/>
-          <w:szCs w:val="28"/>
-          <w:lang w:val="ru-RU"/>
-        </w:rPr>
-        <w:t>Дешифрование:</w:t>
+          <w:lang w:val="ru-RU"/>
+        </w:rPr>
+      </w:pPr>
+      <w:r>
+        <w:rPr>
+          <w:rStyle w:val="apple-converted-space"/>
+          <w:color w:val="000000"/>
+          <w:sz w:val="28"/>
+          <w:szCs w:val="28"/>
+          <w:lang w:val="ru-RU"/>
+        </w:rPr>
+        <w:t>Расшифрованный файл:</w:t>
       </w:r>
     </w:p>
     <w:p>
@@ -2031,28 +2248,28 @@
       <w:pPr>
         <w:pStyle w:val="zfr3q"/>
         <w:spacing w:before="0" w:beforeAutospacing="0" w:after="0" w:afterAutospacing="0"/>
-        <w:rPr>
-          <w:rStyle w:val="apple-converted-space"/>
-          <w:color w:val="000000"/>
-          <w:sz w:val="28"/>
-          <w:szCs w:val="28"/>
-          <w:lang w:val="ru-RU"/>
-        </w:rPr>
-      </w:pPr>
-      <w:r>
-        <w:rPr>
-          <w:rStyle w:val="apple-converted-space"/>
-          <w:noProof/>
-          <w:color w:val="000000"/>
-          <w:sz w:val="28"/>
-          <w:szCs w:val="28"/>
-          <w:lang w:val="ru-RU" w:eastAsia="ru-RU"/>
+        <w:jc w:val="both"/>
+        <w:rPr>
+          <w:rStyle w:val="apple-converted-space"/>
+          <w:color w:val="000000"/>
+          <w:sz w:val="28"/>
+          <w:szCs w:val="28"/>
+          <w:lang w:val="ru-RU"/>
+        </w:rPr>
+      </w:pPr>
+      <w:r>
+        <w:rPr>
+          <w:rStyle w:val="a5"/>
+          <w:color w:val="000000"/>
+          <w:sz w:val="28"/>
+          <w:szCs w:val="28"/>
+          <w:lang w:val="ru-RU"/>
         </w:rPr>
         <w:drawing>
-          <wp:inline distT="0" distB="0" distL="0" distR="0" wp14:anchorId="2393CA05" wp14:editId="7441EB43">
-            <wp:extent cx="4466492" cy="2600440"/>
-            <wp:effectExtent l="0" t="0" r="0" b="0"/>
-            <wp:docPr id="4" name="Рисунок 4"/>
+          <wp:inline distT="0" distB="0" distL="0" distR="0" wp14:anchorId="22C479AE" wp14:editId="667CBEC2">
+            <wp:extent cx="1767840" cy="1002091"/>
+            <wp:effectExtent l="114300" t="114300" r="137160" b="140970"/>
+            <wp:docPr id="20" name="Рисунок 20"/>
             <wp:cNvGraphicFramePr>
               <a:graphicFrameLocks xmlns:a="http://schemas.openxmlformats.org/drawingml/2006/main" noChangeAspect="1"/>
             </wp:cNvGraphicFramePr>
@@ -2064,7 +2281,7 @@
                     <pic:cNvPicPr/>
                   </pic:nvPicPr>
                   <pic:blipFill>
-                    <a:blip r:embed="rId16"/>
+                    <a:blip r:embed="rId12"/>
                     <a:stretch>
                       <a:fillRect/>
                     </a:stretch>
@@ -2072,106 +2289,7 @@
                   <pic:spPr>
                     <a:xfrm>
                       <a:off x="0" y="0"/>
-                      <a:ext cx="4490752" cy="2614564"/>
-                    </a:xfrm>
-                    <a:prstGeom prst="rect">
-                      <a:avLst/>
-                    </a:prstGeom>
-                  </pic:spPr>
-                </pic:pic>
-              </a:graphicData>
-            </a:graphic>
-          </wp:inline>
-        </w:drawing>
-      </w:r>
-    </w:p>
-    <w:p>
-      <w:pPr>
-        <w:pStyle w:val="zfr3q"/>
-        <w:spacing w:before="0" w:beforeAutospacing="0" w:after="0" w:afterAutospacing="0"/>
-        <w:jc w:val="both"/>
-        <w:rPr>
-          <w:rStyle w:val="apple-converted-space"/>
-          <w:color w:val="000000"/>
-          <w:sz w:val="28"/>
-          <w:szCs w:val="28"/>
-          <w:lang w:val="ru-RU"/>
-        </w:rPr>
-      </w:pPr>
-      <w:r>
-        <w:rPr>
-          <w:rStyle w:val="apple-converted-space"/>
-          <w:color w:val="000000"/>
-          <w:sz w:val="28"/>
-          <w:szCs w:val="28"/>
-          <w:lang w:val="ru-RU"/>
-        </w:rPr>
-        <w:t>Расшифрованный файл:</w:t>
-      </w:r>
-    </w:p>
-    <w:p>
-      <w:pPr>
-        <w:pStyle w:val="zfr3q"/>
-        <w:spacing w:before="0" w:beforeAutospacing="0" w:after="0" w:afterAutospacing="0"/>
-        <w:ind w:firstLine="709"/>
-        <w:jc w:val="both"/>
-        <w:rPr>
-          <w:rStyle w:val="apple-converted-space"/>
-          <w:color w:val="000000"/>
-          <w:sz w:val="28"/>
-          <w:szCs w:val="28"/>
-          <w:lang w:val="ru-RU"/>
-        </w:rPr>
-      </w:pPr>
-    </w:p>
-    <w:p>
-      <w:pPr>
-        <w:pStyle w:val="zfr3q"/>
-        <w:spacing w:before="0" w:beforeAutospacing="0" w:after="0" w:afterAutospacing="0"/>
-        <w:jc w:val="both"/>
-        <w:rPr>
-          <w:rStyle w:val="apple-converted-space"/>
-          <w:color w:val="000000"/>
-          <w:sz w:val="28"/>
-          <w:szCs w:val="28"/>
-          <w:lang w:val="ru-RU"/>
-        </w:rPr>
-      </w:pPr>
-      <w:r>
-        <w:rPr>
-          <w:rStyle w:val="apple-converted-space"/>
-          <w:noProof/>
-          <w:color w:val="000000"/>
-          <w:sz w:val="28"/>
-          <w:szCs w:val="28"/>
-          <w:lang w:val="ru-RU" w:eastAsia="ru-RU"/>
-        </w:rPr>
-        <w:lastRenderedPageBreak/>
-        <w:drawing>
-          <wp:inline distT="0" distB="0" distL="0" distR="0" wp14:anchorId="5A535A1B" wp14:editId="511E6280">
-            <wp:extent cx="1512277" cy="549303"/>
-            <wp:effectExtent l="133350" t="114300" r="126365" b="155575"/>
-            <wp:docPr id="3" name="Рисунок 3"/>
-            <wp:cNvGraphicFramePr>
-              <a:graphicFrameLocks xmlns:a="http://schemas.openxmlformats.org/drawingml/2006/main" noChangeAspect="1"/>
-            </wp:cNvGraphicFramePr>
-            <a:graphic xmlns:a="http://schemas.openxmlformats.org/drawingml/2006/main">
-              <a:graphicData uri="http://schemas.openxmlformats.org/drawingml/2006/picture">
-                <pic:pic xmlns:pic="http://schemas.openxmlformats.org/drawingml/2006/picture">
-                  <pic:nvPicPr>
-                    <pic:cNvPr id="1" name=""/>
-                    <pic:cNvPicPr/>
-                  </pic:nvPicPr>
-                  <pic:blipFill>
-                    <a:blip r:embed="rId17"/>
-                    <a:stretch>
-                      <a:fillRect/>
-                    </a:stretch>
-                  </pic:blipFill>
-                  <pic:spPr>
-                    <a:xfrm>
-                      <a:off x="0" y="0"/>
-                      <a:ext cx="1520596" cy="552325"/>
+                      <a:ext cx="1773831" cy="1005487"/>
                     </a:xfrm>
                     <a:prstGeom prst="rect">
                       <a:avLst/>
@@ -2325,114 +2443,125 @@
           <w:szCs w:val="28"/>
           <w:lang w:val="ru-RU"/>
         </w:rPr>
-        <w:t xml:space="preserve"> = 4</w:t>
-      </w:r>
-      <w:r>
-        <w:rPr>
-          <w:rStyle w:val="apple-converted-space"/>
-          <w:color w:val="000000"/>
-          <w:sz w:val="28"/>
-          <w:szCs w:val="28"/>
+        <w:t xml:space="preserve"> = 19</w:t>
+      </w:r>
+      <w:r>
+        <w:rPr>
+          <w:rStyle w:val="apple-converted-space"/>
+          <w:color w:val="000000"/>
+          <w:sz w:val="28"/>
+          <w:szCs w:val="28"/>
+          <w:lang w:val="ru-RU"/>
+        </w:rPr>
+        <w:t>,</w:t>
+      </w:r>
+      <w:r>
+        <w:rPr>
+          <w:rStyle w:val="apple-converted-space"/>
+          <w:color w:val="000000"/>
+          <w:sz w:val="28"/>
+          <w:szCs w:val="28"/>
+          <w:lang w:val="ru-RU"/>
+        </w:rPr>
+        <w:t xml:space="preserve"> </w:t>
+      </w:r>
+      <w:r>
+        <w:rPr>
+          <w:rStyle w:val="apple-converted-space"/>
+          <w:color w:val="000000"/>
+          <w:sz w:val="28"/>
+          <w:szCs w:val="28"/>
+        </w:rPr>
+        <w:t>Q</w:t>
+      </w:r>
+      <w:r>
+        <w:rPr>
+          <w:rStyle w:val="apple-converted-space"/>
+          <w:color w:val="000000"/>
+          <w:sz w:val="28"/>
+          <w:szCs w:val="28"/>
+          <w:lang w:val="ru-RU"/>
+        </w:rPr>
+        <w:t xml:space="preserve"> = </w:t>
+      </w:r>
+      <w:r>
+        <w:rPr>
+          <w:rStyle w:val="apple-converted-space"/>
+          <w:color w:val="000000"/>
+          <w:sz w:val="28"/>
+          <w:szCs w:val="28"/>
+          <w:lang w:val="ru-RU"/>
+        </w:rPr>
+        <w:t>3</w:t>
+      </w:r>
+      <w:r>
+        <w:rPr>
+          <w:rStyle w:val="apple-converted-space"/>
+          <w:color w:val="000000"/>
+          <w:sz w:val="28"/>
+          <w:szCs w:val="28"/>
+          <w:lang w:val="ru-RU"/>
+        </w:rPr>
+        <w:t>52</w:t>
+      </w:r>
+      <w:r>
+        <w:rPr>
+          <w:rStyle w:val="apple-converted-space"/>
+          <w:color w:val="000000"/>
+          <w:sz w:val="28"/>
+          <w:szCs w:val="28"/>
+          <w:lang w:val="ru-RU"/>
+        </w:rPr>
+        <w:t>7,</w:t>
+      </w:r>
+      <w:r>
+        <w:rPr>
+          <w:rStyle w:val="apple-converted-space"/>
+          <w:color w:val="000000"/>
+          <w:sz w:val="28"/>
+          <w:szCs w:val="28"/>
+          <w:lang w:val="ru-RU"/>
+        </w:rPr>
+        <w:t xml:space="preserve"> </w:t>
+      </w:r>
+      <w:r>
+        <w:rPr>
+          <w:rStyle w:val="apple-converted-space"/>
+          <w:color w:val="000000"/>
+          <w:sz w:val="28"/>
+          <w:szCs w:val="28"/>
+        </w:rPr>
+        <w:t>b</w:t>
+      </w:r>
+      <w:r>
+        <w:rPr>
+          <w:rStyle w:val="apple-converted-space"/>
+          <w:color w:val="000000"/>
+          <w:sz w:val="28"/>
+          <w:szCs w:val="28"/>
+          <w:lang w:val="ru-RU"/>
+        </w:rPr>
+        <w:t xml:space="preserve"> = </w:t>
+      </w:r>
+      <w:r>
+        <w:rPr>
+          <w:rStyle w:val="apple-converted-space"/>
+          <w:color w:val="000000"/>
+          <w:sz w:val="28"/>
+          <w:szCs w:val="28"/>
+          <w:lang w:val="ru-RU"/>
+        </w:rPr>
+        <w:t>9</w:t>
+      </w:r>
+      <w:r>
+        <w:rPr>
+          <w:rStyle w:val="apple-converted-space"/>
+          <w:color w:val="000000"/>
+          <w:sz w:val="28"/>
+          <w:szCs w:val="28"/>
+          <w:lang w:val="ru-RU"/>
         </w:rPr>
         <w:t>7</w:t>
-      </w:r>
-      <w:r>
-        <w:rPr>
-          <w:rStyle w:val="apple-converted-space"/>
-          <w:color w:val="000000"/>
-          <w:sz w:val="28"/>
-          <w:szCs w:val="28"/>
-          <w:lang w:val="ru-RU"/>
-        </w:rPr>
-        <w:t>,</w:t>
-      </w:r>
-      <w:r>
-        <w:rPr>
-          <w:rStyle w:val="apple-converted-space"/>
-          <w:color w:val="000000"/>
-          <w:sz w:val="28"/>
-          <w:szCs w:val="28"/>
-          <w:lang w:val="ru-RU"/>
-        </w:rPr>
-        <w:t xml:space="preserve"> </w:t>
-      </w:r>
-      <w:r>
-        <w:rPr>
-          <w:rStyle w:val="apple-converted-space"/>
-          <w:color w:val="000000"/>
-          <w:sz w:val="28"/>
-          <w:szCs w:val="28"/>
-        </w:rPr>
-        <w:t>Q</w:t>
-      </w:r>
-      <w:r>
-        <w:rPr>
-          <w:rStyle w:val="apple-converted-space"/>
-          <w:color w:val="000000"/>
-          <w:sz w:val="28"/>
-          <w:szCs w:val="28"/>
-          <w:lang w:val="ru-RU"/>
-        </w:rPr>
-        <w:t xml:space="preserve"> = </w:t>
-      </w:r>
-      <w:r>
-        <w:rPr>
-          <w:rStyle w:val="apple-converted-space"/>
-          <w:color w:val="000000"/>
-          <w:sz w:val="28"/>
-          <w:szCs w:val="28"/>
-          <w:lang w:val="ru-RU"/>
-        </w:rPr>
-        <w:t>3</w:t>
-      </w:r>
-      <w:r>
-        <w:rPr>
-          <w:rStyle w:val="apple-converted-space"/>
-          <w:color w:val="000000"/>
-          <w:sz w:val="28"/>
-          <w:szCs w:val="28"/>
-          <w:lang w:val="ru-RU"/>
-        </w:rPr>
-        <w:t>7,</w:t>
-      </w:r>
-      <w:r>
-        <w:rPr>
-          <w:rStyle w:val="apple-converted-space"/>
-          <w:color w:val="000000"/>
-          <w:sz w:val="28"/>
-          <w:szCs w:val="28"/>
-          <w:lang w:val="ru-RU"/>
-        </w:rPr>
-        <w:t xml:space="preserve"> </w:t>
-      </w:r>
-      <w:r>
-        <w:rPr>
-          <w:rStyle w:val="apple-converted-space"/>
-          <w:color w:val="000000"/>
-          <w:sz w:val="28"/>
-          <w:szCs w:val="28"/>
-        </w:rPr>
-        <w:t>D</w:t>
-      </w:r>
-      <w:r>
-        <w:rPr>
-          <w:rStyle w:val="apple-converted-space"/>
-          <w:color w:val="000000"/>
-          <w:sz w:val="28"/>
-          <w:szCs w:val="28"/>
-          <w:lang w:val="ru-RU"/>
-        </w:rPr>
-        <w:t xml:space="preserve"> = </w:t>
-      </w:r>
-      <w:r>
-        <w:rPr>
-          <w:rStyle w:val="apple-converted-space"/>
-          <w:color w:val="000000"/>
-          <w:sz w:val="28"/>
-          <w:szCs w:val="28"/>
-          <w:lang w:val="ru-RU"/>
-        </w:rPr>
-        <w:t>29</w:t>
       </w:r>
     </w:p>
     <w:p>
@@ -2490,6 +2619,102 @@
       <w:r>
         <w:rPr>
           <w:rStyle w:val="apple-converted-space"/>
+          <w:color w:val="000000"/>
+          <w:sz w:val="28"/>
+          <w:szCs w:val="28"/>
+          <w:lang w:val="ru-RU"/>
+        </w:rPr>
+        <w:drawing>
+          <wp:inline distT="0" distB="0" distL="0" distR="0" wp14:anchorId="78CF4B0C" wp14:editId="75FF61DB">
+            <wp:extent cx="1645033" cy="830580"/>
+            <wp:effectExtent l="0" t="0" r="0" b="7620"/>
+            <wp:docPr id="21" name="Рисунок 21"/>
+            <wp:cNvGraphicFramePr>
+              <a:graphicFrameLocks xmlns:a="http://schemas.openxmlformats.org/drawingml/2006/main" noChangeAspect="1"/>
+            </wp:cNvGraphicFramePr>
+            <a:graphic xmlns:a="http://schemas.openxmlformats.org/drawingml/2006/main">
+              <a:graphicData uri="http://schemas.openxmlformats.org/drawingml/2006/picture">
+                <pic:pic xmlns:pic="http://schemas.openxmlformats.org/drawingml/2006/picture">
+                  <pic:nvPicPr>
+                    <pic:cNvPr id="1" name=""/>
+                    <pic:cNvPicPr/>
+                  </pic:nvPicPr>
+                  <pic:blipFill>
+                    <a:blip r:embed="rId16"/>
+                    <a:stretch>
+                      <a:fillRect/>
+                    </a:stretch>
+                  </pic:blipFill>
+                  <pic:spPr>
+                    <a:xfrm>
+                      <a:off x="0" y="0"/>
+                      <a:ext cx="1648200" cy="832179"/>
+                    </a:xfrm>
+                    <a:prstGeom prst="rect">
+                      <a:avLst/>
+                    </a:prstGeom>
+                  </pic:spPr>
+                </pic:pic>
+              </a:graphicData>
+            </a:graphic>
+          </wp:inline>
+        </w:drawing>
+      </w:r>
+    </w:p>
+    <w:p>
+      <w:pPr>
+        <w:pStyle w:val="zfr3q"/>
+        <w:spacing w:before="0" w:beforeAutospacing="0" w:after="0" w:afterAutospacing="0"/>
+        <w:jc w:val="both"/>
+        <w:rPr>
+          <w:rStyle w:val="apple-converted-space"/>
+          <w:color w:val="000000"/>
+          <w:sz w:val="28"/>
+          <w:szCs w:val="28"/>
+          <w:lang w:val="ru-RU"/>
+        </w:rPr>
+      </w:pPr>
+      <w:r>
+        <w:rPr>
+          <w:rStyle w:val="apple-converted-space"/>
+          <w:color w:val="000000"/>
+          <w:sz w:val="28"/>
+          <w:szCs w:val="28"/>
+          <w:lang w:val="ru-RU"/>
+        </w:rPr>
+        <w:lastRenderedPageBreak/>
+        <w:t>Результат работы программы:</w:t>
+      </w:r>
+    </w:p>
+    <w:p>
+      <w:pPr>
+        <w:pStyle w:val="zfr3q"/>
+        <w:spacing w:before="0" w:beforeAutospacing="0" w:after="0" w:afterAutospacing="0"/>
+        <w:ind w:firstLine="709"/>
+        <w:jc w:val="both"/>
+        <w:rPr>
+          <w:rStyle w:val="apple-converted-space"/>
+          <w:color w:val="000000"/>
+          <w:sz w:val="28"/>
+          <w:szCs w:val="28"/>
+          <w:lang w:val="ru-RU"/>
+        </w:rPr>
+      </w:pPr>
+    </w:p>
+    <w:p>
+      <w:pPr>
+        <w:pStyle w:val="zfr3q"/>
+        <w:spacing w:before="0" w:beforeAutospacing="0" w:after="0" w:afterAutospacing="0"/>
+        <w:rPr>
+          <w:rStyle w:val="apple-converted-space"/>
+          <w:color w:val="000000"/>
+          <w:sz w:val="28"/>
+          <w:szCs w:val="28"/>
+        </w:rPr>
+      </w:pPr>
+      <w:r>
+        <w:rPr>
+          <w:rStyle w:val="apple-converted-space"/>
           <w:noProof/>
           <w:color w:val="000000"/>
           <w:sz w:val="28"/>
@@ -2497,10 +2722,106 @@
           <w:lang w:val="ru-RU" w:eastAsia="ru-RU"/>
         </w:rPr>
         <w:drawing>
-          <wp:inline distT="0" distB="0" distL="0" distR="0" wp14:anchorId="342CCA6F" wp14:editId="71113A12">
-            <wp:extent cx="1699846" cy="899919"/>
-            <wp:effectExtent l="0" t="0" r="0" b="0"/>
-            <wp:docPr id="5" name="Рисунок 5"/>
+          <wp:inline distT="0" distB="0" distL="0" distR="0" wp14:anchorId="63780245" wp14:editId="3C5F1E5B">
+            <wp:extent cx="5939790" cy="2181860"/>
+            <wp:effectExtent l="0" t="0" r="3810" b="8890"/>
+            <wp:docPr id="22" name="Рисунок 22"/>
+            <wp:cNvGraphicFramePr>
+              <a:graphicFrameLocks xmlns:a="http://schemas.openxmlformats.org/drawingml/2006/main" noChangeAspect="1"/>
+            </wp:cNvGraphicFramePr>
+            <a:graphic xmlns:a="http://schemas.openxmlformats.org/drawingml/2006/main">
+              <a:graphicData uri="http://schemas.openxmlformats.org/drawingml/2006/picture">
+                <pic:pic xmlns:pic="http://schemas.openxmlformats.org/drawingml/2006/picture">
+                  <pic:nvPicPr>
+                    <pic:cNvPr id="1" name=""/>
+                    <pic:cNvPicPr/>
+                  </pic:nvPicPr>
+                  <pic:blipFill>
+                    <a:blip r:embed="rId17"/>
+                    <a:stretch>
+                      <a:fillRect/>
+                    </a:stretch>
+                  </pic:blipFill>
+                  <pic:spPr>
+                    <a:xfrm>
+                      <a:off x="0" y="0"/>
+                      <a:ext cx="5939790" cy="2181860"/>
+                    </a:xfrm>
+                    <a:prstGeom prst="rect">
+                      <a:avLst/>
+                    </a:prstGeom>
+                  </pic:spPr>
+                </pic:pic>
+              </a:graphicData>
+            </a:graphic>
+          </wp:inline>
+        </w:drawing>
+      </w:r>
+    </w:p>
+    <w:p>
+      <w:pPr>
+        <w:pStyle w:val="zfr3q"/>
+        <w:spacing w:before="0" w:beforeAutospacing="0" w:after="0" w:afterAutospacing="0"/>
+        <w:jc w:val="center"/>
+        <w:rPr>
+          <w:rStyle w:val="apple-converted-space"/>
+          <w:color w:val="000000"/>
+          <w:sz w:val="28"/>
+          <w:szCs w:val="28"/>
+          <w:lang w:val="ru-RU"/>
+        </w:rPr>
+      </w:pPr>
+    </w:p>
+    <w:p>
+      <w:pPr>
+        <w:pStyle w:val="zfr3q"/>
+        <w:spacing w:before="0" w:beforeAutospacing="0" w:after="0" w:afterAutospacing="0"/>
+        <w:jc w:val="both"/>
+        <w:rPr>
+          <w:rStyle w:val="apple-converted-space"/>
+          <w:color w:val="000000"/>
+          <w:sz w:val="28"/>
+          <w:szCs w:val="28"/>
+          <w:lang w:val="ru-RU"/>
+        </w:rPr>
+      </w:pPr>
+      <w:r>
+        <w:rPr>
+          <w:rStyle w:val="apple-converted-space"/>
+          <w:color w:val="000000"/>
+          <w:sz w:val="28"/>
+          <w:szCs w:val="28"/>
+          <w:lang w:val="ru-RU"/>
+        </w:rPr>
+        <w:t>Зашифрованный файл:</w:t>
+      </w:r>
+    </w:p>
+    <w:p>
+      <w:pPr>
+        <w:pStyle w:val="zfr3q"/>
+        <w:spacing w:before="0" w:beforeAutospacing="0" w:after="0" w:afterAutospacing="0"/>
+        <w:jc w:val="both"/>
+        <w:rPr>
+          <w:rStyle w:val="apple-converted-space"/>
+          <w:color w:val="000000"/>
+          <w:sz w:val="28"/>
+          <w:szCs w:val="28"/>
+          <w:lang w:val="ru-RU"/>
+        </w:rPr>
+      </w:pPr>
+      <w:r>
+        <w:rPr>
+          <w:rStyle w:val="apple-converted-space"/>
+          <w:color w:val="000000"/>
+          <w:sz w:val="28"/>
+          <w:szCs w:val="28"/>
+          <w:lang w:val="ru-RU"/>
+        </w:rPr>
+        <w:drawing>
+          <wp:inline distT="0" distB="0" distL="0" distR="0" wp14:anchorId="14D29E4A" wp14:editId="6B13C89A">
+            <wp:extent cx="4842088" cy="2016760"/>
+            <wp:effectExtent l="0" t="0" r="0" b="2540"/>
+            <wp:docPr id="27" name="Рисунок 27"/>
             <wp:cNvGraphicFramePr>
               <a:graphicFrameLocks xmlns:a="http://schemas.openxmlformats.org/drawingml/2006/main" noChangeAspect="1"/>
             </wp:cNvGraphicFramePr>
@@ -2520,7 +2841,7 @@
                   <pic:spPr>
                     <a:xfrm>
                       <a:off x="0" y="0"/>
-                      <a:ext cx="1710937" cy="905791"/>
+                      <a:ext cx="4845391" cy="2018136"/>
                     </a:xfrm>
                     <a:prstGeom prst="rect">
                       <a:avLst/>
@@ -2537,7 +2858,6 @@
       <w:pPr>
         <w:pStyle w:val="zfr3q"/>
         <w:spacing w:before="0" w:beforeAutospacing="0" w:after="0" w:afterAutospacing="0"/>
-        <w:ind w:firstLine="709"/>
         <w:jc w:val="both"/>
         <w:rPr>
           <w:rStyle w:val="apple-converted-space"/>
@@ -2547,29 +2867,15 @@
           <w:lang w:val="ru-RU"/>
         </w:rPr>
       </w:pPr>
-    </w:p>
-    <w:p>
-      <w:pPr>
-        <w:pStyle w:val="zfr3q"/>
-        <w:spacing w:before="0" w:beforeAutospacing="0" w:after="0" w:afterAutospacing="0"/>
-        <w:jc w:val="both"/>
-        <w:rPr>
-          <w:rStyle w:val="apple-converted-space"/>
-          <w:color w:val="000000"/>
-          <w:sz w:val="28"/>
-          <w:szCs w:val="28"/>
-          <w:lang w:val="ru-RU"/>
-        </w:rPr>
-      </w:pPr>
-      <w:r>
-        <w:rPr>
-          <w:rStyle w:val="apple-converted-space"/>
-          <w:color w:val="000000"/>
-          <w:sz w:val="28"/>
-          <w:szCs w:val="28"/>
-          <w:lang w:val="ru-RU"/>
-        </w:rPr>
-        <w:t>Результат работы программы:</w:t>
+      <w:r>
+        <w:rPr>
+          <w:rStyle w:val="apple-converted-space"/>
+          <w:color w:val="000000"/>
+          <w:sz w:val="28"/>
+          <w:szCs w:val="28"/>
+          <w:lang w:val="ru-RU"/>
+        </w:rPr>
+        <w:t>Дешифрование:</w:t>
       </w:r>
     </w:p>
     <w:p>
@@ -2593,25 +2899,27 @@
         <w:spacing w:before="0" w:beforeAutospacing="0" w:after="0" w:afterAutospacing="0"/>
         <w:rPr>
           <w:rStyle w:val="apple-converted-space"/>
-          <w:color w:val="000000"/>
-          <w:sz w:val="28"/>
-          <w:szCs w:val="28"/>
-        </w:rPr>
-      </w:pPr>
-      <w:r>
-        <w:rPr>
-          <w:rStyle w:val="apple-converted-space"/>
           <w:noProof/>
           <w:color w:val="000000"/>
           <w:sz w:val="28"/>
           <w:szCs w:val="28"/>
-          <w:lang w:val="ru-RU" w:eastAsia="ru-RU"/>
+          <w:lang w:val="ru-RU"/>
+        </w:rPr>
+      </w:pPr>
+      <w:r>
+        <w:rPr>
+          <w:rStyle w:val="apple-converted-space"/>
+          <w:noProof/>
+          <w:color w:val="000000"/>
+          <w:sz w:val="28"/>
+          <w:szCs w:val="28"/>
+          <w:lang w:val="ru-RU"/>
         </w:rPr>
         <w:drawing>
-          <wp:inline distT="0" distB="0" distL="0" distR="0" wp14:anchorId="3CA96685" wp14:editId="2E802254">
-            <wp:extent cx="4700308" cy="2779281"/>
-            <wp:effectExtent l="0" t="0" r="5080" b="2540"/>
-            <wp:docPr id="11" name="Рисунок 11"/>
+          <wp:inline distT="0" distB="0" distL="0" distR="0" wp14:anchorId="57731FA7" wp14:editId="05A42806">
+            <wp:extent cx="5425358" cy="2169795"/>
+            <wp:effectExtent l="0" t="0" r="4445" b="1905"/>
+            <wp:docPr id="29" name="Рисунок 29"/>
             <wp:cNvGraphicFramePr>
               <a:graphicFrameLocks xmlns:a="http://schemas.openxmlformats.org/drawingml/2006/main" noChangeAspect="1"/>
             </wp:cNvGraphicFramePr>
@@ -2631,7 +2939,7 @@
                   <pic:spPr>
                     <a:xfrm>
                       <a:off x="0" y="0"/>
-                      <a:ext cx="4717289" cy="2789322"/>
+                      <a:ext cx="5428199" cy="2170931"/>
                     </a:xfrm>
                     <a:prstGeom prst="rect">
                       <a:avLst/>
@@ -2679,7 +2987,7 @@
           <w:szCs w:val="28"/>
           <w:lang w:val="ru-RU"/>
         </w:rPr>
-        <w:t>Зашифрованный файл:</w:t>
+        <w:t>Расшифрованный файл:</w:t>
       </w:r>
     </w:p>
     <w:p>
@@ -2697,18 +3005,17 @@
       </w:pPr>
       <w:r>
         <w:rPr>
-          <w:rStyle w:val="apple-converted-space"/>
-          <w:noProof/>
-          <w:color w:val="000000"/>
-          <w:sz w:val="28"/>
-          <w:szCs w:val="28"/>
-          <w:lang w:val="ru-RU" w:eastAsia="ru-RU"/>
+          <w:rStyle w:val="a5"/>
+          <w:color w:val="000000"/>
+          <w:sz w:val="28"/>
+          <w:szCs w:val="28"/>
+          <w:lang w:val="ru-RU"/>
         </w:rPr>
         <w:drawing>
-          <wp:inline distT="0" distB="0" distL="0" distR="0" wp14:anchorId="1CDC8329" wp14:editId="362F8EC1">
-            <wp:extent cx="4300557" cy="1916723"/>
-            <wp:effectExtent l="0" t="0" r="5080" b="7620"/>
-            <wp:docPr id="23" name="Рисунок 23"/>
+          <wp:inline distT="0" distB="0" distL="0" distR="0" wp14:anchorId="66F32C10" wp14:editId="19EE4A0A">
+            <wp:extent cx="1645033" cy="830580"/>
+            <wp:effectExtent l="0" t="0" r="0" b="7620"/>
+            <wp:docPr id="32" name="Рисунок 32"/>
             <wp:cNvGraphicFramePr>
               <a:graphicFrameLocks xmlns:a="http://schemas.openxmlformats.org/drawingml/2006/main" noChangeAspect="1"/>
             </wp:cNvGraphicFramePr>
@@ -2720,7 +3027,7 @@
                     <pic:cNvPicPr/>
                   </pic:nvPicPr>
                   <pic:blipFill>
-                    <a:blip r:embed="rId20"/>
+                    <a:blip r:embed="rId16"/>
                     <a:stretch>
                       <a:fillRect/>
                     </a:stretch>
@@ -2728,7 +3035,7 @@
                   <pic:spPr>
                     <a:xfrm>
                       <a:off x="0" y="0"/>
-                      <a:ext cx="4345081" cy="1936567"/>
+                      <a:ext cx="1648200" cy="832179"/>
                     </a:xfrm>
                     <a:prstGeom prst="rect">
                       <a:avLst/>
@@ -2744,6 +3051,49 @@
     <w:p>
       <w:pPr>
         <w:pStyle w:val="zfr3q"/>
+        <w:numPr>
+          <w:ilvl w:val="0"/>
+          <w:numId w:val="12"/>
+        </w:numPr>
+        <w:spacing w:before="0" w:beforeAutospacing="0" w:after="0" w:afterAutospacing="0"/>
+        <w:rPr>
+          <w:rStyle w:val="apple-converted-space"/>
+          <w:b/>
+          <w:bCs/>
+          <w:color w:val="000000"/>
+          <w:sz w:val="28"/>
+          <w:szCs w:val="28"/>
+          <w:lang w:val="ru-RU"/>
+        </w:rPr>
+      </w:pPr>
+      <w:r>
+        <w:rPr>
+          <w:rStyle w:val="apple-converted-space"/>
+          <w:b/>
+          <w:bCs/>
+          <w:color w:val="000000"/>
+          <w:sz w:val="28"/>
+          <w:szCs w:val="28"/>
+          <w:lang w:val="ru-RU"/>
+        </w:rPr>
+        <w:lastRenderedPageBreak/>
+        <w:t>Картинка (</w:t>
+      </w:r>
+      <w:r>
+        <w:rPr>
+          <w:rStyle w:val="apple-converted-space"/>
+          <w:b/>
+          <w:bCs/>
+          <w:color w:val="000000"/>
+          <w:sz w:val="28"/>
+          <w:szCs w:val="28"/>
+        </w:rPr>
+        <w:t>.jpeg)</w:t>
+      </w:r>
+    </w:p>
+    <w:p>
+      <w:pPr>
+        <w:pStyle w:val="zfr3q"/>
         <w:spacing w:before="0" w:beforeAutospacing="0" w:after="0" w:afterAutospacing="0"/>
         <w:jc w:val="both"/>
         <w:rPr>
@@ -2760,9 +3110,136 @@
           <w:color w:val="000000"/>
           <w:sz w:val="28"/>
           <w:szCs w:val="28"/>
-          <w:lang w:val="ru-RU"/>
-        </w:rPr>
-        <w:t>Дешифрование:</w:t>
+        </w:rPr>
+        <w:t xml:space="preserve">P = </w:t>
+      </w:r>
+      <w:r>
+        <w:rPr>
+          <w:rStyle w:val="apple-converted-space"/>
+          <w:color w:val="000000"/>
+          <w:sz w:val="28"/>
+          <w:szCs w:val="28"/>
+          <w:lang w:val="ru-RU"/>
+        </w:rPr>
+        <w:t>2</w:t>
+      </w:r>
+      <w:r>
+        <w:rPr>
+          <w:rStyle w:val="apple-converted-space"/>
+          <w:color w:val="000000"/>
+          <w:sz w:val="28"/>
+          <w:szCs w:val="28"/>
+        </w:rPr>
+        <w:t>3</w:t>
+      </w:r>
+      <w:r>
+        <w:rPr>
+          <w:rStyle w:val="apple-converted-space"/>
+          <w:color w:val="000000"/>
+          <w:sz w:val="28"/>
+          <w:szCs w:val="28"/>
+        </w:rPr>
+        <w:t>,</w:t>
+      </w:r>
+      <w:r>
+        <w:rPr>
+          <w:rStyle w:val="apple-converted-space"/>
+          <w:color w:val="000000"/>
+          <w:sz w:val="28"/>
+          <w:szCs w:val="28"/>
+          <w:lang w:val="ru-RU"/>
+        </w:rPr>
+        <w:t xml:space="preserve"> </w:t>
+      </w:r>
+      <w:r>
+        <w:rPr>
+          <w:rStyle w:val="apple-converted-space"/>
+          <w:color w:val="000000"/>
+          <w:sz w:val="28"/>
+          <w:szCs w:val="28"/>
+        </w:rPr>
+        <w:t xml:space="preserve">Q = </w:t>
+      </w:r>
+      <w:r>
+        <w:rPr>
+          <w:rStyle w:val="apple-converted-space"/>
+          <w:color w:val="000000"/>
+          <w:sz w:val="28"/>
+          <w:szCs w:val="28"/>
+          <w:lang w:val="ru-RU"/>
+        </w:rPr>
+        <w:t>3539</w:t>
+      </w:r>
+      <w:r>
+        <w:rPr>
+          <w:rStyle w:val="apple-converted-space"/>
+          <w:color w:val="000000"/>
+          <w:sz w:val="28"/>
+          <w:szCs w:val="28"/>
+        </w:rPr>
+        <w:t>,</w:t>
+      </w:r>
+      <w:r>
+        <w:rPr>
+          <w:rStyle w:val="apple-converted-space"/>
+          <w:color w:val="000000"/>
+          <w:sz w:val="28"/>
+          <w:szCs w:val="28"/>
+          <w:lang w:val="ru-RU"/>
+        </w:rPr>
+        <w:t xml:space="preserve"> </w:t>
+      </w:r>
+      <w:r>
+        <w:rPr>
+          <w:rStyle w:val="apple-converted-space"/>
+          <w:color w:val="000000"/>
+          <w:sz w:val="28"/>
+          <w:szCs w:val="28"/>
+        </w:rPr>
+        <w:t>b</w:t>
+      </w:r>
+      <w:r>
+        <w:rPr>
+          <w:rStyle w:val="apple-converted-space"/>
+          <w:color w:val="000000"/>
+          <w:sz w:val="28"/>
+          <w:szCs w:val="28"/>
+        </w:rPr>
+        <w:t xml:space="preserve"> = 1</w:t>
+      </w:r>
+      <w:r>
+        <w:rPr>
+          <w:rStyle w:val="apple-converted-space"/>
+          <w:color w:val="000000"/>
+          <w:sz w:val="28"/>
+          <w:szCs w:val="28"/>
+          <w:lang w:val="ru-RU"/>
+        </w:rPr>
+        <w:t>01</w:t>
+      </w:r>
+    </w:p>
+    <w:p>
+      <w:pPr>
+        <w:pStyle w:val="zfr3q"/>
+        <w:spacing w:before="0" w:beforeAutospacing="0" w:after="0" w:afterAutospacing="0"/>
+        <w:jc w:val="both"/>
+        <w:rPr>
+          <w:rStyle w:val="apple-converted-space"/>
+          <w:color w:val="000000"/>
+          <w:sz w:val="28"/>
+          <w:szCs w:val="28"/>
+          <w:lang w:val="ru-RU"/>
+        </w:rPr>
+      </w:pPr>
+      <w:r>
+        <w:rPr>
+          <w:rStyle w:val="apple-converted-space"/>
+          <w:color w:val="000000"/>
+          <w:sz w:val="28"/>
+          <w:szCs w:val="28"/>
+          <w:lang w:val="ru-RU"/>
+        </w:rPr>
+        <w:t>Содержимое файла:</w:t>
       </w:r>
     </w:p>
     <w:p>
@@ -2784,30 +3261,145 @@
       <w:pPr>
         <w:pStyle w:val="zfr3q"/>
         <w:spacing w:before="0" w:beforeAutospacing="0" w:after="0" w:afterAutospacing="0"/>
-        <w:rPr>
-          <w:rStyle w:val="apple-converted-space"/>
+        <w:jc w:val="both"/>
+        <w:rPr>
+          <w:rStyle w:val="apple-converted-space"/>
+          <w:color w:val="000000"/>
+          <w:sz w:val="28"/>
+          <w:szCs w:val="28"/>
+          <w:lang w:val="ru-RU"/>
+        </w:rPr>
+      </w:pPr>
+      <w:r>
+        <w:rPr>
           <w:noProof/>
           <w:color w:val="000000"/>
           <w:sz w:val="28"/>
           <w:szCs w:val="28"/>
-          <w:lang w:val="ru-RU"/>
-        </w:rPr>
-      </w:pPr>
-      <w:r>
-        <w:rPr>
-          <w:rStyle w:val="apple-converted-space"/>
-          <w:noProof/>
-          <w:color w:val="000000"/>
-          <w:sz w:val="28"/>
-          <w:szCs w:val="28"/>
           <w:lang w:val="ru-RU" w:eastAsia="ru-RU"/>
         </w:rPr>
-        <w:lastRenderedPageBreak/>
         <w:drawing>
-          <wp:inline distT="0" distB="0" distL="0" distR="0" wp14:anchorId="36D04BD4" wp14:editId="255B2616">
-            <wp:extent cx="3662418" cy="2198077"/>
-            <wp:effectExtent l="0" t="0" r="0" b="0"/>
-            <wp:docPr id="28" name="Рисунок 28"/>
+          <wp:inline distT="0" distB="0" distL="0" distR="0" wp14:anchorId="71A4CDBB" wp14:editId="7A8AB43C">
+            <wp:extent cx="2156460" cy="2695690"/>
+            <wp:effectExtent l="0" t="0" r="0" b="9525"/>
+            <wp:docPr id="39" name="Рисунок 39"/>
+            <wp:cNvGraphicFramePr>
+              <a:graphicFrameLocks xmlns:a="http://schemas.openxmlformats.org/drawingml/2006/main" noChangeAspect="1"/>
+            </wp:cNvGraphicFramePr>
+            <a:graphic xmlns:a="http://schemas.openxmlformats.org/drawingml/2006/main">
+              <a:graphicData uri="http://schemas.openxmlformats.org/drawingml/2006/picture">
+                <pic:pic xmlns:pic="http://schemas.openxmlformats.org/drawingml/2006/picture">
+                  <pic:nvPicPr>
+                    <pic:cNvPr id="39" name="Cat.jpg"/>
+                    <pic:cNvPicPr/>
+                  </pic:nvPicPr>
+                  <pic:blipFill>
+                    <a:blip r:embed="rId20" cstate="print">
+                      <a:extLst>
+                        <a:ext uri="{28A0092B-C50C-407E-A947-70E740481C1C}">
+                          <a14:useLocalDpi xmlns:a14="http://schemas.microsoft.com/office/drawing/2010/main" val="0"/>
+                        </a:ext>
+                      </a:extLst>
+                    </a:blip>
+                    <a:stretch>
+                      <a:fillRect/>
+                    </a:stretch>
+                  </pic:blipFill>
+                  <pic:spPr>
+                    <a:xfrm>
+                      <a:off x="0" y="0"/>
+                      <a:ext cx="2157366" cy="2696823"/>
+                    </a:xfrm>
+                    <a:prstGeom prst="rect">
+                      <a:avLst/>
+                    </a:prstGeom>
+                  </pic:spPr>
+                </pic:pic>
+              </a:graphicData>
+            </a:graphic>
+          </wp:inline>
+        </w:drawing>
+      </w:r>
+    </w:p>
+    <w:p>
+      <w:pPr>
+        <w:pStyle w:val="zfr3q"/>
+        <w:spacing w:before="0" w:beforeAutospacing="0" w:after="0" w:afterAutospacing="0"/>
+        <w:ind w:firstLine="709"/>
+        <w:jc w:val="both"/>
+        <w:rPr>
+          <w:rStyle w:val="apple-converted-space"/>
+          <w:color w:val="000000"/>
+          <w:sz w:val="28"/>
+          <w:szCs w:val="28"/>
+          <w:lang w:val="ru-RU"/>
+        </w:rPr>
+      </w:pPr>
+    </w:p>
+    <w:p>
+      <w:pPr>
+        <w:pStyle w:val="zfr3q"/>
+        <w:spacing w:before="0" w:beforeAutospacing="0" w:after="0" w:afterAutospacing="0"/>
+        <w:jc w:val="both"/>
+        <w:rPr>
+          <w:rStyle w:val="apple-converted-space"/>
+          <w:color w:val="000000"/>
+          <w:sz w:val="28"/>
+          <w:szCs w:val="28"/>
+          <w:lang w:val="ru-RU"/>
+        </w:rPr>
+      </w:pPr>
+      <w:r>
+        <w:rPr>
+          <w:rStyle w:val="apple-converted-space"/>
+          <w:color w:val="000000"/>
+          <w:sz w:val="28"/>
+          <w:szCs w:val="28"/>
+          <w:lang w:val="ru-RU"/>
+        </w:rPr>
+        <w:t>Результат работы программы:</w:t>
+      </w:r>
+    </w:p>
+    <w:p>
+      <w:pPr>
+        <w:pStyle w:val="zfr3q"/>
+        <w:spacing w:before="0" w:beforeAutospacing="0" w:after="0" w:afterAutospacing="0"/>
+        <w:ind w:firstLine="709"/>
+        <w:jc w:val="both"/>
+        <w:rPr>
+          <w:rStyle w:val="apple-converted-space"/>
+          <w:color w:val="000000"/>
+          <w:sz w:val="28"/>
+          <w:szCs w:val="28"/>
+          <w:lang w:val="ru-RU"/>
+        </w:rPr>
+      </w:pPr>
+    </w:p>
+    <w:p>
+      <w:pPr>
+        <w:pStyle w:val="zfr3q"/>
+        <w:spacing w:before="0" w:beforeAutospacing="0" w:after="0" w:afterAutospacing="0"/>
+        <w:rPr>
+          <w:rStyle w:val="apple-converted-space"/>
+          <w:color w:val="000000"/>
+          <w:sz w:val="28"/>
+          <w:szCs w:val="28"/>
+          <w:lang w:val="ru-RU"/>
+        </w:rPr>
+      </w:pPr>
+      <w:r>
+        <w:rPr>
+          <w:rStyle w:val="apple-converted-space"/>
+          <w:color w:val="000000"/>
+          <w:sz w:val="28"/>
+          <w:szCs w:val="28"/>
+          <w:lang w:val="ru-RU"/>
+        </w:rPr>
+        <w:drawing>
+          <wp:inline distT="0" distB="0" distL="0" distR="0" wp14:anchorId="0859B9C5" wp14:editId="5F8260F7">
+            <wp:extent cx="5939790" cy="2143125"/>
+            <wp:effectExtent l="0" t="0" r="3810" b="9525"/>
+            <wp:docPr id="36" name="Рисунок 36"/>
             <wp:cNvGraphicFramePr>
               <a:graphicFrameLocks xmlns:a="http://schemas.openxmlformats.org/drawingml/2006/main" noChangeAspect="1"/>
             </wp:cNvGraphicFramePr>
@@ -2827,7 +3419,7 @@
                   <pic:spPr>
                     <a:xfrm>
                       <a:off x="0" y="0"/>
-                      <a:ext cx="3674060" cy="2205064"/>
+                      <a:ext cx="5939790" cy="2143125"/>
                     </a:xfrm>
                     <a:prstGeom prst="rect">
                       <a:avLst/>
@@ -2844,15 +3436,25 @@
       <w:pPr>
         <w:pStyle w:val="zfr3q"/>
         <w:spacing w:before="0" w:beforeAutospacing="0" w:after="0" w:afterAutospacing="0"/>
-        <w:jc w:val="center"/>
-        <w:rPr>
-          <w:rStyle w:val="apple-converted-space"/>
-          <w:color w:val="000000"/>
-          <w:sz w:val="28"/>
-          <w:szCs w:val="28"/>
-          <w:lang w:val="ru-RU"/>
-        </w:rPr>
-      </w:pPr>
+        <w:jc w:val="both"/>
+        <w:rPr>
+          <w:rStyle w:val="apple-converted-space"/>
+          <w:color w:val="000000"/>
+          <w:sz w:val="28"/>
+          <w:szCs w:val="28"/>
+          <w:lang w:val="ru-RU"/>
+        </w:rPr>
+      </w:pPr>
+      <w:r>
+        <w:rPr>
+          <w:rStyle w:val="apple-converted-space"/>
+          <w:color w:val="000000"/>
+          <w:sz w:val="28"/>
+          <w:szCs w:val="28"/>
+          <w:lang w:val="ru-RU"/>
+        </w:rPr>
+        <w:t>Зашифрованный файл:</w:t>
+      </w:r>
     </w:p>
     <w:p>
       <w:pPr>
@@ -2867,16 +3469,6 @@
           <w:lang w:val="ru-RU"/>
         </w:rPr>
       </w:pPr>
-      <w:r>
-        <w:rPr>
-          <w:rStyle w:val="apple-converted-space"/>
-          <w:color w:val="000000"/>
-          <w:sz w:val="28"/>
-          <w:szCs w:val="28"/>
-          <w:lang w:val="ru-RU"/>
-        </w:rPr>
-        <w:t>Расшифрованный файл:</w:t>
-      </w:r>
     </w:p>
     <w:p>
       <w:pPr>
@@ -2893,7 +3485,7 @@
       </w:pPr>
       <w:r>
         <w:rPr>
-          <w:rStyle w:val="apple-converted-space"/>
+          <w:rStyle w:val="a5"/>
           <w:noProof/>
           <w:color w:val="000000"/>
           <w:sz w:val="28"/>
@@ -2901,10 +3493,10 @@
           <w:lang w:val="ru-RU" w:eastAsia="ru-RU"/>
         </w:rPr>
         <w:drawing>
-          <wp:inline distT="0" distB="0" distL="0" distR="0" wp14:anchorId="0D706539" wp14:editId="14B1D76D">
-            <wp:extent cx="1142896" cy="872067"/>
-            <wp:effectExtent l="0" t="0" r="635" b="4445"/>
-            <wp:docPr id="33" name="Рисунок 33"/>
+          <wp:inline distT="0" distB="0" distL="0" distR="0" wp14:anchorId="1D15C177" wp14:editId="66ABC2DA">
+            <wp:extent cx="3319038" cy="1870408"/>
+            <wp:effectExtent l="0" t="0" r="0" b="0"/>
+            <wp:docPr id="59" name="Рисунок 59"/>
             <wp:cNvGraphicFramePr>
               <a:graphicFrameLocks xmlns:a="http://schemas.openxmlformats.org/drawingml/2006/main" noChangeAspect="1"/>
             </wp:cNvGraphicFramePr>
@@ -2924,7 +3516,7 @@
                   <pic:spPr>
                     <a:xfrm>
                       <a:off x="0" y="0"/>
-                      <a:ext cx="1153722" cy="880328"/>
+                      <a:ext cx="3339924" cy="1882178"/>
                     </a:xfrm>
                     <a:prstGeom prst="rect">
                       <a:avLst/>
@@ -2941,251 +3533,27 @@
       <w:pPr>
         <w:pStyle w:val="zfr3q"/>
         <w:spacing w:before="0" w:beforeAutospacing="0" w:after="0" w:afterAutospacing="0"/>
-        <w:ind w:firstLine="709"/>
         <w:jc w:val="both"/>
         <w:rPr>
           <w:rStyle w:val="apple-converted-space"/>
           <w:color w:val="000000"/>
           <w:sz w:val="28"/>
           <w:szCs w:val="28"/>
-          <w:lang w:val="ru-RU"/>
-        </w:rPr>
-      </w:pPr>
-    </w:p>
-    <w:p>
-      <w:pPr>
-        <w:pStyle w:val="zfr3q"/>
-        <w:numPr>
-          <w:ilvl w:val="0"/>
-          <w:numId w:val="12"/>
-        </w:numPr>
-        <w:spacing w:before="0" w:beforeAutospacing="0" w:after="0" w:afterAutospacing="0"/>
-        <w:rPr>
-          <w:rStyle w:val="apple-converted-space"/>
-          <w:b/>
-          <w:bCs/>
-          <w:color w:val="000000"/>
-          <w:sz w:val="28"/>
-          <w:szCs w:val="28"/>
-          <w:lang w:val="ru-RU"/>
-        </w:rPr>
-      </w:pPr>
-      <w:r>
-        <w:rPr>
-          <w:rStyle w:val="apple-converted-space"/>
-          <w:b/>
-          <w:bCs/>
-          <w:color w:val="000000"/>
-          <w:sz w:val="28"/>
-          <w:szCs w:val="28"/>
-          <w:lang w:val="ru-RU"/>
-        </w:rPr>
-        <w:t>Картинка (</w:t>
-      </w:r>
-      <w:r>
-        <w:rPr>
-          <w:rStyle w:val="apple-converted-space"/>
-          <w:b/>
-          <w:bCs/>
-          <w:color w:val="000000"/>
-          <w:sz w:val="28"/>
-          <w:szCs w:val="28"/>
-        </w:rPr>
-        <w:t>.jpeg)</w:t>
-      </w:r>
-    </w:p>
-    <w:p>
-      <w:pPr>
-        <w:pStyle w:val="zfr3q"/>
-        <w:spacing w:before="0" w:beforeAutospacing="0" w:after="0" w:afterAutospacing="0"/>
-        <w:jc w:val="both"/>
-        <w:rPr>
-          <w:rStyle w:val="apple-converted-space"/>
-          <w:color w:val="000000"/>
-          <w:sz w:val="28"/>
-          <w:szCs w:val="28"/>
-          <w:lang w:val="ru-RU"/>
-        </w:rPr>
-      </w:pPr>
-      <w:r>
-        <w:rPr>
-          <w:rStyle w:val="apple-converted-space"/>
-          <w:color w:val="000000"/>
-          <w:sz w:val="28"/>
-          <w:szCs w:val="28"/>
-        </w:rPr>
-        <w:t xml:space="preserve">P = </w:t>
-      </w:r>
-      <w:r>
-        <w:rPr>
-          <w:rStyle w:val="apple-converted-space"/>
-          <w:color w:val="000000"/>
-          <w:sz w:val="28"/>
-          <w:szCs w:val="28"/>
-          <w:lang w:val="ru-RU"/>
-        </w:rPr>
-        <w:t>5</w:t>
-      </w:r>
-      <w:r>
-        <w:rPr>
-          <w:rStyle w:val="apple-converted-space"/>
-          <w:color w:val="000000"/>
-          <w:sz w:val="28"/>
-          <w:szCs w:val="28"/>
-        </w:rPr>
-        <w:t>3</w:t>
-      </w:r>
-      <w:r>
-        <w:rPr>
-          <w:rStyle w:val="apple-converted-space"/>
-          <w:color w:val="000000"/>
-          <w:sz w:val="28"/>
-          <w:szCs w:val="28"/>
-        </w:rPr>
-        <w:t>,</w:t>
-      </w:r>
-      <w:r>
-        <w:rPr>
-          <w:rStyle w:val="apple-converted-space"/>
-          <w:color w:val="000000"/>
-          <w:sz w:val="28"/>
-          <w:szCs w:val="28"/>
-          <w:lang w:val="ru-RU"/>
-        </w:rPr>
-        <w:t xml:space="preserve"> </w:t>
-      </w:r>
-      <w:r>
-        <w:rPr>
-          <w:rStyle w:val="apple-converted-space"/>
-          <w:color w:val="000000"/>
-          <w:sz w:val="28"/>
-          <w:szCs w:val="28"/>
-        </w:rPr>
-        <w:t xml:space="preserve">Q = </w:t>
-      </w:r>
-      <w:r>
-        <w:rPr>
-          <w:rStyle w:val="apple-converted-space"/>
-          <w:color w:val="000000"/>
-          <w:sz w:val="28"/>
-          <w:szCs w:val="28"/>
-        </w:rPr>
-        <w:t>4</w:t>
-      </w:r>
-      <w:r>
-        <w:rPr>
-          <w:rStyle w:val="apple-converted-space"/>
-          <w:color w:val="000000"/>
-          <w:sz w:val="28"/>
-          <w:szCs w:val="28"/>
-          <w:lang w:val="ru-RU"/>
-        </w:rPr>
-        <w:t>1</w:t>
-      </w:r>
-      <w:r>
-        <w:rPr>
-          <w:rStyle w:val="apple-converted-space"/>
-          <w:color w:val="000000"/>
-          <w:sz w:val="28"/>
-          <w:szCs w:val="28"/>
-        </w:rPr>
-        <w:t>,</w:t>
-      </w:r>
-      <w:r>
-        <w:rPr>
-          <w:rStyle w:val="apple-converted-space"/>
-          <w:color w:val="000000"/>
-          <w:sz w:val="28"/>
-          <w:szCs w:val="28"/>
-          <w:lang w:val="ru-RU"/>
-        </w:rPr>
-        <w:t xml:space="preserve"> </w:t>
-      </w:r>
-      <w:r>
-        <w:rPr>
-          <w:rStyle w:val="apple-converted-space"/>
-          <w:color w:val="000000"/>
-          <w:sz w:val="28"/>
-          <w:szCs w:val="28"/>
-        </w:rPr>
-        <w:t>D = 1</w:t>
-      </w:r>
-      <w:r>
-        <w:rPr>
-          <w:rStyle w:val="apple-converted-space"/>
-          <w:color w:val="000000"/>
-          <w:sz w:val="28"/>
-          <w:szCs w:val="28"/>
-          <w:lang w:val="ru-RU"/>
-        </w:rPr>
-        <w:t>7</w:t>
-      </w:r>
-    </w:p>
-    <w:p>
-      <w:pPr>
-        <w:pStyle w:val="zfr3q"/>
-        <w:spacing w:before="0" w:beforeAutospacing="0" w:after="0" w:afterAutospacing="0"/>
-        <w:jc w:val="both"/>
-        <w:rPr>
-          <w:rStyle w:val="apple-converted-space"/>
-          <w:color w:val="000000"/>
-          <w:sz w:val="28"/>
-          <w:szCs w:val="28"/>
-          <w:lang w:val="ru-RU"/>
-        </w:rPr>
-      </w:pPr>
-      <w:r>
-        <w:rPr>
-          <w:rStyle w:val="apple-converted-space"/>
-          <w:color w:val="000000"/>
-          <w:sz w:val="28"/>
-          <w:szCs w:val="28"/>
-          <w:lang w:val="ru-RU"/>
-        </w:rPr>
-        <w:t>Содержимое файла:</w:t>
-      </w:r>
-    </w:p>
-    <w:p>
-      <w:pPr>
-        <w:pStyle w:val="zfr3q"/>
-        <w:spacing w:before="0" w:beforeAutospacing="0" w:after="0" w:afterAutospacing="0"/>
-        <w:ind w:firstLine="709"/>
-        <w:jc w:val="both"/>
-        <w:rPr>
-          <w:rStyle w:val="apple-converted-space"/>
-          <w:color w:val="000000"/>
-          <w:sz w:val="28"/>
-          <w:szCs w:val="28"/>
-          <w:lang w:val="ru-RU"/>
-        </w:rPr>
-      </w:pPr>
-    </w:p>
-    <w:p>
-      <w:pPr>
-        <w:pStyle w:val="zfr3q"/>
-        <w:spacing w:before="0" w:beforeAutospacing="0" w:after="0" w:afterAutospacing="0"/>
-        <w:jc w:val="both"/>
-        <w:rPr>
-          <w:rStyle w:val="apple-converted-space"/>
-          <w:color w:val="000000"/>
-          <w:sz w:val="28"/>
-          <w:szCs w:val="28"/>
-          <w:lang w:val="ru-RU"/>
-        </w:rPr>
-      </w:pPr>
-      <w:r>
-        <w:rPr>
-          <w:noProof/>
-          <w:color w:val="000000"/>
-          <w:sz w:val="28"/>
-          <w:szCs w:val="28"/>
-          <w:lang w:val="ru-RU" w:eastAsia="ru-RU"/>
-        </w:rPr>
+        </w:rPr>
+      </w:pPr>
+      <w:r>
+        <w:rPr>
+          <w:rStyle w:val="apple-converted-space"/>
+          <w:color w:val="000000"/>
+          <w:sz w:val="28"/>
+          <w:szCs w:val="28"/>
+        </w:rPr>
+        <w:lastRenderedPageBreak/>
         <w:drawing>
-          <wp:inline distT="0" distB="0" distL="0" distR="0" wp14:anchorId="5A830670" wp14:editId="06FC07AF">
-            <wp:extent cx="1364950" cy="1367578"/>
-            <wp:effectExtent l="0" t="0" r="6985" b="4445"/>
-            <wp:docPr id="34" name="Рисунок 34"/>
+          <wp:inline distT="0" distB="0" distL="0" distR="0" wp14:anchorId="35E2BE5E" wp14:editId="3979C8A5">
+            <wp:extent cx="3979483" cy="1717040"/>
+            <wp:effectExtent l="0" t="0" r="2540" b="0"/>
+            <wp:docPr id="42" name="Рисунок 42"/>
             <wp:cNvGraphicFramePr>
               <a:graphicFrameLocks xmlns:a="http://schemas.openxmlformats.org/drawingml/2006/main" noChangeAspect="1"/>
             </wp:cNvGraphicFramePr>
@@ -3193,25 +3561,19 @@
               <a:graphicData uri="http://schemas.openxmlformats.org/drawingml/2006/picture">
                 <pic:pic xmlns:pic="http://schemas.openxmlformats.org/drawingml/2006/picture">
                   <pic:nvPicPr>
-                    <pic:cNvPr id="34" name="картинка.jpg"/>
+                    <pic:cNvPr id="1" name=""/>
                     <pic:cNvPicPr/>
                   </pic:nvPicPr>
                   <pic:blipFill>
-                    <a:blip r:embed="rId23" cstate="print">
-                      <a:extLst>
-                        <a:ext uri="{28A0092B-C50C-407E-A947-70E740481C1C}">
-                          <a14:useLocalDpi xmlns:a14="http://schemas.microsoft.com/office/drawing/2010/main" val="0"/>
-                        </a:ext>
-                      </a:extLst>
-                    </a:blip>
+                    <a:blip r:embed="rId23"/>
                     <a:stretch>
                       <a:fillRect/>
                     </a:stretch>
                   </pic:blipFill>
                   <pic:spPr>
-                    <a:xfrm flipH="1">
+                    <a:xfrm>
                       <a:off x="0" y="0"/>
-                      <a:ext cx="1438786" cy="1441556"/>
+                      <a:ext cx="3983492" cy="1718770"/>
                     </a:xfrm>
                     <a:prstGeom prst="rect">
                       <a:avLst/>
@@ -3235,7 +3597,6 @@
           <w:color w:val="000000"/>
           <w:sz w:val="28"/>
           <w:szCs w:val="28"/>
-          <w:lang w:val="ru-RU"/>
         </w:rPr>
       </w:pPr>
     </w:p>
@@ -3260,7 +3621,7 @@
           <w:szCs w:val="28"/>
           <w:lang w:val="ru-RU"/>
         </w:rPr>
-        <w:t>Результат работы программы:</w:t>
+        <w:t>Дешифрование:</w:t>
       </w:r>
     </w:p>
     <w:p>
@@ -3282,28 +3643,28 @@
       <w:pPr>
         <w:pStyle w:val="zfr3q"/>
         <w:spacing w:before="0" w:beforeAutospacing="0" w:after="0" w:afterAutospacing="0"/>
-        <w:rPr>
-          <w:rStyle w:val="apple-converted-space"/>
-          <w:color w:val="000000"/>
-          <w:sz w:val="28"/>
-          <w:szCs w:val="28"/>
-          <w:lang w:val="ru-RU"/>
-        </w:rPr>
-      </w:pPr>
-      <w:r>
-        <w:rPr>
-          <w:rStyle w:val="apple-converted-space"/>
-          <w:noProof/>
-          <w:color w:val="000000"/>
-          <w:sz w:val="28"/>
-          <w:szCs w:val="28"/>
-          <w:lang w:val="ru-RU" w:eastAsia="ru-RU"/>
+        <w:jc w:val="both"/>
+        <w:rPr>
+          <w:rStyle w:val="apple-converted-space"/>
+          <w:color w:val="000000"/>
+          <w:sz w:val="28"/>
+          <w:szCs w:val="28"/>
+          <w:lang w:val="ru-RU"/>
+        </w:rPr>
+      </w:pPr>
+      <w:r>
+        <w:rPr>
+          <w:rStyle w:val="apple-converted-space"/>
+          <w:color w:val="000000"/>
+          <w:sz w:val="28"/>
+          <w:szCs w:val="28"/>
+          <w:lang w:val="ru-RU"/>
         </w:rPr>
         <w:drawing>
-          <wp:inline distT="0" distB="0" distL="0" distR="0" wp14:anchorId="3EF98991" wp14:editId="0FCCFA9B">
-            <wp:extent cx="4419249" cy="2092458"/>
-            <wp:effectExtent l="0" t="0" r="635" b="3175"/>
-            <wp:docPr id="35" name="Рисунок 35"/>
+          <wp:inline distT="0" distB="0" distL="0" distR="0" wp14:anchorId="0292017E" wp14:editId="278078E2">
+            <wp:extent cx="5939790" cy="2162175"/>
+            <wp:effectExtent l="0" t="0" r="3810" b="9525"/>
+            <wp:docPr id="44" name="Рисунок 44"/>
             <wp:cNvGraphicFramePr>
               <a:graphicFrameLocks xmlns:a="http://schemas.openxmlformats.org/drawingml/2006/main" noChangeAspect="1"/>
             </wp:cNvGraphicFramePr>
@@ -3323,7 +3684,7 @@
                   <pic:spPr>
                     <a:xfrm>
                       <a:off x="0" y="0"/>
-                      <a:ext cx="4441986" cy="2103224"/>
+                      <a:ext cx="5939790" cy="2162175"/>
                     </a:xfrm>
                     <a:prstGeom prst="rect">
                       <a:avLst/>
@@ -3340,25 +3701,15 @@
       <w:pPr>
         <w:pStyle w:val="zfr3q"/>
         <w:spacing w:before="0" w:beforeAutospacing="0" w:after="0" w:afterAutospacing="0"/>
-        <w:jc w:val="both"/>
-        <w:rPr>
-          <w:rStyle w:val="apple-converted-space"/>
-          <w:color w:val="000000"/>
-          <w:sz w:val="28"/>
-          <w:szCs w:val="28"/>
-          <w:lang w:val="ru-RU"/>
-        </w:rPr>
-      </w:pPr>
-      <w:r>
-        <w:rPr>
-          <w:rStyle w:val="apple-converted-space"/>
-          <w:color w:val="000000"/>
-          <w:sz w:val="28"/>
-          <w:szCs w:val="28"/>
-          <w:lang w:val="ru-RU"/>
-        </w:rPr>
-        <w:t>Зашифрованный файл:</w:t>
-      </w:r>
+        <w:jc w:val="center"/>
+        <w:rPr>
+          <w:rStyle w:val="apple-converted-space"/>
+          <w:color w:val="000000"/>
+          <w:sz w:val="28"/>
+          <w:szCs w:val="28"/>
+          <w:lang w:val="ru-RU"/>
+        </w:rPr>
+      </w:pPr>
     </w:p>
     <w:p>
       <w:pPr>
@@ -3373,6 +3724,16 @@
           <w:lang w:val="ru-RU"/>
         </w:rPr>
       </w:pPr>
+      <w:r>
+        <w:rPr>
+          <w:rStyle w:val="apple-converted-space"/>
+          <w:color w:val="000000"/>
+          <w:sz w:val="28"/>
+          <w:szCs w:val="28"/>
+          <w:lang w:val="ru-RU"/>
+        </w:rPr>
+        <w:t>Расшифрованный файл:</w:t>
+      </w:r>
     </w:p>
     <w:p>
       <w:pPr>
@@ -3389,6 +3750,327 @@
       </w:pPr>
       <w:r>
         <w:rPr>
+          <w:noProof/>
+          <w:color w:val="000000"/>
+          <w:sz w:val="28"/>
+          <w:szCs w:val="28"/>
+          <w:lang w:val="ru-RU" w:eastAsia="ru-RU"/>
+        </w:rPr>
+        <w:drawing>
+          <wp:inline distT="0" distB="0" distL="0" distR="0" wp14:anchorId="2D68AB51" wp14:editId="23810BC8">
+            <wp:extent cx="2156460" cy="2695690"/>
+            <wp:effectExtent l="0" t="0" r="0" b="9525"/>
+            <wp:docPr id="46" name="Рисунок 46"/>
+            <wp:cNvGraphicFramePr>
+              <a:graphicFrameLocks xmlns:a="http://schemas.openxmlformats.org/drawingml/2006/main" noChangeAspect="1"/>
+            </wp:cNvGraphicFramePr>
+            <a:graphic xmlns:a="http://schemas.openxmlformats.org/drawingml/2006/main">
+              <a:graphicData uri="http://schemas.openxmlformats.org/drawingml/2006/picture">
+                <pic:pic xmlns:pic="http://schemas.openxmlformats.org/drawingml/2006/picture">
+                  <pic:nvPicPr>
+                    <pic:cNvPr id="39" name="Cat.jpg"/>
+                    <pic:cNvPicPr/>
+                  </pic:nvPicPr>
+                  <pic:blipFill>
+                    <a:blip r:embed="rId20" cstate="print">
+                      <a:extLst>
+                        <a:ext uri="{28A0092B-C50C-407E-A947-70E740481C1C}">
+                          <a14:useLocalDpi xmlns:a14="http://schemas.microsoft.com/office/drawing/2010/main" val="0"/>
+                        </a:ext>
+                      </a:extLst>
+                    </a:blip>
+                    <a:stretch>
+                      <a:fillRect/>
+                    </a:stretch>
+                  </pic:blipFill>
+                  <pic:spPr>
+                    <a:xfrm>
+                      <a:off x="0" y="0"/>
+                      <a:ext cx="2157366" cy="2696823"/>
+                    </a:xfrm>
+                    <a:prstGeom prst="rect">
+                      <a:avLst/>
+                    </a:prstGeom>
+                  </pic:spPr>
+                </pic:pic>
+              </a:graphicData>
+            </a:graphic>
+          </wp:inline>
+        </w:drawing>
+      </w:r>
+    </w:p>
+    <w:p>
+      <w:pPr>
+        <w:pStyle w:val="zfr3q"/>
+        <w:spacing w:before="0" w:beforeAutospacing="0" w:after="0" w:afterAutospacing="0"/>
+        <w:ind w:firstLine="709"/>
+        <w:jc w:val="both"/>
+        <w:rPr>
+          <w:rStyle w:val="apple-converted-space"/>
+          <w:color w:val="000000"/>
+          <w:sz w:val="28"/>
+          <w:szCs w:val="28"/>
+          <w:lang w:val="ru-RU"/>
+        </w:rPr>
+      </w:pPr>
+    </w:p>
+    <w:p>
+      <w:pPr>
+        <w:pStyle w:val="zfr3q"/>
+        <w:numPr>
+          <w:ilvl w:val="0"/>
+          <w:numId w:val="12"/>
+        </w:numPr>
+        <w:spacing w:before="0" w:beforeAutospacing="0" w:after="0" w:afterAutospacing="0"/>
+        <w:rPr>
+          <w:rStyle w:val="apple-converted-space"/>
+          <w:b/>
+          <w:bCs/>
+          <w:color w:val="000000"/>
+          <w:sz w:val="28"/>
+          <w:szCs w:val="28"/>
+          <w:lang w:val="ru-RU"/>
+        </w:rPr>
+      </w:pPr>
+      <w:r>
+        <w:rPr>
+          <w:rStyle w:val="apple-converted-space"/>
+          <w:b/>
+          <w:bCs/>
+          <w:color w:val="000000"/>
+          <w:sz w:val="28"/>
+          <w:szCs w:val="28"/>
+          <w:lang w:val="ru-RU"/>
+        </w:rPr>
+        <w:t>Голосовое сообщение (</w:t>
+      </w:r>
+      <w:r>
+        <w:rPr>
+          <w:rStyle w:val="apple-converted-space"/>
+          <w:b/>
+          <w:bCs/>
+          <w:color w:val="000000"/>
+          <w:sz w:val="28"/>
+          <w:szCs w:val="28"/>
+        </w:rPr>
+        <w:t>.mp3)</w:t>
+      </w:r>
+    </w:p>
+    <w:p>
+      <w:pPr>
+        <w:pStyle w:val="zfr3q"/>
+        <w:spacing w:before="0" w:beforeAutospacing="0" w:after="0" w:afterAutospacing="0"/>
+        <w:jc w:val="both"/>
+        <w:rPr>
+          <w:rStyle w:val="apple-converted-space"/>
+          <w:color w:val="000000"/>
+          <w:sz w:val="28"/>
+          <w:szCs w:val="28"/>
+          <w:lang w:val="ru-RU"/>
+        </w:rPr>
+      </w:pPr>
+      <w:r>
+        <w:rPr>
+          <w:rStyle w:val="apple-converted-space"/>
+          <w:color w:val="000000"/>
+          <w:sz w:val="28"/>
+          <w:szCs w:val="28"/>
+        </w:rPr>
+        <w:t xml:space="preserve">P = </w:t>
+      </w:r>
+      <w:r>
+        <w:rPr>
+          <w:rStyle w:val="apple-converted-space"/>
+          <w:color w:val="000000"/>
+          <w:sz w:val="28"/>
+          <w:szCs w:val="28"/>
+          <w:lang w:val="ru-RU"/>
+        </w:rPr>
+        <w:t>31</w:t>
+      </w:r>
+      <w:r>
+        <w:rPr>
+          <w:rStyle w:val="apple-converted-space"/>
+          <w:color w:val="000000"/>
+          <w:sz w:val="28"/>
+          <w:szCs w:val="28"/>
+        </w:rPr>
+        <w:t>,</w:t>
+      </w:r>
+      <w:r>
+        <w:rPr>
+          <w:rStyle w:val="apple-converted-space"/>
+          <w:color w:val="000000"/>
+          <w:sz w:val="28"/>
+          <w:szCs w:val="28"/>
+          <w:lang w:val="ru-RU"/>
+        </w:rPr>
+        <w:t xml:space="preserve"> </w:t>
+      </w:r>
+      <w:r>
+        <w:rPr>
+          <w:rStyle w:val="apple-converted-space"/>
+          <w:color w:val="000000"/>
+          <w:sz w:val="28"/>
+          <w:szCs w:val="28"/>
+        </w:rPr>
+        <w:t xml:space="preserve">Q = </w:t>
+      </w:r>
+      <w:r>
+        <w:rPr>
+          <w:rStyle w:val="apple-converted-space"/>
+          <w:color w:val="000000"/>
+          <w:sz w:val="28"/>
+          <w:szCs w:val="28"/>
+          <w:lang w:val="ru-RU"/>
+        </w:rPr>
+        <w:t>3539</w:t>
+      </w:r>
+      <w:r>
+        <w:rPr>
+          <w:rStyle w:val="apple-converted-space"/>
+          <w:color w:val="000000"/>
+          <w:sz w:val="28"/>
+          <w:szCs w:val="28"/>
+        </w:rPr>
+        <w:t>,</w:t>
+      </w:r>
+      <w:r>
+        <w:rPr>
+          <w:rStyle w:val="apple-converted-space"/>
+          <w:color w:val="000000"/>
+          <w:sz w:val="28"/>
+          <w:szCs w:val="28"/>
+          <w:lang w:val="ru-RU"/>
+        </w:rPr>
+        <w:t xml:space="preserve"> </w:t>
+      </w:r>
+      <w:r>
+        <w:rPr>
+          <w:rStyle w:val="apple-converted-space"/>
+          <w:color w:val="000000"/>
+          <w:sz w:val="28"/>
+          <w:szCs w:val="28"/>
+        </w:rPr>
+        <w:t>b</w:t>
+      </w:r>
+      <w:r>
+        <w:rPr>
+          <w:rStyle w:val="apple-converted-space"/>
+          <w:color w:val="000000"/>
+          <w:sz w:val="28"/>
+          <w:szCs w:val="28"/>
+        </w:rPr>
+        <w:t xml:space="preserve"> = 1</w:t>
+      </w:r>
+      <w:r>
+        <w:rPr>
+          <w:rStyle w:val="apple-converted-space"/>
+          <w:color w:val="000000"/>
+          <w:sz w:val="28"/>
+          <w:szCs w:val="28"/>
+          <w:lang w:val="ru-RU"/>
+        </w:rPr>
+        <w:t>01</w:t>
+      </w:r>
+    </w:p>
+    <w:p>
+      <w:pPr>
+        <w:pStyle w:val="zfr3q"/>
+        <w:spacing w:before="0" w:beforeAutospacing="0" w:after="0" w:afterAutospacing="0"/>
+        <w:jc w:val="both"/>
+        <w:rPr>
+          <w:rStyle w:val="apple-converted-space"/>
+          <w:color w:val="000000"/>
+          <w:sz w:val="28"/>
+          <w:szCs w:val="28"/>
+          <w:lang w:val="ru-RU"/>
+        </w:rPr>
+      </w:pPr>
+    </w:p>
+    <w:p>
+      <w:pPr>
+        <w:pStyle w:val="zfr3q"/>
+        <w:spacing w:before="0" w:beforeAutospacing="0" w:after="0" w:afterAutospacing="0"/>
+        <w:jc w:val="both"/>
+        <w:rPr>
+          <w:rStyle w:val="apple-converted-space"/>
+          <w:color w:val="000000"/>
+          <w:sz w:val="28"/>
+          <w:szCs w:val="28"/>
+          <w:lang w:val="ru-RU"/>
+        </w:rPr>
+      </w:pPr>
+    </w:p>
+    <w:p>
+      <w:pPr>
+        <w:pStyle w:val="zfr3q"/>
+        <w:spacing w:before="0" w:beforeAutospacing="0" w:after="0" w:afterAutospacing="0"/>
+        <w:jc w:val="both"/>
+        <w:rPr>
+          <w:rStyle w:val="apple-converted-space"/>
+          <w:color w:val="000000"/>
+          <w:sz w:val="28"/>
+          <w:szCs w:val="28"/>
+          <w:lang w:val="ru-RU"/>
+        </w:rPr>
+      </w:pPr>
+    </w:p>
+    <w:p>
+      <w:pPr>
+        <w:pStyle w:val="zfr3q"/>
+        <w:spacing w:before="0" w:beforeAutospacing="0" w:after="0" w:afterAutospacing="0"/>
+        <w:jc w:val="both"/>
+        <w:rPr>
+          <w:rStyle w:val="apple-converted-space"/>
+          <w:color w:val="000000"/>
+          <w:sz w:val="28"/>
+          <w:szCs w:val="28"/>
+          <w:lang w:val="ru-RU"/>
+        </w:rPr>
+      </w:pPr>
+      <w:r>
+        <w:rPr>
+          <w:rStyle w:val="apple-converted-space"/>
+          <w:color w:val="000000"/>
+          <w:sz w:val="28"/>
+          <w:szCs w:val="28"/>
+          <w:lang w:val="ru-RU"/>
+        </w:rPr>
+        <w:lastRenderedPageBreak/>
+        <w:t>Содержимое файла:</w:t>
+      </w:r>
+    </w:p>
+    <w:p>
+      <w:pPr>
+        <w:pStyle w:val="zfr3q"/>
+        <w:spacing w:before="0" w:beforeAutospacing="0" w:after="0" w:afterAutospacing="0"/>
+        <w:ind w:firstLine="709"/>
+        <w:jc w:val="both"/>
+        <w:rPr>
+          <w:rStyle w:val="apple-converted-space"/>
+          <w:color w:val="000000"/>
+          <w:sz w:val="28"/>
+          <w:szCs w:val="28"/>
+          <w:lang w:val="ru-RU"/>
+        </w:rPr>
+      </w:pPr>
+    </w:p>
+    <w:p>
+      <w:pPr>
+        <w:pStyle w:val="zfr3q"/>
+        <w:spacing w:before="0" w:beforeAutospacing="0" w:after="0" w:afterAutospacing="0"/>
+        <w:jc w:val="both"/>
+        <w:rPr>
+          <w:rStyle w:val="apple-converted-space"/>
+          <w:color w:val="000000"/>
+          <w:sz w:val="28"/>
+          <w:szCs w:val="28"/>
+          <w:lang w:val="ru-RU"/>
+        </w:rPr>
+      </w:pPr>
+      <w:r>
+        <w:rPr>
           <w:rStyle w:val="a5"/>
           <w:noProof/>
           <w:color w:val="000000"/>
@@ -3396,12 +4078,11 @@
           <w:szCs w:val="28"/>
           <w:lang w:val="ru-RU" w:eastAsia="ru-RU"/>
         </w:rPr>
-        <w:lastRenderedPageBreak/>
         <w:drawing>
-          <wp:inline distT="0" distB="0" distL="0" distR="0" wp14:anchorId="7BB9130D" wp14:editId="061CDCB3">
-            <wp:extent cx="4792593" cy="2034540"/>
-            <wp:effectExtent l="0" t="0" r="8255" b="3810"/>
-            <wp:docPr id="6" name="Рисунок 6"/>
+          <wp:inline distT="0" distB="0" distL="0" distR="0" wp14:anchorId="0576344D" wp14:editId="63AAFDD0">
+            <wp:extent cx="3909060" cy="1662826"/>
+            <wp:effectExtent l="0" t="0" r="0" b="0"/>
+            <wp:docPr id="40" name="Рисунок 40"/>
             <wp:cNvGraphicFramePr>
               <a:graphicFrameLocks xmlns:a="http://schemas.openxmlformats.org/drawingml/2006/main" noChangeAspect="1"/>
             </wp:cNvGraphicFramePr>
@@ -3412,20 +4093,27 @@
                     <pic:cNvPr id="1" name=""/>
                     <pic:cNvPicPr/>
                   </pic:nvPicPr>
-                  <pic:blipFill>
+                  <pic:blipFill rotWithShape="1">
                     <a:blip r:embed="rId25"/>
-                    <a:stretch>
-                      <a:fillRect/>
-                    </a:stretch>
+                    <a:srcRect t="32422"/>
+                    <a:stretch/>
                   </pic:blipFill>
-                  <pic:spPr>
+                  <pic:spPr bwMode="auto">
                     <a:xfrm>
                       <a:off x="0" y="0"/>
-                      <a:ext cx="4799307" cy="2037390"/>
+                      <a:ext cx="3918047" cy="1666649"/>
                     </a:xfrm>
                     <a:prstGeom prst="rect">
                       <a:avLst/>
                     </a:prstGeom>
+                    <a:ln>
+                      <a:noFill/>
+                    </a:ln>
+                    <a:extLst>
+                      <a:ext uri="{53640926-AAD7-44D8-BBD7-CCE9431645EC}">
+                        <a14:shadowObscured xmlns:a14="http://schemas.microsoft.com/office/drawing/2010/main"/>
+                      </a:ext>
+                    </a:extLst>
                   </pic:spPr>
                 </pic:pic>
               </a:graphicData>
@@ -3444,22 +4132,62 @@
           <w:color w:val="000000"/>
           <w:sz w:val="28"/>
           <w:szCs w:val="28"/>
-        </w:rPr>
-      </w:pPr>
-      <w:r>
+          <w:lang w:val="ru-RU"/>
+        </w:rPr>
+      </w:pPr>
+    </w:p>
+    <w:p>
+      <w:pPr>
+        <w:pStyle w:val="zfr3q"/>
+        <w:spacing w:before="0" w:beforeAutospacing="0" w:after="0" w:afterAutospacing="0"/>
+        <w:jc w:val="both"/>
+        <w:rPr>
+          <w:rStyle w:val="apple-converted-space"/>
+          <w:color w:val="000000"/>
+          <w:sz w:val="28"/>
+          <w:szCs w:val="28"/>
+          <w:lang w:val="ru-RU"/>
+        </w:rPr>
+      </w:pPr>
+      <w:r>
+        <w:rPr>
+          <w:rStyle w:val="apple-converted-space"/>
+          <w:color w:val="000000"/>
+          <w:sz w:val="28"/>
+          <w:szCs w:val="28"/>
+          <w:lang w:val="ru-RU"/>
+        </w:rPr>
+        <w:t>Результат работы программы:</w:t>
+      </w:r>
+    </w:p>
+    <w:p>
+      <w:pPr>
+        <w:pStyle w:val="zfr3q"/>
+        <w:spacing w:before="0" w:beforeAutospacing="0" w:after="0" w:afterAutospacing="0"/>
+        <w:jc w:val="center"/>
         <w:rPr>
           <w:rStyle w:val="apple-converted-space"/>
           <w:noProof/>
           <w:color w:val="000000"/>
           <w:sz w:val="28"/>
           <w:szCs w:val="28"/>
+          <w:lang w:val="ru-RU"/>
+        </w:rPr>
+      </w:pPr>
+      <w:r>
+        <w:rPr>
+          <w:rStyle w:val="apple-converted-space"/>
+          <w:noProof/>
+          <w:color w:val="000000"/>
+          <w:sz w:val="28"/>
+          <w:szCs w:val="28"/>
           <w:lang w:val="ru-RU" w:eastAsia="ru-RU"/>
         </w:rPr>
         <w:drawing>
-          <wp:inline distT="0" distB="0" distL="0" distR="0" wp14:anchorId="66E09CEC" wp14:editId="0934ED1D">
-            <wp:extent cx="4057114" cy="1624754"/>
-            <wp:effectExtent l="0" t="0" r="635" b="0"/>
-            <wp:docPr id="37" name="Рисунок 37"/>
+          <wp:inline distT="0" distB="0" distL="0" distR="0" wp14:anchorId="6AD1C1D6" wp14:editId="0C06273B">
+            <wp:extent cx="19053" cy="9526"/>
+            <wp:effectExtent l="0" t="0" r="0" b="0"/>
+            <wp:docPr id="41" name="Рисунок 41"/>
             <wp:cNvGraphicFramePr>
               <a:graphicFrameLocks xmlns:a="http://schemas.openxmlformats.org/drawingml/2006/main" noChangeAspect="1"/>
             </wp:cNvGraphicFramePr>
@@ -3479,7 +4207,7 @@
                   <pic:spPr>
                     <a:xfrm>
                       <a:off x="0" y="0"/>
-                      <a:ext cx="4092162" cy="1638790"/>
+                      <a:ext cx="19053" cy="9526"/>
                     </a:xfrm>
                     <a:prstGeom prst="rect">
                       <a:avLst/>
@@ -3491,87 +4219,167 @@
           </wp:inline>
         </w:drawing>
       </w:r>
+      <w:r>
+        <w:rPr>
+          <w:rStyle w:val="apple-converted-space"/>
+          <w:noProof/>
+          <w:color w:val="000000"/>
+          <w:sz w:val="28"/>
+          <w:szCs w:val="28"/>
+          <w:lang w:val="ru-RU" w:eastAsia="ru-RU"/>
+        </w:rPr>
+        <w:drawing>
+          <wp:inline distT="0" distB="0" distL="0" distR="0" wp14:anchorId="084C0572" wp14:editId="6779ABDF">
+            <wp:extent cx="19053" cy="9526"/>
+            <wp:effectExtent l="0" t="0" r="0" b="0"/>
+            <wp:docPr id="43" name="Рисунок 43"/>
+            <wp:cNvGraphicFramePr>
+              <a:graphicFrameLocks xmlns:a="http://schemas.openxmlformats.org/drawingml/2006/main" noChangeAspect="1"/>
+            </wp:cNvGraphicFramePr>
+            <a:graphic xmlns:a="http://schemas.openxmlformats.org/drawingml/2006/main">
+              <a:graphicData uri="http://schemas.openxmlformats.org/drawingml/2006/picture">
+                <pic:pic xmlns:pic="http://schemas.openxmlformats.org/drawingml/2006/picture">
+                  <pic:nvPicPr>
+                    <pic:cNvPr id="1" name=""/>
+                    <pic:cNvPicPr/>
+                  </pic:nvPicPr>
+                  <pic:blipFill>
+                    <a:blip r:embed="rId26"/>
+                    <a:stretch>
+                      <a:fillRect/>
+                    </a:stretch>
+                  </pic:blipFill>
+                  <pic:spPr>
+                    <a:xfrm>
+                      <a:off x="0" y="0"/>
+                      <a:ext cx="19053" cy="9526"/>
+                    </a:xfrm>
+                    <a:prstGeom prst="rect">
+                      <a:avLst/>
+                    </a:prstGeom>
+                  </pic:spPr>
+                </pic:pic>
+              </a:graphicData>
+            </a:graphic>
+          </wp:inline>
+        </w:drawing>
+      </w:r>
+      <w:r>
+        <w:rPr>
+          <w:rStyle w:val="apple-converted-space"/>
+          <w:noProof/>
+          <w:color w:val="000000"/>
+          <w:sz w:val="28"/>
+          <w:szCs w:val="28"/>
+          <w:lang w:val="ru-RU" w:eastAsia="ru-RU"/>
+        </w:rPr>
+        <w:drawing>
+          <wp:inline distT="0" distB="0" distL="0" distR="0" wp14:anchorId="033C8A8C" wp14:editId="449BD189">
+            <wp:extent cx="19053" cy="9526"/>
+            <wp:effectExtent l="0" t="0" r="0" b="0"/>
+            <wp:docPr id="45" name="Рисунок 45"/>
+            <wp:cNvGraphicFramePr>
+              <a:graphicFrameLocks xmlns:a="http://schemas.openxmlformats.org/drawingml/2006/main" noChangeAspect="1"/>
+            </wp:cNvGraphicFramePr>
+            <a:graphic xmlns:a="http://schemas.openxmlformats.org/drawingml/2006/main">
+              <a:graphicData uri="http://schemas.openxmlformats.org/drawingml/2006/picture">
+                <pic:pic xmlns:pic="http://schemas.openxmlformats.org/drawingml/2006/picture">
+                  <pic:nvPicPr>
+                    <pic:cNvPr id="1" name=""/>
+                    <pic:cNvPicPr/>
+                  </pic:nvPicPr>
+                  <pic:blipFill>
+                    <a:blip r:embed="rId26"/>
+                    <a:stretch>
+                      <a:fillRect/>
+                    </a:stretch>
+                  </pic:blipFill>
+                  <pic:spPr>
+                    <a:xfrm>
+                      <a:off x="0" y="0"/>
+                      <a:ext cx="19053" cy="9526"/>
+                    </a:xfrm>
+                    <a:prstGeom prst="rect">
+                      <a:avLst/>
+                    </a:prstGeom>
+                  </pic:spPr>
+                </pic:pic>
+              </a:graphicData>
+            </a:graphic>
+          </wp:inline>
+        </w:drawing>
+      </w:r>
+      <w:r>
+        <w:rPr>
+          <w:rStyle w:val="apple-converted-space"/>
+          <w:noProof/>
+          <w:color w:val="000000"/>
+          <w:sz w:val="28"/>
+          <w:szCs w:val="28"/>
+          <w:lang w:val="ru-RU" w:eastAsia="ru-RU"/>
+        </w:rPr>
+        <w:drawing>
+          <wp:inline distT="0" distB="0" distL="0" distR="0" wp14:anchorId="036826B3" wp14:editId="4DA145AB">
+            <wp:extent cx="19053" cy="9526"/>
+            <wp:effectExtent l="0" t="0" r="0" b="0"/>
+            <wp:docPr id="47" name="Рисунок 47"/>
+            <wp:cNvGraphicFramePr>
+              <a:graphicFrameLocks xmlns:a="http://schemas.openxmlformats.org/drawingml/2006/main" noChangeAspect="1"/>
+            </wp:cNvGraphicFramePr>
+            <a:graphic xmlns:a="http://schemas.openxmlformats.org/drawingml/2006/main">
+              <a:graphicData uri="http://schemas.openxmlformats.org/drawingml/2006/picture">
+                <pic:pic xmlns:pic="http://schemas.openxmlformats.org/drawingml/2006/picture">
+                  <pic:nvPicPr>
+                    <pic:cNvPr id="1" name=""/>
+                    <pic:cNvPicPr/>
+                  </pic:nvPicPr>
+                  <pic:blipFill>
+                    <a:blip r:embed="rId26"/>
+                    <a:stretch>
+                      <a:fillRect/>
+                    </a:stretch>
+                  </pic:blipFill>
+                  <pic:spPr>
+                    <a:xfrm>
+                      <a:off x="0" y="0"/>
+                      <a:ext cx="19053" cy="9526"/>
+                    </a:xfrm>
+                    <a:prstGeom prst="rect">
+                      <a:avLst/>
+                    </a:prstGeom>
+                  </pic:spPr>
+                </pic:pic>
+              </a:graphicData>
+            </a:graphic>
+          </wp:inline>
+        </w:drawing>
+      </w:r>
     </w:p>
     <w:p>
       <w:pPr>
         <w:pStyle w:val="zfr3q"/>
         <w:spacing w:before="0" w:beforeAutospacing="0" w:after="0" w:afterAutospacing="0"/>
-        <w:ind w:firstLine="709"/>
-        <w:jc w:val="both"/>
-        <w:rPr>
-          <w:rStyle w:val="apple-converted-space"/>
-          <w:color w:val="000000"/>
-          <w:sz w:val="28"/>
-          <w:szCs w:val="28"/>
-        </w:rPr>
-      </w:pPr>
-    </w:p>
-    <w:p>
-      <w:pPr>
-        <w:pStyle w:val="zfr3q"/>
-        <w:spacing w:before="0" w:beforeAutospacing="0" w:after="0" w:afterAutospacing="0"/>
-        <w:jc w:val="both"/>
-        <w:rPr>
-          <w:rStyle w:val="apple-converted-space"/>
-          <w:color w:val="000000"/>
-          <w:sz w:val="28"/>
-          <w:szCs w:val="28"/>
-          <w:lang w:val="ru-RU"/>
-        </w:rPr>
-      </w:pPr>
-      <w:r>
-        <w:rPr>
-          <w:rStyle w:val="apple-converted-space"/>
-          <w:color w:val="000000"/>
-          <w:sz w:val="28"/>
-          <w:szCs w:val="28"/>
-          <w:lang w:val="ru-RU"/>
-        </w:rPr>
-        <w:t>Дешифрование:</w:t>
-      </w:r>
-    </w:p>
-    <w:p>
-      <w:pPr>
-        <w:pStyle w:val="zfr3q"/>
-        <w:spacing w:before="0" w:beforeAutospacing="0" w:after="0" w:afterAutospacing="0"/>
-        <w:ind w:firstLine="709"/>
-        <w:jc w:val="both"/>
-        <w:rPr>
-          <w:rStyle w:val="apple-converted-space"/>
-          <w:color w:val="000000"/>
-          <w:sz w:val="28"/>
-          <w:szCs w:val="28"/>
-          <w:lang w:val="ru-RU"/>
-        </w:rPr>
-      </w:pPr>
-    </w:p>
-    <w:p>
-      <w:pPr>
-        <w:pStyle w:val="zfr3q"/>
-        <w:spacing w:before="0" w:beforeAutospacing="0" w:after="0" w:afterAutospacing="0"/>
-        <w:jc w:val="both"/>
-        <w:rPr>
-          <w:rStyle w:val="apple-converted-space"/>
-          <w:color w:val="000000"/>
-          <w:sz w:val="28"/>
-          <w:szCs w:val="28"/>
-          <w:lang w:val="ru-RU"/>
-        </w:rPr>
-      </w:pPr>
-      <w:r>
-        <w:rPr>
-          <w:rStyle w:val="apple-converted-space"/>
-          <w:noProof/>
-          <w:color w:val="000000"/>
-          <w:sz w:val="28"/>
-          <w:szCs w:val="28"/>
-          <w:lang w:val="ru-RU" w:eastAsia="ru-RU"/>
+        <w:rPr>
+          <w:rStyle w:val="apple-converted-space"/>
+          <w:color w:val="000000"/>
+          <w:sz w:val="28"/>
+          <w:szCs w:val="28"/>
+          <w:lang w:val="ru-RU"/>
+        </w:rPr>
+      </w:pPr>
+      <w:r>
+        <w:rPr>
+          <w:rStyle w:val="apple-converted-space"/>
+          <w:color w:val="000000"/>
+          <w:sz w:val="28"/>
+          <w:szCs w:val="28"/>
+          <w:lang w:val="ru-RU"/>
         </w:rPr>
         <w:drawing>
-          <wp:inline distT="0" distB="0" distL="0" distR="0" wp14:anchorId="1A44921D" wp14:editId="027E7A8A">
-            <wp:extent cx="4057986" cy="2319655"/>
-            <wp:effectExtent l="0" t="0" r="0" b="4445"/>
-            <wp:docPr id="38" name="Рисунок 38"/>
+          <wp:inline distT="0" distB="0" distL="0" distR="0" wp14:anchorId="1557D362" wp14:editId="709524B3">
+            <wp:extent cx="5939790" cy="2219960"/>
+            <wp:effectExtent l="0" t="0" r="3810" b="8890"/>
+            <wp:docPr id="50" name="Рисунок 50"/>
             <wp:cNvGraphicFramePr>
               <a:graphicFrameLocks xmlns:a="http://schemas.openxmlformats.org/drawingml/2006/main" noChangeAspect="1"/>
             </wp:cNvGraphicFramePr>
@@ -3591,7 +4399,7 @@
                   <pic:spPr>
                     <a:xfrm>
                       <a:off x="0" y="0"/>
-                      <a:ext cx="4086254" cy="2335814"/>
+                      <a:ext cx="5939790" cy="2219960"/>
                     </a:xfrm>
                     <a:prstGeom prst="rect">
                       <a:avLst/>
@@ -3608,7 +4416,6 @@
       <w:pPr>
         <w:pStyle w:val="zfr3q"/>
         <w:spacing w:before="0" w:beforeAutospacing="0" w:after="0" w:afterAutospacing="0"/>
-        <w:jc w:val="center"/>
         <w:rPr>
           <w:rStyle w:val="apple-converted-space"/>
           <w:color w:val="000000"/>
@@ -3639,7 +4446,7 @@
           <w:szCs w:val="28"/>
           <w:lang w:val="ru-RU"/>
         </w:rPr>
-        <w:t>Расшифрованный файл:</w:t>
+        <w:t>Зашифрованный файл:</w:t>
       </w:r>
     </w:p>
     <w:p>
@@ -3657,6 +4464,7 @@
       </w:pPr>
       <w:r>
         <w:rPr>
+          <w:rStyle w:val="a5"/>
           <w:noProof/>
           <w:color w:val="000000"/>
           <w:sz w:val="28"/>
@@ -3664,281 +4472,10 @@
           <w:lang w:val="ru-RU" w:eastAsia="ru-RU"/>
         </w:rPr>
         <w:drawing>
-          <wp:inline distT="0" distB="0" distL="0" distR="0" wp14:anchorId="7F85B042" wp14:editId="11305A11">
-            <wp:extent cx="1193831" cy="1196128"/>
-            <wp:effectExtent l="0" t="0" r="6350" b="4445"/>
-            <wp:docPr id="40" name="Рисунок 40"/>
-            <wp:cNvGraphicFramePr>
-              <a:graphicFrameLocks xmlns:a="http://schemas.openxmlformats.org/drawingml/2006/main" noChangeAspect="1"/>
-            </wp:cNvGraphicFramePr>
-            <a:graphic xmlns:a="http://schemas.openxmlformats.org/drawingml/2006/main">
-              <a:graphicData uri="http://schemas.openxmlformats.org/drawingml/2006/picture">
-                <pic:pic xmlns:pic="http://schemas.openxmlformats.org/drawingml/2006/picture">
-                  <pic:nvPicPr>
-                    <pic:cNvPr id="40" name="картинка.jpg"/>
-                    <pic:cNvPicPr/>
-                  </pic:nvPicPr>
-                  <pic:blipFill>
-                    <a:blip r:embed="rId23" cstate="print">
-                      <a:extLst>
-                        <a:ext uri="{28A0092B-C50C-407E-A947-70E740481C1C}">
-                          <a14:useLocalDpi xmlns:a14="http://schemas.microsoft.com/office/drawing/2010/main" val="0"/>
-                        </a:ext>
-                      </a:extLst>
-                    </a:blip>
-                    <a:stretch>
-                      <a:fillRect/>
-                    </a:stretch>
-                  </pic:blipFill>
-                  <pic:spPr>
-                    <a:xfrm flipH="1">
-                      <a:off x="0" y="0"/>
-                      <a:ext cx="1230116" cy="1232483"/>
-                    </a:xfrm>
-                    <a:prstGeom prst="rect">
-                      <a:avLst/>
-                    </a:prstGeom>
-                  </pic:spPr>
-                </pic:pic>
-              </a:graphicData>
-            </a:graphic>
-          </wp:inline>
-        </w:drawing>
-      </w:r>
-    </w:p>
-    <w:p>
-      <w:pPr>
-        <w:pStyle w:val="zfr3q"/>
-        <w:spacing w:before="0" w:beforeAutospacing="0" w:after="0" w:afterAutospacing="0"/>
-        <w:ind w:firstLine="709"/>
-        <w:jc w:val="both"/>
-        <w:rPr>
-          <w:rStyle w:val="apple-converted-space"/>
-          <w:color w:val="000000"/>
-          <w:sz w:val="28"/>
-          <w:szCs w:val="28"/>
-          <w:lang w:val="ru-RU"/>
-        </w:rPr>
-      </w:pPr>
-    </w:p>
-    <w:p>
-      <w:pPr>
-        <w:pStyle w:val="zfr3q"/>
-        <w:numPr>
-          <w:ilvl w:val="0"/>
-          <w:numId w:val="12"/>
-        </w:numPr>
-        <w:spacing w:before="0" w:beforeAutospacing="0" w:after="0" w:afterAutospacing="0"/>
-        <w:rPr>
-          <w:rStyle w:val="apple-converted-space"/>
-          <w:b/>
-          <w:bCs/>
-          <w:color w:val="000000"/>
-          <w:sz w:val="28"/>
-          <w:szCs w:val="28"/>
-          <w:lang w:val="ru-RU"/>
-        </w:rPr>
-      </w:pPr>
-      <w:r>
-        <w:rPr>
-          <w:rStyle w:val="apple-converted-space"/>
-          <w:b/>
-          <w:bCs/>
-          <w:color w:val="000000"/>
-          <w:sz w:val="28"/>
-          <w:szCs w:val="28"/>
-          <w:lang w:val="ru-RU"/>
-        </w:rPr>
-        <w:t>Голосовое сообщение (</w:t>
-      </w:r>
-      <w:r>
-        <w:rPr>
-          <w:rStyle w:val="apple-converted-space"/>
-          <w:b/>
-          <w:bCs/>
-          <w:color w:val="000000"/>
-          <w:sz w:val="28"/>
-          <w:szCs w:val="28"/>
-        </w:rPr>
-        <w:t>.mp3)</w:t>
-      </w:r>
-    </w:p>
-    <w:p>
-      <w:pPr>
-        <w:pStyle w:val="zfr3q"/>
-        <w:spacing w:before="0" w:beforeAutospacing="0" w:after="0" w:afterAutospacing="0"/>
-        <w:jc w:val="both"/>
-        <w:rPr>
-          <w:rStyle w:val="apple-converted-space"/>
-          <w:color w:val="000000"/>
-          <w:sz w:val="28"/>
-          <w:szCs w:val="28"/>
-          <w:lang w:val="ru-RU"/>
-        </w:rPr>
-      </w:pPr>
-      <w:r>
-        <w:rPr>
-          <w:rStyle w:val="apple-converted-space"/>
-          <w:color w:val="000000"/>
-          <w:sz w:val="28"/>
-          <w:szCs w:val="28"/>
-        </w:rPr>
-        <w:t xml:space="preserve">P = </w:t>
-      </w:r>
-      <w:r>
-        <w:rPr>
-          <w:rStyle w:val="apple-converted-space"/>
-          <w:color w:val="000000"/>
-          <w:sz w:val="28"/>
-          <w:szCs w:val="28"/>
-          <w:lang w:val="ru-RU"/>
-        </w:rPr>
-        <w:t>43</w:t>
-      </w:r>
-      <w:r>
-        <w:rPr>
-          <w:rStyle w:val="apple-converted-space"/>
-          <w:color w:val="000000"/>
-          <w:sz w:val="28"/>
-          <w:szCs w:val="28"/>
-        </w:rPr>
-        <w:t>,</w:t>
-      </w:r>
-      <w:r>
-        <w:rPr>
-          <w:rStyle w:val="apple-converted-space"/>
-          <w:color w:val="000000"/>
-          <w:sz w:val="28"/>
-          <w:szCs w:val="28"/>
-          <w:lang w:val="ru-RU"/>
-        </w:rPr>
-        <w:t xml:space="preserve"> </w:t>
-      </w:r>
-      <w:r>
-        <w:rPr>
-          <w:rStyle w:val="apple-converted-space"/>
-          <w:color w:val="000000"/>
-          <w:sz w:val="28"/>
-          <w:szCs w:val="28"/>
-        </w:rPr>
-        <w:t xml:space="preserve">Q = </w:t>
-      </w:r>
-      <w:r>
-        <w:rPr>
-          <w:rStyle w:val="apple-converted-space"/>
-          <w:color w:val="000000"/>
-          <w:sz w:val="28"/>
-          <w:szCs w:val="28"/>
-          <w:lang w:val="ru-RU"/>
-        </w:rPr>
-        <w:t>11</w:t>
-      </w:r>
-      <w:r>
-        <w:rPr>
-          <w:rStyle w:val="apple-converted-space"/>
-          <w:color w:val="000000"/>
-          <w:sz w:val="28"/>
-          <w:szCs w:val="28"/>
-        </w:rPr>
-        <w:t>,</w:t>
-      </w:r>
-      <w:r>
-        <w:rPr>
-          <w:rStyle w:val="apple-converted-space"/>
-          <w:color w:val="000000"/>
-          <w:sz w:val="28"/>
-          <w:szCs w:val="28"/>
-          <w:lang w:val="ru-RU"/>
-        </w:rPr>
-        <w:t xml:space="preserve"> </w:t>
-      </w:r>
-      <w:r>
-        <w:rPr>
-          <w:rStyle w:val="apple-converted-space"/>
-          <w:color w:val="000000"/>
-          <w:sz w:val="28"/>
-          <w:szCs w:val="28"/>
-        </w:rPr>
-        <w:t>D = 1</w:t>
-      </w:r>
-      <w:r>
-        <w:rPr>
-          <w:rStyle w:val="apple-converted-space"/>
-          <w:color w:val="000000"/>
-          <w:sz w:val="28"/>
-          <w:szCs w:val="28"/>
-          <w:lang w:val="ru-RU"/>
-        </w:rPr>
-        <w:t>9</w:t>
-      </w:r>
-    </w:p>
-    <w:p>
-      <w:pPr>
-        <w:pStyle w:val="zfr3q"/>
-        <w:spacing w:before="0" w:beforeAutospacing="0" w:after="0" w:afterAutospacing="0"/>
-        <w:jc w:val="both"/>
-        <w:rPr>
-          <w:rStyle w:val="apple-converted-space"/>
-          <w:color w:val="000000"/>
-          <w:sz w:val="28"/>
-          <w:szCs w:val="28"/>
-          <w:lang w:val="ru-RU"/>
-        </w:rPr>
-      </w:pPr>
-      <w:r>
-        <w:rPr>
-          <w:rStyle w:val="apple-converted-space"/>
-          <w:color w:val="000000"/>
-          <w:sz w:val="28"/>
-          <w:szCs w:val="28"/>
-          <w:lang w:val="ru-RU"/>
-        </w:rPr>
-        <w:lastRenderedPageBreak/>
-        <w:t>Содержимое файла:</w:t>
-      </w:r>
-    </w:p>
-    <w:p>
-      <w:pPr>
-        <w:pStyle w:val="zfr3q"/>
-        <w:spacing w:before="0" w:beforeAutospacing="0" w:after="0" w:afterAutospacing="0"/>
-        <w:ind w:firstLine="709"/>
-        <w:jc w:val="both"/>
-        <w:rPr>
-          <w:rStyle w:val="apple-converted-space"/>
-          <w:color w:val="000000"/>
-          <w:sz w:val="28"/>
-          <w:szCs w:val="28"/>
-          <w:lang w:val="ru-RU"/>
-        </w:rPr>
-      </w:pPr>
-    </w:p>
-    <w:p>
-      <w:pPr>
-        <w:pStyle w:val="zfr3q"/>
-        <w:spacing w:before="0" w:beforeAutospacing="0" w:after="0" w:afterAutospacing="0"/>
-        <w:jc w:val="both"/>
-        <w:rPr>
-          <w:rStyle w:val="apple-converted-space"/>
-          <w:color w:val="000000"/>
-          <w:sz w:val="28"/>
-          <w:szCs w:val="28"/>
-          <w:lang w:val="ru-RU"/>
-        </w:rPr>
-      </w:pPr>
-      <w:r>
-        <w:rPr>
-          <w:rStyle w:val="apple-converted-space"/>
-          <w:noProof/>
-          <w:color w:val="000000"/>
-          <w:sz w:val="28"/>
-          <w:szCs w:val="28"/>
-          <w:lang w:val="ru-RU" w:eastAsia="ru-RU"/>
-        </w:rPr>
-        <w:drawing>
-          <wp:inline distT="0" distB="0" distL="0" distR="0" wp14:anchorId="313E0138" wp14:editId="67CCD96C">
-            <wp:extent cx="3454400" cy="1385971"/>
-            <wp:effectExtent l="0" t="0" r="0" b="5080"/>
-            <wp:docPr id="49" name="Рисунок 49"/>
+          <wp:inline distT="0" distB="0" distL="0" distR="0" wp14:anchorId="7B4F287F" wp14:editId="26D17E48">
+            <wp:extent cx="5793973" cy="1844040"/>
+            <wp:effectExtent l="0" t="0" r="0" b="3810"/>
+            <wp:docPr id="54" name="Рисунок 54"/>
             <wp:cNvGraphicFramePr>
               <a:graphicFrameLocks xmlns:a="http://schemas.openxmlformats.org/drawingml/2006/main" noChangeAspect="1"/>
             </wp:cNvGraphicFramePr>
@@ -3958,7 +4495,7 @@
                   <pic:spPr>
                     <a:xfrm>
                       <a:off x="0" y="0"/>
-                      <a:ext cx="3576778" cy="1435071"/>
+                      <a:ext cx="5801131" cy="1846318"/>
                     </a:xfrm>
                     <a:prstGeom prst="rect">
                       <a:avLst/>
@@ -3981,62 +4518,20 @@
           <w:color w:val="000000"/>
           <w:sz w:val="28"/>
           <w:szCs w:val="28"/>
-          <w:lang w:val="ru-RU"/>
-        </w:rPr>
-      </w:pPr>
-    </w:p>
-    <w:p>
-      <w:pPr>
-        <w:pStyle w:val="zfr3q"/>
-        <w:spacing w:before="0" w:beforeAutospacing="0" w:after="0" w:afterAutospacing="0"/>
-        <w:jc w:val="both"/>
-        <w:rPr>
-          <w:rStyle w:val="apple-converted-space"/>
-          <w:color w:val="000000"/>
-          <w:sz w:val="28"/>
-          <w:szCs w:val="28"/>
-          <w:lang w:val="ru-RU"/>
-        </w:rPr>
-      </w:pPr>
-      <w:r>
-        <w:rPr>
-          <w:rStyle w:val="apple-converted-space"/>
-          <w:color w:val="000000"/>
-          <w:sz w:val="28"/>
-          <w:szCs w:val="28"/>
-          <w:lang w:val="ru-RU"/>
-        </w:rPr>
-        <w:t>Результат работы программы:</w:t>
-      </w:r>
-    </w:p>
-    <w:p>
-      <w:pPr>
-        <w:pStyle w:val="zfr3q"/>
-        <w:spacing w:before="0" w:beforeAutospacing="0" w:after="0" w:afterAutospacing="0"/>
-        <w:jc w:val="center"/>
-        <w:rPr>
-          <w:rStyle w:val="apple-converted-space"/>
-          <w:noProof/>
-          <w:color w:val="000000"/>
-          <w:sz w:val="28"/>
-          <w:szCs w:val="28"/>
-          <w:lang w:val="ru-RU"/>
-        </w:rPr>
-      </w:pPr>
-      <w:r>
-        <w:rPr>
-          <w:rStyle w:val="apple-converted-space"/>
-          <w:noProof/>
-          <w:color w:val="000000"/>
-          <w:sz w:val="28"/>
-          <w:szCs w:val="28"/>
-          <w:lang w:val="ru-RU" w:eastAsia="ru-RU"/>
+        </w:rPr>
+      </w:pPr>
+      <w:r>
+        <w:rPr>
+          <w:rStyle w:val="apple-converted-space"/>
+          <w:color w:val="000000"/>
+          <w:sz w:val="28"/>
+          <w:szCs w:val="28"/>
         </w:rPr>
         <w:drawing>
-          <wp:inline distT="0" distB="0" distL="0" distR="0" wp14:anchorId="6AD1C1D6" wp14:editId="0C06273B">
-            <wp:extent cx="19053" cy="9526"/>
-            <wp:effectExtent l="0" t="0" r="0" b="0"/>
-            <wp:docPr id="41" name="Рисунок 41"/>
+          <wp:inline distT="0" distB="0" distL="0" distR="0" wp14:anchorId="78C49979" wp14:editId="4D750ABF">
+            <wp:extent cx="4587240" cy="1482982"/>
+            <wp:effectExtent l="0" t="0" r="3810" b="3175"/>
+            <wp:docPr id="58" name="Рисунок 58"/>
             <wp:cNvGraphicFramePr>
               <a:graphicFrameLocks xmlns:a="http://schemas.openxmlformats.org/drawingml/2006/main" noChangeAspect="1"/>
             </wp:cNvGraphicFramePr>
@@ -4056,7 +4551,7 @@
                   <pic:spPr>
                     <a:xfrm>
                       <a:off x="0" y="0"/>
-                      <a:ext cx="19053" cy="9526"/>
+                      <a:ext cx="4599964" cy="1487096"/>
                     </a:xfrm>
                     <a:prstGeom prst="rect">
                       <a:avLst/>
@@ -4068,168 +4563,88 @@
           </wp:inline>
         </w:drawing>
       </w:r>
-      <w:r>
-        <w:rPr>
-          <w:rStyle w:val="apple-converted-space"/>
-          <w:noProof/>
-          <w:color w:val="000000"/>
-          <w:sz w:val="28"/>
-          <w:szCs w:val="28"/>
-          <w:lang w:val="ru-RU" w:eastAsia="ru-RU"/>
-        </w:rPr>
-        <w:drawing>
-          <wp:inline distT="0" distB="0" distL="0" distR="0" wp14:anchorId="084C0572" wp14:editId="6779ABDF">
-            <wp:extent cx="19053" cy="9526"/>
-            <wp:effectExtent l="0" t="0" r="0" b="0"/>
-            <wp:docPr id="43" name="Рисунок 43"/>
-            <wp:cNvGraphicFramePr>
-              <a:graphicFrameLocks xmlns:a="http://schemas.openxmlformats.org/drawingml/2006/main" noChangeAspect="1"/>
-            </wp:cNvGraphicFramePr>
-            <a:graphic xmlns:a="http://schemas.openxmlformats.org/drawingml/2006/main">
-              <a:graphicData uri="http://schemas.openxmlformats.org/drawingml/2006/picture">
-                <pic:pic xmlns:pic="http://schemas.openxmlformats.org/drawingml/2006/picture">
-                  <pic:nvPicPr>
-                    <pic:cNvPr id="1" name=""/>
-                    <pic:cNvPicPr/>
-                  </pic:nvPicPr>
-                  <pic:blipFill>
-                    <a:blip r:embed="rId29"/>
-                    <a:stretch>
-                      <a:fillRect/>
-                    </a:stretch>
-                  </pic:blipFill>
-                  <pic:spPr>
-                    <a:xfrm>
-                      <a:off x="0" y="0"/>
-                      <a:ext cx="19053" cy="9526"/>
-                    </a:xfrm>
-                    <a:prstGeom prst="rect">
-                      <a:avLst/>
-                    </a:prstGeom>
-                  </pic:spPr>
-                </pic:pic>
-              </a:graphicData>
-            </a:graphic>
-          </wp:inline>
-        </w:drawing>
-      </w:r>
-      <w:r>
-        <w:rPr>
-          <w:rStyle w:val="apple-converted-space"/>
-          <w:noProof/>
-          <w:color w:val="000000"/>
-          <w:sz w:val="28"/>
-          <w:szCs w:val="28"/>
-          <w:lang w:val="ru-RU" w:eastAsia="ru-RU"/>
-        </w:rPr>
-        <w:drawing>
-          <wp:inline distT="0" distB="0" distL="0" distR="0" wp14:anchorId="033C8A8C" wp14:editId="449BD189">
-            <wp:extent cx="19053" cy="9526"/>
-            <wp:effectExtent l="0" t="0" r="0" b="0"/>
-            <wp:docPr id="45" name="Рисунок 45"/>
-            <wp:cNvGraphicFramePr>
-              <a:graphicFrameLocks xmlns:a="http://schemas.openxmlformats.org/drawingml/2006/main" noChangeAspect="1"/>
-            </wp:cNvGraphicFramePr>
-            <a:graphic xmlns:a="http://schemas.openxmlformats.org/drawingml/2006/main">
-              <a:graphicData uri="http://schemas.openxmlformats.org/drawingml/2006/picture">
-                <pic:pic xmlns:pic="http://schemas.openxmlformats.org/drawingml/2006/picture">
-                  <pic:nvPicPr>
-                    <pic:cNvPr id="1" name=""/>
-                    <pic:cNvPicPr/>
-                  </pic:nvPicPr>
-                  <pic:blipFill>
-                    <a:blip r:embed="rId29"/>
-                    <a:stretch>
-                      <a:fillRect/>
-                    </a:stretch>
-                  </pic:blipFill>
-                  <pic:spPr>
-                    <a:xfrm>
-                      <a:off x="0" y="0"/>
-                      <a:ext cx="19053" cy="9526"/>
-                    </a:xfrm>
-                    <a:prstGeom prst="rect">
-                      <a:avLst/>
-                    </a:prstGeom>
-                  </pic:spPr>
-                </pic:pic>
-              </a:graphicData>
-            </a:graphic>
-          </wp:inline>
-        </w:drawing>
-      </w:r>
-      <w:r>
-        <w:rPr>
-          <w:rStyle w:val="apple-converted-space"/>
-          <w:noProof/>
-          <w:color w:val="000000"/>
-          <w:sz w:val="28"/>
-          <w:szCs w:val="28"/>
-          <w:lang w:val="ru-RU" w:eastAsia="ru-RU"/>
-        </w:rPr>
-        <w:drawing>
-          <wp:inline distT="0" distB="0" distL="0" distR="0" wp14:anchorId="036826B3" wp14:editId="4DA145AB">
-            <wp:extent cx="19053" cy="9526"/>
-            <wp:effectExtent l="0" t="0" r="0" b="0"/>
-            <wp:docPr id="47" name="Рисунок 47"/>
-            <wp:cNvGraphicFramePr>
-              <a:graphicFrameLocks xmlns:a="http://schemas.openxmlformats.org/drawingml/2006/main" noChangeAspect="1"/>
-            </wp:cNvGraphicFramePr>
-            <a:graphic xmlns:a="http://schemas.openxmlformats.org/drawingml/2006/main">
-              <a:graphicData uri="http://schemas.openxmlformats.org/drawingml/2006/picture">
-                <pic:pic xmlns:pic="http://schemas.openxmlformats.org/drawingml/2006/picture">
-                  <pic:nvPicPr>
-                    <pic:cNvPr id="1" name=""/>
-                    <pic:cNvPicPr/>
-                  </pic:nvPicPr>
-                  <pic:blipFill>
-                    <a:blip r:embed="rId29"/>
-                    <a:stretch>
-                      <a:fillRect/>
-                    </a:stretch>
-                  </pic:blipFill>
-                  <pic:spPr>
-                    <a:xfrm>
-                      <a:off x="0" y="0"/>
-                      <a:ext cx="19053" cy="9526"/>
-                    </a:xfrm>
-                    <a:prstGeom prst="rect">
-                      <a:avLst/>
-                    </a:prstGeom>
-                  </pic:spPr>
-                </pic:pic>
-              </a:graphicData>
-            </a:graphic>
-          </wp:inline>
-        </w:drawing>
-      </w:r>
     </w:p>
     <w:p>
       <w:pPr>
         <w:pStyle w:val="zfr3q"/>
         <w:spacing w:before="0" w:beforeAutospacing="0" w:after="0" w:afterAutospacing="0"/>
-        <w:rPr>
-          <w:rStyle w:val="apple-converted-space"/>
-          <w:color w:val="000000"/>
-          <w:sz w:val="28"/>
-          <w:szCs w:val="28"/>
-          <w:lang w:val="ru-RU"/>
-        </w:rPr>
-      </w:pPr>
-      <w:r>
+        <w:jc w:val="both"/>
+        <w:rPr>
+          <w:rStyle w:val="apple-converted-space"/>
+          <w:color w:val="000000"/>
+          <w:sz w:val="28"/>
+          <w:szCs w:val="28"/>
+        </w:rPr>
+      </w:pPr>
+    </w:p>
+    <w:p>
+      <w:pPr>
+        <w:pStyle w:val="zfr3q"/>
+        <w:spacing w:before="0" w:beforeAutospacing="0" w:after="0" w:afterAutospacing="0"/>
+        <w:jc w:val="both"/>
+        <w:rPr>
+          <w:rStyle w:val="apple-converted-space"/>
+          <w:color w:val="000000"/>
+          <w:sz w:val="28"/>
+          <w:szCs w:val="28"/>
+          <w:lang w:val="ru-RU"/>
+        </w:rPr>
+      </w:pPr>
+      <w:r>
+        <w:rPr>
+          <w:rStyle w:val="apple-converted-space"/>
+          <w:color w:val="000000"/>
+          <w:sz w:val="28"/>
+          <w:szCs w:val="28"/>
+          <w:lang w:val="ru-RU"/>
+        </w:rPr>
+        <w:lastRenderedPageBreak/>
+        <w:t>Дешифрование:</w:t>
+      </w:r>
+    </w:p>
+    <w:p>
+      <w:pPr>
+        <w:pStyle w:val="zfr3q"/>
+        <w:spacing w:before="0" w:beforeAutospacing="0" w:after="0" w:afterAutospacing="0"/>
+        <w:ind w:firstLine="709"/>
+        <w:jc w:val="both"/>
+        <w:rPr>
+          <w:rStyle w:val="apple-converted-space"/>
+          <w:color w:val="000000"/>
+          <w:sz w:val="28"/>
+          <w:szCs w:val="28"/>
+          <w:lang w:val="ru-RU"/>
+        </w:rPr>
+      </w:pPr>
+    </w:p>
+    <w:p>
+      <w:pPr>
+        <w:pStyle w:val="zfr3q"/>
+        <w:spacing w:before="0" w:beforeAutospacing="0" w:after="0" w:afterAutospacing="0"/>
+        <w:jc w:val="both"/>
         <w:rPr>
           <w:rStyle w:val="apple-converted-space"/>
           <w:noProof/>
           <w:color w:val="000000"/>
           <w:sz w:val="28"/>
           <w:szCs w:val="28"/>
-          <w:lang w:val="ru-RU" w:eastAsia="ru-RU"/>
+          <w:lang w:val="ru-RU"/>
+        </w:rPr>
+      </w:pPr>
+      <w:r>
+        <w:rPr>
+          <w:rStyle w:val="apple-converted-space"/>
+          <w:noProof/>
+          <w:color w:val="000000"/>
+          <w:sz w:val="28"/>
+          <w:szCs w:val="28"/>
+          <w:lang w:val="ru-RU"/>
         </w:rPr>
         <w:drawing>
-          <wp:inline distT="0" distB="0" distL="0" distR="0" wp14:anchorId="25F32629" wp14:editId="39FF0256">
-            <wp:extent cx="5393267" cy="2743336"/>
-            <wp:effectExtent l="0" t="0" r="0" b="0"/>
-            <wp:docPr id="48" name="Рисунок 48"/>
+          <wp:inline distT="0" distB="0" distL="0" distR="0" wp14:anchorId="183C3179" wp14:editId="48E870CD">
+            <wp:extent cx="5939790" cy="2286000"/>
+            <wp:effectExtent l="0" t="0" r="3810" b="0"/>
+            <wp:docPr id="62" name="Рисунок 62"/>
             <wp:cNvGraphicFramePr>
               <a:graphicFrameLocks xmlns:a="http://schemas.openxmlformats.org/drawingml/2006/main" noChangeAspect="1"/>
             </wp:cNvGraphicFramePr>
@@ -4249,7 +4664,7 @@
                   <pic:spPr>
                     <a:xfrm>
                       <a:off x="0" y="0"/>
-                      <a:ext cx="5408767" cy="2751220"/>
+                      <a:ext cx="5939790" cy="2286000"/>
                     </a:xfrm>
                     <a:prstGeom prst="rect">
                       <a:avLst/>
@@ -4266,6 +4681,32 @@
       <w:pPr>
         <w:pStyle w:val="zfr3q"/>
         <w:spacing w:before="0" w:beforeAutospacing="0" w:after="0" w:afterAutospacing="0"/>
+        <w:jc w:val="both"/>
+        <w:rPr>
+          <w:rStyle w:val="apple-converted-space"/>
+          <w:color w:val="000000"/>
+          <w:sz w:val="28"/>
+          <w:szCs w:val="28"/>
+          <w:lang w:val="ru-RU"/>
+        </w:rPr>
+      </w:pPr>
+      <w:r>
+        <w:rPr>
+          <w:rStyle w:val="apple-converted-space"/>
+          <w:color w:val="000000"/>
+          <w:sz w:val="28"/>
+          <w:szCs w:val="28"/>
+          <w:lang w:val="ru-RU"/>
+        </w:rPr>
+        <w:t>Расшифрованный файл:</w:t>
+      </w:r>
+    </w:p>
+    <w:p>
+      <w:pPr>
+        <w:pStyle w:val="zfr3q"/>
+        <w:spacing w:before="0" w:beforeAutospacing="0" w:after="0" w:afterAutospacing="0"/>
+        <w:ind w:firstLine="709"/>
+        <w:jc w:val="both"/>
         <w:rPr>
           <w:rStyle w:val="apple-converted-space"/>
           <w:color w:val="000000"/>
@@ -4290,13 +4731,148 @@
       </w:pPr>
       <w:r>
         <w:rPr>
-          <w:rStyle w:val="apple-converted-space"/>
-          <w:color w:val="000000"/>
-          <w:sz w:val="28"/>
-          <w:szCs w:val="28"/>
-          <w:lang w:val="ru-RU"/>
-        </w:rPr>
-        <w:t>Зашифрованный файл:</w:t>
+          <w:rStyle w:val="40"/>
+          <w:noProof/>
+          <w:color w:val="000000"/>
+          <w:sz w:val="28"/>
+          <w:szCs w:val="28"/>
+          <w:lang w:val="ru-RU" w:eastAsia="ru-RU"/>
+        </w:rPr>
+        <w:drawing>
+          <wp:inline distT="0" distB="0" distL="0" distR="0" wp14:anchorId="24796358" wp14:editId="5FE4E29D">
+            <wp:extent cx="3909060" cy="1662826"/>
+            <wp:effectExtent l="0" t="0" r="0" b="0"/>
+            <wp:docPr id="61" name="Рисунок 61"/>
+            <wp:cNvGraphicFramePr>
+              <a:graphicFrameLocks xmlns:a="http://schemas.openxmlformats.org/drawingml/2006/main" noChangeAspect="1"/>
+            </wp:cNvGraphicFramePr>
+            <a:graphic xmlns:a="http://schemas.openxmlformats.org/drawingml/2006/main">
+              <a:graphicData uri="http://schemas.openxmlformats.org/drawingml/2006/picture">
+                <pic:pic xmlns:pic="http://schemas.openxmlformats.org/drawingml/2006/picture">
+                  <pic:nvPicPr>
+                    <pic:cNvPr id="1" name=""/>
+                    <pic:cNvPicPr/>
+                  </pic:nvPicPr>
+                  <pic:blipFill rotWithShape="1">
+                    <a:blip r:embed="rId25"/>
+                    <a:srcRect t="32422"/>
+                    <a:stretch/>
+                  </pic:blipFill>
+                  <pic:spPr bwMode="auto">
+                    <a:xfrm>
+                      <a:off x="0" y="0"/>
+                      <a:ext cx="3918047" cy="1666649"/>
+                    </a:xfrm>
+                    <a:prstGeom prst="rect">
+                      <a:avLst/>
+                    </a:prstGeom>
+                    <a:ln>
+                      <a:noFill/>
+                    </a:ln>
+                    <a:extLst>
+                      <a:ext uri="{53640926-AAD7-44D8-BBD7-CCE9431645EC}">
+                        <a14:shadowObscured xmlns:a14="http://schemas.microsoft.com/office/drawing/2010/main"/>
+                      </a:ext>
+                    </a:extLst>
+                  </pic:spPr>
+                </pic:pic>
+              </a:graphicData>
+            </a:graphic>
+          </wp:inline>
+        </w:drawing>
+      </w:r>
+    </w:p>
+    <w:p>
+      <w:pPr>
+        <w:pStyle w:val="zfr3q"/>
+        <w:spacing w:before="0" w:beforeAutospacing="0" w:after="0" w:afterAutospacing="0"/>
+        <w:ind w:firstLine="709"/>
+        <w:jc w:val="both"/>
+        <w:rPr>
+          <w:rStyle w:val="apple-converted-space"/>
+          <w:color w:val="000000"/>
+          <w:sz w:val="28"/>
+          <w:szCs w:val="28"/>
+          <w:lang w:val="ru-RU"/>
+        </w:rPr>
+      </w:pPr>
+    </w:p>
+    <w:p>
+      <w:pPr>
+        <w:pStyle w:val="zfr3q"/>
+        <w:numPr>
+          <w:ilvl w:val="0"/>
+          <w:numId w:val="12"/>
+        </w:numPr>
+        <w:spacing w:before="0" w:beforeAutospacing="0" w:after="0" w:afterAutospacing="0"/>
+        <w:rPr>
+          <w:rStyle w:val="apple-converted-space"/>
+          <w:b/>
+          <w:bCs/>
+          <w:color w:val="000000"/>
+          <w:sz w:val="28"/>
+          <w:szCs w:val="28"/>
+          <w:lang w:val="ru-RU"/>
+        </w:rPr>
+      </w:pPr>
+      <w:r>
+        <w:rPr>
+          <w:rStyle w:val="apple-converted-space"/>
+          <w:b/>
+          <w:bCs/>
+          <w:color w:val="000000"/>
+          <w:sz w:val="28"/>
+          <w:szCs w:val="28"/>
+          <w:lang w:val="ru-RU"/>
+        </w:rPr>
+        <w:t>Видео (</w:t>
+      </w:r>
+      <w:r>
+        <w:rPr>
+          <w:rStyle w:val="apple-converted-space"/>
+          <w:b/>
+          <w:bCs/>
+          <w:color w:val="000000"/>
+          <w:sz w:val="28"/>
+          <w:szCs w:val="28"/>
+        </w:rPr>
+        <w:t>.</w:t>
+      </w:r>
+      <w:proofErr w:type="spellStart"/>
+      <w:r>
+        <w:rPr>
+          <w:rStyle w:val="apple-converted-space"/>
+          <w:b/>
+          <w:bCs/>
+          <w:color w:val="000000"/>
+          <w:sz w:val="28"/>
+          <w:szCs w:val="28"/>
+        </w:rPr>
+        <w:t>mp</w:t>
+      </w:r>
+      <w:proofErr w:type="spellEnd"/>
+      <w:r>
+        <w:rPr>
+          <w:rStyle w:val="apple-converted-space"/>
+          <w:b/>
+          <w:bCs/>
+          <w:color w:val="000000"/>
+          <w:sz w:val="28"/>
+          <w:szCs w:val="28"/>
+          <w:lang w:val="ru-RU"/>
+        </w:rPr>
+        <w:t>4</w:t>
+      </w:r>
+      <w:r>
+        <w:rPr>
+          <w:rStyle w:val="apple-converted-space"/>
+          <w:b/>
+          <w:bCs/>
+          <w:color w:val="000000"/>
+          <w:sz w:val="28"/>
+          <w:szCs w:val="28"/>
+        </w:rPr>
+        <w:t>)</w:t>
       </w:r>
     </w:p>
     <w:p>
@@ -4309,23 +4885,184 @@
           <w:color w:val="000000"/>
           <w:sz w:val="28"/>
           <w:szCs w:val="28"/>
-          <w:lang w:val="ru-RU"/>
-        </w:rPr>
-      </w:pPr>
-      <w:r>
-        <w:rPr>
-          <w:rStyle w:val="a5"/>
-          <w:noProof/>
-          <w:color w:val="000000"/>
-          <w:sz w:val="28"/>
-          <w:szCs w:val="28"/>
-          <w:lang w:val="ru-RU" w:eastAsia="ru-RU"/>
+        </w:rPr>
+      </w:pPr>
+      <w:r>
+        <w:rPr>
+          <w:rStyle w:val="apple-converted-space"/>
+          <w:color w:val="000000"/>
+          <w:sz w:val="28"/>
+          <w:szCs w:val="28"/>
+        </w:rPr>
+        <w:t xml:space="preserve">P = </w:t>
+      </w:r>
+      <w:r>
+        <w:rPr>
+          <w:rStyle w:val="apple-converted-space"/>
+          <w:color w:val="000000"/>
+          <w:sz w:val="28"/>
+          <w:szCs w:val="28"/>
+        </w:rPr>
+        <w:t>43</w:t>
+      </w:r>
+      <w:r>
+        <w:rPr>
+          <w:rStyle w:val="apple-converted-space"/>
+          <w:color w:val="000000"/>
+          <w:sz w:val="28"/>
+          <w:szCs w:val="28"/>
+        </w:rPr>
+        <w:t>,</w:t>
+      </w:r>
+      <w:r>
+        <w:rPr>
+          <w:rStyle w:val="apple-converted-space"/>
+          <w:color w:val="000000"/>
+          <w:sz w:val="28"/>
+          <w:szCs w:val="28"/>
+          <w:lang w:val="ru-RU"/>
+        </w:rPr>
+        <w:t xml:space="preserve"> </w:t>
+      </w:r>
+      <w:r>
+        <w:rPr>
+          <w:rStyle w:val="apple-converted-space"/>
+          <w:color w:val="000000"/>
+          <w:sz w:val="28"/>
+          <w:szCs w:val="28"/>
+        </w:rPr>
+        <w:t xml:space="preserve">Q = </w:t>
+      </w:r>
+      <w:r>
+        <w:rPr>
+          <w:rStyle w:val="apple-converted-space"/>
+          <w:color w:val="000000"/>
+          <w:sz w:val="28"/>
+          <w:szCs w:val="28"/>
+        </w:rPr>
+        <w:t>3</w:t>
+      </w:r>
+      <w:r>
+        <w:rPr>
+          <w:rStyle w:val="apple-converted-space"/>
+          <w:color w:val="000000"/>
+          <w:sz w:val="28"/>
+          <w:szCs w:val="28"/>
+        </w:rPr>
+        <w:t>539</w:t>
+      </w:r>
+      <w:r>
+        <w:rPr>
+          <w:rStyle w:val="apple-converted-space"/>
+          <w:color w:val="000000"/>
+          <w:sz w:val="28"/>
+          <w:szCs w:val="28"/>
+        </w:rPr>
+        <w:t>,</w:t>
+      </w:r>
+      <w:r>
+        <w:rPr>
+          <w:rStyle w:val="apple-converted-space"/>
+          <w:color w:val="000000"/>
+          <w:sz w:val="28"/>
+          <w:szCs w:val="28"/>
+          <w:lang w:val="ru-RU"/>
+        </w:rPr>
+        <w:t xml:space="preserve"> </w:t>
+      </w:r>
+      <w:r>
+        <w:rPr>
+          <w:rStyle w:val="apple-converted-space"/>
+          <w:color w:val="000000"/>
+          <w:sz w:val="28"/>
+          <w:szCs w:val="28"/>
+        </w:rPr>
+        <w:t>b</w:t>
+      </w:r>
+      <w:r>
+        <w:rPr>
+          <w:rStyle w:val="apple-converted-space"/>
+          <w:color w:val="000000"/>
+          <w:sz w:val="28"/>
+          <w:szCs w:val="28"/>
+        </w:rPr>
+        <w:t xml:space="preserve"> = </w:t>
+      </w:r>
+      <w:r>
+        <w:rPr>
+          <w:rStyle w:val="apple-converted-space"/>
+          <w:color w:val="000000"/>
+          <w:sz w:val="28"/>
+          <w:szCs w:val="28"/>
+        </w:rPr>
+        <w:t>101</w:t>
+      </w:r>
+    </w:p>
+    <w:p>
+      <w:pPr>
+        <w:pStyle w:val="zfr3q"/>
+        <w:spacing w:before="0" w:beforeAutospacing="0" w:after="0" w:afterAutospacing="0"/>
+        <w:jc w:val="both"/>
+        <w:rPr>
+          <w:rStyle w:val="apple-converted-space"/>
+          <w:color w:val="000000"/>
+          <w:sz w:val="28"/>
+          <w:szCs w:val="28"/>
+          <w:lang w:val="ru-RU"/>
+        </w:rPr>
+      </w:pPr>
+      <w:r>
+        <w:rPr>
+          <w:rStyle w:val="apple-converted-space"/>
+          <w:color w:val="000000"/>
+          <w:sz w:val="28"/>
+          <w:szCs w:val="28"/>
+          <w:lang w:val="ru-RU"/>
+        </w:rPr>
+        <w:t>Содержимое файла:</w:t>
+      </w:r>
+    </w:p>
+    <w:p>
+      <w:pPr>
+        <w:pStyle w:val="zfr3q"/>
+        <w:spacing w:before="0" w:beforeAutospacing="0" w:after="0" w:afterAutospacing="0"/>
+        <w:ind w:firstLine="709"/>
+        <w:jc w:val="both"/>
+        <w:rPr>
+          <w:rStyle w:val="apple-converted-space"/>
+          <w:color w:val="000000"/>
+          <w:sz w:val="28"/>
+          <w:szCs w:val="28"/>
+          <w:lang w:val="ru-RU"/>
+        </w:rPr>
+      </w:pPr>
+    </w:p>
+    <w:p>
+      <w:pPr>
+        <w:pStyle w:val="zfr3q"/>
+        <w:spacing w:before="0" w:beforeAutospacing="0" w:after="0" w:afterAutospacing="0"/>
+        <w:jc w:val="both"/>
+        <w:rPr>
+          <w:rStyle w:val="apple-converted-space"/>
+          <w:color w:val="000000"/>
+          <w:sz w:val="28"/>
+          <w:szCs w:val="28"/>
+          <w:lang w:val="ru-RU"/>
+        </w:rPr>
+      </w:pPr>
+      <w:r>
+        <w:rPr>
+          <w:rStyle w:val="apple-converted-space"/>
+          <w:color w:val="000000"/>
+          <w:sz w:val="28"/>
+          <w:szCs w:val="28"/>
+          <w:lang w:val="ru-RU"/>
         </w:rPr>
         <w:drawing>
-          <wp:inline distT="0" distB="0" distL="0" distR="0" wp14:anchorId="13D5A61C" wp14:editId="06522F28">
-            <wp:extent cx="5425440" cy="2436420"/>
-            <wp:effectExtent l="0" t="0" r="3810" b="2540"/>
-            <wp:docPr id="7" name="Рисунок 7"/>
+          <wp:inline distT="0" distB="0" distL="0" distR="0" wp14:anchorId="19B0C83C" wp14:editId="32B28587">
+            <wp:extent cx="2786647" cy="2240280"/>
+            <wp:effectExtent l="0" t="0" r="0" b="7620"/>
+            <wp:docPr id="70" name="Рисунок 70"/>
             <wp:cNvGraphicFramePr>
               <a:graphicFrameLocks xmlns:a="http://schemas.openxmlformats.org/drawingml/2006/main" noChangeAspect="1"/>
             </wp:cNvGraphicFramePr>
@@ -4345,7 +5082,7 @@
                   <pic:spPr>
                     <a:xfrm>
                       <a:off x="0" y="0"/>
-                      <a:ext cx="5444677" cy="2445059"/>
+                      <a:ext cx="2794877" cy="2246896"/>
                     </a:xfrm>
                     <a:prstGeom prst="rect">
                       <a:avLst/>
@@ -4368,23 +5105,63 @@
           <w:color w:val="000000"/>
           <w:sz w:val="28"/>
           <w:szCs w:val="28"/>
-        </w:rPr>
-      </w:pPr>
-      <w:r>
+          <w:lang w:val="ru-RU"/>
+        </w:rPr>
+      </w:pPr>
+      <w:r>
+        <w:rPr>
+          <w:rStyle w:val="apple-converted-space"/>
+          <w:color w:val="000000"/>
+          <w:sz w:val="28"/>
+          <w:szCs w:val="28"/>
+          <w:lang w:val="ru-RU"/>
+        </w:rPr>
+        <w:t>Результат работы программы:</w:t>
+      </w:r>
+    </w:p>
+    <w:p>
+      <w:pPr>
+        <w:pStyle w:val="zfr3q"/>
+        <w:spacing w:before="0" w:beforeAutospacing="0" w:after="0" w:afterAutospacing="0"/>
+        <w:ind w:firstLine="709"/>
+        <w:jc w:val="both"/>
+        <w:rPr>
+          <w:rStyle w:val="apple-converted-space"/>
+          <w:color w:val="000000"/>
+          <w:sz w:val="28"/>
+          <w:szCs w:val="28"/>
+          <w:lang w:val="ru-RU"/>
+        </w:rPr>
+      </w:pPr>
+    </w:p>
+    <w:p>
+      <w:pPr>
+        <w:pStyle w:val="zfr3q"/>
+        <w:spacing w:before="0" w:beforeAutospacing="0" w:after="0" w:afterAutospacing="0"/>
         <w:rPr>
           <w:rStyle w:val="apple-converted-space"/>
           <w:noProof/>
           <w:color w:val="000000"/>
           <w:sz w:val="28"/>
           <w:szCs w:val="28"/>
-          <w:lang w:val="ru-RU" w:eastAsia="ru-RU"/>
+          <w:lang w:val="ru-RU"/>
+        </w:rPr>
+      </w:pPr>
+      <w:r>
+        <w:rPr>
+          <w:rStyle w:val="apple-converted-space"/>
+          <w:noProof/>
+          <w:color w:val="000000"/>
+          <w:sz w:val="28"/>
+          <w:szCs w:val="28"/>
+          <w:lang w:val="ru-RU"/>
         </w:rPr>
         <w:lastRenderedPageBreak/>
         <w:drawing>
-          <wp:inline distT="0" distB="0" distL="0" distR="0" wp14:anchorId="0F54D719" wp14:editId="0200FF7F">
-            <wp:extent cx="4257540" cy="1562100"/>
-            <wp:effectExtent l="0" t="0" r="0" b="0"/>
-            <wp:docPr id="51" name="Рисунок 51"/>
+          <wp:inline distT="0" distB="0" distL="0" distR="0" wp14:anchorId="5DA7E6AC" wp14:editId="4F30B256">
+            <wp:extent cx="5939790" cy="2653665"/>
+            <wp:effectExtent l="0" t="0" r="3810" b="0"/>
+            <wp:docPr id="69" name="Рисунок 69"/>
             <wp:cNvGraphicFramePr>
               <a:graphicFrameLocks xmlns:a="http://schemas.openxmlformats.org/drawingml/2006/main" noChangeAspect="1"/>
             </wp:cNvGraphicFramePr>
@@ -4404,7 +5181,7 @@
                   <pic:spPr>
                     <a:xfrm>
                       <a:off x="0" y="0"/>
-                      <a:ext cx="4312632" cy="1582314"/>
+                      <a:ext cx="5939790" cy="2653665"/>
                     </a:xfrm>
                     <a:prstGeom prst="rect">
                       <a:avLst/>
@@ -4421,12 +5198,27 @@
       <w:pPr>
         <w:pStyle w:val="zfr3q"/>
         <w:spacing w:before="0" w:beforeAutospacing="0" w:after="0" w:afterAutospacing="0"/>
-        <w:jc w:val="both"/>
-        <w:rPr>
-          <w:rStyle w:val="apple-converted-space"/>
-          <w:color w:val="000000"/>
-          <w:sz w:val="28"/>
-          <w:szCs w:val="28"/>
+        <w:rPr>
+          <w:rStyle w:val="apple-converted-space"/>
+          <w:noProof/>
+          <w:color w:val="000000"/>
+          <w:sz w:val="28"/>
+          <w:szCs w:val="28"/>
+          <w:lang w:val="ru-RU"/>
+        </w:rPr>
+      </w:pPr>
+    </w:p>
+    <w:p>
+      <w:pPr>
+        <w:pStyle w:val="zfr3q"/>
+        <w:spacing w:before="0" w:beforeAutospacing="0" w:after="0" w:afterAutospacing="0"/>
+        <w:jc w:val="center"/>
+        <w:rPr>
+          <w:rStyle w:val="apple-converted-space"/>
+          <w:color w:val="000000"/>
+          <w:sz w:val="28"/>
+          <w:szCs w:val="28"/>
+          <w:lang w:val="ru-RU"/>
         </w:rPr>
       </w:pPr>
     </w:p>
@@ -4451,23 +5243,8 @@
           <w:szCs w:val="28"/>
           <w:lang w:val="ru-RU"/>
         </w:rPr>
-        <w:t>Дешифрование:</w:t>
-      </w:r>
-    </w:p>
-    <w:p>
-      <w:pPr>
-        <w:pStyle w:val="zfr3q"/>
-        <w:spacing w:before="0" w:beforeAutospacing="0" w:after="0" w:afterAutospacing="0"/>
-        <w:ind w:firstLine="709"/>
-        <w:jc w:val="both"/>
-        <w:rPr>
-          <w:rStyle w:val="apple-converted-space"/>
-          <w:color w:val="000000"/>
-          <w:sz w:val="28"/>
-          <w:szCs w:val="28"/>
-          <w:lang w:val="ru-RU"/>
-        </w:rPr>
-      </w:pPr>
+        <w:t>Зашифрованный файл:</w:t>
+      </w:r>
     </w:p>
     <w:p>
       <w:pPr>
@@ -4476,27 +5253,40 @@
         <w:jc w:val="both"/>
         <w:rPr>
           <w:rStyle w:val="apple-converted-space"/>
+          <w:color w:val="000000"/>
+          <w:sz w:val="28"/>
+          <w:szCs w:val="28"/>
+          <w:lang w:val="ru-RU"/>
+        </w:rPr>
+      </w:pPr>
+    </w:p>
+    <w:p>
+      <w:pPr>
+        <w:pStyle w:val="zfr3q"/>
+        <w:spacing w:before="0" w:beforeAutospacing="0" w:after="0" w:afterAutospacing="0"/>
+        <w:jc w:val="both"/>
+        <w:rPr>
+          <w:rStyle w:val="apple-converted-space"/>
+          <w:color w:val="000000"/>
+          <w:sz w:val="28"/>
+          <w:szCs w:val="28"/>
+          <w:lang w:val="ru-RU"/>
+        </w:rPr>
+      </w:pPr>
+      <w:r>
+        <w:rPr>
+          <w:rStyle w:val="a5"/>
           <w:noProof/>
           <w:color w:val="000000"/>
           <w:sz w:val="28"/>
           <w:szCs w:val="28"/>
-          <w:lang w:val="ru-RU"/>
-        </w:rPr>
-      </w:pPr>
-      <w:r>
-        <w:rPr>
-          <w:rStyle w:val="apple-converted-space"/>
-          <w:noProof/>
-          <w:color w:val="000000"/>
-          <w:sz w:val="28"/>
-          <w:szCs w:val="28"/>
           <w:lang w:val="ru-RU" w:eastAsia="ru-RU"/>
         </w:rPr>
         <w:drawing>
-          <wp:inline distT="0" distB="0" distL="0" distR="0" wp14:anchorId="0738FAA2" wp14:editId="0BEDB9A6">
-            <wp:extent cx="5165034" cy="2438400"/>
+          <wp:inline distT="0" distB="0" distL="0" distR="0" wp14:anchorId="69FBDA43" wp14:editId="0A7B6258">
+            <wp:extent cx="4884303" cy="2857500"/>
             <wp:effectExtent l="0" t="0" r="0" b="0"/>
-            <wp:docPr id="52" name="Рисунок 52"/>
+            <wp:docPr id="12" name="Рисунок 12"/>
             <wp:cNvGraphicFramePr>
               <a:graphicFrameLocks xmlns:a="http://schemas.openxmlformats.org/drawingml/2006/main" noChangeAspect="1"/>
             </wp:cNvGraphicFramePr>
@@ -4516,7 +5306,7 @@
                   <pic:spPr>
                     <a:xfrm>
                       <a:off x="0" y="0"/>
-                      <a:ext cx="5214325" cy="2461670"/>
+                      <a:ext cx="4892803" cy="2862473"/>
                     </a:xfrm>
                     <a:prstGeom prst="rect">
                       <a:avLst/>
@@ -4533,30 +5323,6 @@
       <w:pPr>
         <w:pStyle w:val="zfr3q"/>
         <w:spacing w:before="0" w:beforeAutospacing="0" w:after="0" w:afterAutospacing="0"/>
-        <w:jc w:val="both"/>
-        <w:rPr>
-          <w:rStyle w:val="apple-converted-space"/>
-          <w:color w:val="000000"/>
-          <w:sz w:val="28"/>
-          <w:szCs w:val="28"/>
-          <w:lang w:val="ru-RU"/>
-        </w:rPr>
-      </w:pPr>
-      <w:r>
-        <w:rPr>
-          <w:rStyle w:val="apple-converted-space"/>
-          <w:color w:val="000000"/>
-          <w:sz w:val="28"/>
-          <w:szCs w:val="28"/>
-          <w:lang w:val="ru-RU"/>
-        </w:rPr>
-        <w:t>Расшифрованный файл:</w:t>
-      </w:r>
-    </w:p>
-    <w:p>
-      <w:pPr>
-        <w:pStyle w:val="zfr3q"/>
-        <w:spacing w:before="0" w:beforeAutospacing="0" w:after="0" w:afterAutospacing="0"/>
         <w:ind w:firstLine="709"/>
         <w:jc w:val="both"/>
         <w:rPr>
@@ -4578,23 +5344,20 @@
           <w:color w:val="000000"/>
           <w:sz w:val="28"/>
           <w:szCs w:val="28"/>
-          <w:lang w:val="ru-RU"/>
-        </w:rPr>
-      </w:pPr>
-      <w:r>
-        <w:rPr>
-          <w:rStyle w:val="apple-converted-space"/>
-          <w:noProof/>
-          <w:color w:val="000000"/>
-          <w:sz w:val="28"/>
-          <w:szCs w:val="28"/>
-          <w:lang w:val="ru-RU" w:eastAsia="ru-RU"/>
+        </w:rPr>
+      </w:pPr>
+      <w:r>
+        <w:rPr>
+          <w:rStyle w:val="apple-converted-space"/>
+          <w:color w:val="000000"/>
+          <w:sz w:val="28"/>
+          <w:szCs w:val="28"/>
         </w:rPr>
         <w:drawing>
-          <wp:inline distT="0" distB="0" distL="0" distR="0" wp14:anchorId="02E09C73" wp14:editId="5485B2C0">
-            <wp:extent cx="3722983" cy="1363980"/>
-            <wp:effectExtent l="0" t="0" r="0" b="7620"/>
-            <wp:docPr id="53" name="Рисунок 53"/>
+          <wp:inline distT="0" distB="0" distL="0" distR="0" wp14:anchorId="5D44FDE0" wp14:editId="03D3ECD0">
+            <wp:extent cx="4437612" cy="2003425"/>
+            <wp:effectExtent l="0" t="0" r="1270" b="0"/>
+            <wp:docPr id="72" name="Рисунок 72"/>
             <wp:cNvGraphicFramePr>
               <a:graphicFrameLocks xmlns:a="http://schemas.openxmlformats.org/drawingml/2006/main" noChangeAspect="1"/>
             </wp:cNvGraphicFramePr>
@@ -4614,7 +5377,7 @@
                   <pic:spPr>
                     <a:xfrm>
                       <a:off x="0" y="0"/>
-                      <a:ext cx="3757091" cy="1376476"/>
+                      <a:ext cx="4441341" cy="2005109"/>
                     </a:xfrm>
                     <a:prstGeom prst="rect">
                       <a:avLst/>
@@ -4631,94 +5394,14 @@
       <w:pPr>
         <w:pStyle w:val="zfr3q"/>
         <w:spacing w:before="0" w:beforeAutospacing="0" w:after="0" w:afterAutospacing="0"/>
-        <w:ind w:firstLine="709"/>
         <w:jc w:val="both"/>
         <w:rPr>
           <w:rStyle w:val="apple-converted-space"/>
           <w:color w:val="000000"/>
           <w:sz w:val="28"/>
           <w:szCs w:val="28"/>
-          <w:lang w:val="ru-RU"/>
-        </w:rPr>
-      </w:pPr>
-    </w:p>
-    <w:p>
-      <w:pPr>
-        <w:pStyle w:val="zfr3q"/>
-        <w:numPr>
-          <w:ilvl w:val="0"/>
-          <w:numId w:val="12"/>
-        </w:numPr>
-        <w:spacing w:before="0" w:beforeAutospacing="0" w:after="0" w:afterAutospacing="0"/>
-        <w:rPr>
-          <w:rStyle w:val="apple-converted-space"/>
-          <w:b/>
-          <w:bCs/>
-          <w:color w:val="000000"/>
-          <w:sz w:val="28"/>
-          <w:szCs w:val="28"/>
-          <w:lang w:val="ru-RU"/>
-        </w:rPr>
-      </w:pPr>
-      <w:r>
-        <w:rPr>
-          <w:rStyle w:val="apple-converted-space"/>
-          <w:b/>
-          <w:bCs/>
-          <w:color w:val="000000"/>
-          <w:sz w:val="28"/>
-          <w:szCs w:val="28"/>
-          <w:lang w:val="ru-RU"/>
-        </w:rPr>
-        <w:t>Видео (</w:t>
-      </w:r>
-      <w:r>
-        <w:rPr>
-          <w:rStyle w:val="apple-converted-space"/>
-          <w:b/>
-          <w:bCs/>
-          <w:color w:val="000000"/>
-          <w:sz w:val="28"/>
-          <w:szCs w:val="28"/>
-        </w:rPr>
-        <w:t>.</w:t>
-      </w:r>
-      <w:proofErr w:type="spellStart"/>
-      <w:r>
-        <w:rPr>
-          <w:rStyle w:val="apple-converted-space"/>
-          <w:b/>
-          <w:bCs/>
-          <w:color w:val="000000"/>
-          <w:sz w:val="28"/>
-          <w:szCs w:val="28"/>
-        </w:rPr>
-        <w:t>mp</w:t>
-      </w:r>
-      <w:proofErr w:type="spellEnd"/>
-      <w:r>
-        <w:rPr>
-          <w:rStyle w:val="apple-converted-space"/>
-          <w:b/>
-          <w:bCs/>
-          <w:color w:val="000000"/>
-          <w:sz w:val="28"/>
-          <w:szCs w:val="28"/>
-          <w:lang w:val="ru-RU"/>
-        </w:rPr>
-        <w:t>4</w:t>
-      </w:r>
-      <w:r>
-        <w:rPr>
-          <w:rStyle w:val="apple-converted-space"/>
-          <w:b/>
-          <w:bCs/>
-          <w:color w:val="000000"/>
-          <w:sz w:val="28"/>
-          <w:szCs w:val="28"/>
-        </w:rPr>
-        <w:t>)</w:t>
-      </w:r>
+        </w:rPr>
+      </w:pPr>
     </w:p>
     <w:p>
       <w:pPr>
@@ -4739,127 +5422,9 @@
           <w:color w:val="000000"/>
           <w:sz w:val="28"/>
           <w:szCs w:val="28"/>
-        </w:rPr>
-        <w:t xml:space="preserve">P = </w:t>
-      </w:r>
-      <w:r>
-        <w:rPr>
-          <w:rStyle w:val="apple-converted-space"/>
-          <w:color w:val="000000"/>
-          <w:sz w:val="28"/>
-          <w:szCs w:val="28"/>
-          <w:lang w:val="ru-RU"/>
-        </w:rPr>
-        <w:t>17</w:t>
-      </w:r>
-      <w:r>
-        <w:rPr>
-          <w:rStyle w:val="apple-converted-space"/>
-          <w:color w:val="000000"/>
-          <w:sz w:val="28"/>
-          <w:szCs w:val="28"/>
-        </w:rPr>
-        <w:t>,</w:t>
-      </w:r>
-      <w:r>
-        <w:rPr>
-          <w:rStyle w:val="apple-converted-space"/>
-          <w:color w:val="000000"/>
-          <w:sz w:val="28"/>
-          <w:szCs w:val="28"/>
-          <w:lang w:val="ru-RU"/>
-        </w:rPr>
-        <w:t xml:space="preserve"> </w:t>
-      </w:r>
-      <w:r>
-        <w:rPr>
-          <w:rStyle w:val="apple-converted-space"/>
-          <w:color w:val="000000"/>
-          <w:sz w:val="28"/>
-          <w:szCs w:val="28"/>
-        </w:rPr>
-        <w:t xml:space="preserve">Q = </w:t>
-      </w:r>
-      <w:r>
-        <w:rPr>
-          <w:rStyle w:val="apple-converted-space"/>
-          <w:color w:val="000000"/>
-          <w:sz w:val="28"/>
-          <w:szCs w:val="28"/>
-        </w:rPr>
-        <w:t>3</w:t>
-      </w:r>
-      <w:r>
-        <w:rPr>
-          <w:rStyle w:val="apple-converted-space"/>
-          <w:color w:val="000000"/>
-          <w:sz w:val="28"/>
-          <w:szCs w:val="28"/>
-          <w:lang w:val="ru-RU"/>
-        </w:rPr>
-        <w:t>7</w:t>
-      </w:r>
-      <w:r>
-        <w:rPr>
-          <w:rStyle w:val="apple-converted-space"/>
-          <w:color w:val="000000"/>
-          <w:sz w:val="28"/>
-          <w:szCs w:val="28"/>
-        </w:rPr>
-        <w:t>,</w:t>
-      </w:r>
-      <w:r>
-        <w:rPr>
-          <w:rStyle w:val="apple-converted-space"/>
-          <w:color w:val="000000"/>
-          <w:sz w:val="28"/>
-          <w:szCs w:val="28"/>
-          <w:lang w:val="ru-RU"/>
-        </w:rPr>
-        <w:t xml:space="preserve"> </w:t>
-      </w:r>
-      <w:r>
-        <w:rPr>
-          <w:rStyle w:val="apple-converted-space"/>
-          <w:color w:val="000000"/>
-          <w:sz w:val="28"/>
-          <w:szCs w:val="28"/>
-        </w:rPr>
-        <w:t xml:space="preserve">D = </w:t>
-      </w:r>
-      <w:r>
-        <w:rPr>
-          <w:rStyle w:val="apple-converted-space"/>
-          <w:color w:val="000000"/>
-          <w:sz w:val="28"/>
-          <w:szCs w:val="28"/>
-          <w:lang w:val="ru-RU"/>
-        </w:rPr>
-        <w:t>23</w:t>
-      </w:r>
-    </w:p>
-    <w:p>
-      <w:pPr>
-        <w:pStyle w:val="zfr3q"/>
-        <w:spacing w:before="0" w:beforeAutospacing="0" w:after="0" w:afterAutospacing="0"/>
-        <w:jc w:val="both"/>
-        <w:rPr>
-          <w:rStyle w:val="apple-converted-space"/>
-          <w:color w:val="000000"/>
-          <w:sz w:val="28"/>
-          <w:szCs w:val="28"/>
-          <w:lang w:val="ru-RU"/>
-        </w:rPr>
-      </w:pPr>
-      <w:r>
-        <w:rPr>
-          <w:rStyle w:val="apple-converted-space"/>
-          <w:color w:val="000000"/>
-          <w:sz w:val="28"/>
-          <w:szCs w:val="28"/>
-          <w:lang w:val="ru-RU"/>
-        </w:rPr>
-        <w:t>Содержимое файла:</w:t>
+          <w:lang w:val="ru-RU"/>
+        </w:rPr>
+        <w:t>Дешифрование:</w:t>
       </w:r>
     </w:p>
     <w:p>
@@ -4893,17 +5458,16 @@
       <w:r>
         <w:rPr>
           <w:rStyle w:val="apple-converted-space"/>
-          <w:noProof/>
-          <w:color w:val="000000"/>
-          <w:sz w:val="28"/>
-          <w:szCs w:val="28"/>
-          <w:lang w:val="ru-RU" w:eastAsia="ru-RU"/>
+          <w:color w:val="000000"/>
+          <w:sz w:val="28"/>
+          <w:szCs w:val="28"/>
+          <w:lang w:val="ru-RU"/>
         </w:rPr>
         <w:drawing>
-          <wp:inline distT="0" distB="0" distL="0" distR="0" wp14:anchorId="57BC126F" wp14:editId="06B55F6E">
-            <wp:extent cx="2197463" cy="1580791"/>
-            <wp:effectExtent l="0" t="0" r="0" b="635"/>
-            <wp:docPr id="56" name="Рисунок 56"/>
+          <wp:inline distT="0" distB="0" distL="0" distR="0" wp14:anchorId="087BEBD8" wp14:editId="76F7E9A7">
+            <wp:extent cx="5939790" cy="2299970"/>
+            <wp:effectExtent l="0" t="0" r="3810" b="5080"/>
+            <wp:docPr id="73" name="Рисунок 73"/>
             <wp:cNvGraphicFramePr>
               <a:graphicFrameLocks xmlns:a="http://schemas.openxmlformats.org/drawingml/2006/main" noChangeAspect="1"/>
             </wp:cNvGraphicFramePr>
@@ -4923,7 +5487,7 @@
                   <pic:spPr>
                     <a:xfrm>
                       <a:off x="0" y="0"/>
-                      <a:ext cx="2234197" cy="1607217"/>
+                      <a:ext cx="5939790" cy="2299970"/>
                     </a:xfrm>
                     <a:prstGeom prst="rect">
                       <a:avLst/>
@@ -4940,6 +5504,20 @@
       <w:pPr>
         <w:pStyle w:val="zfr3q"/>
         <w:spacing w:before="0" w:beforeAutospacing="0" w:after="0" w:afterAutospacing="0"/>
+        <w:jc w:val="center"/>
+        <w:rPr>
+          <w:rStyle w:val="apple-converted-space"/>
+          <w:color w:val="000000"/>
+          <w:sz w:val="28"/>
+          <w:szCs w:val="28"/>
+          <w:lang w:val="ru-RU"/>
+        </w:rPr>
+      </w:pPr>
+    </w:p>
+    <w:p>
+      <w:pPr>
+        <w:pStyle w:val="zfr3q"/>
+        <w:spacing w:before="0" w:beforeAutospacing="0" w:after="0" w:afterAutospacing="0"/>
         <w:jc w:val="both"/>
         <w:rPr>
           <w:rStyle w:val="apple-converted-space"/>
@@ -4957,8 +5535,7 @@
           <w:szCs w:val="28"/>
           <w:lang w:val="ru-RU"/>
         </w:rPr>
-        <w:lastRenderedPageBreak/>
-        <w:t>Результат работы программы:</w:t>
+        <w:t>Расшифрованный файл:</w:t>
       </w:r>
     </w:p>
     <w:p>
@@ -4980,29 +5557,29 @@
       <w:pPr>
         <w:pStyle w:val="zfr3q"/>
         <w:spacing w:before="0" w:beforeAutospacing="0" w:after="0" w:afterAutospacing="0"/>
+        <w:jc w:val="both"/>
+        <w:rPr>
+          <w:rStyle w:val="apple-converted-space"/>
+          <w:color w:val="000000"/>
+          <w:sz w:val="28"/>
+          <w:szCs w:val="28"/>
+          <w:lang w:val="ru-RU"/>
+        </w:rPr>
+      </w:pPr>
+      <w:r>
         <w:rPr>
           <w:rStyle w:val="apple-converted-space"/>
           <w:noProof/>
           <w:color w:val="000000"/>
           <w:sz w:val="28"/>
           <w:szCs w:val="28"/>
-          <w:lang w:val="ru-RU"/>
-        </w:rPr>
-      </w:pPr>
-      <w:r>
-        <w:rPr>
-          <w:rStyle w:val="apple-converted-space"/>
-          <w:noProof/>
-          <w:color w:val="000000"/>
-          <w:sz w:val="28"/>
-          <w:szCs w:val="28"/>
           <w:lang w:val="ru-RU" w:eastAsia="ru-RU"/>
         </w:rPr>
         <w:drawing>
-          <wp:inline distT="0" distB="0" distL="0" distR="0" wp14:anchorId="3F69CE77" wp14:editId="244A3732">
-            <wp:extent cx="5410200" cy="2431524"/>
-            <wp:effectExtent l="0" t="0" r="0" b="6985"/>
-            <wp:docPr id="57" name="Рисунок 57"/>
+          <wp:inline distT="0" distB="0" distL="0" distR="0" wp14:anchorId="2FEF90D8" wp14:editId="3EB92A76">
+            <wp:extent cx="4076700" cy="2558288"/>
+            <wp:effectExtent l="0" t="0" r="0" b="0"/>
+            <wp:docPr id="63" name="Рисунок 63"/>
             <wp:cNvGraphicFramePr>
               <a:graphicFrameLocks xmlns:a="http://schemas.openxmlformats.org/drawingml/2006/main" noChangeAspect="1"/>
             </wp:cNvGraphicFramePr>
@@ -5022,7 +5599,7 @@
                   <pic:spPr>
                     <a:xfrm>
                       <a:off x="0" y="0"/>
-                      <a:ext cx="5438192" cy="2444105"/>
+                      <a:ext cx="4097700" cy="2571467"/>
                     </a:xfrm>
                     <a:prstGeom prst="rect">
                       <a:avLst/>
@@ -5039,9 +5616,10 @@
       <w:pPr>
         <w:pStyle w:val="zfr3q"/>
         <w:spacing w:before="0" w:beforeAutospacing="0" w:after="0" w:afterAutospacing="0"/>
-        <w:rPr>
-          <w:rStyle w:val="apple-converted-space"/>
-          <w:noProof/>
+        <w:ind w:firstLine="709"/>
+        <w:jc w:val="both"/>
+        <w:rPr>
+          <w:rStyle w:val="apple-converted-space"/>
           <w:color w:val="000000"/>
           <w:sz w:val="28"/>
           <w:szCs w:val="28"/>
@@ -5052,16 +5630,44 @@
     <w:p>
       <w:pPr>
         <w:pStyle w:val="zfr3q"/>
+        <w:numPr>
+          <w:ilvl w:val="0"/>
+          <w:numId w:val="12"/>
+        </w:numPr>
         <w:spacing w:before="0" w:beforeAutospacing="0" w:after="0" w:afterAutospacing="0"/>
-        <w:jc w:val="center"/>
-        <w:rPr>
-          <w:rStyle w:val="apple-converted-space"/>
-          <w:color w:val="000000"/>
-          <w:sz w:val="28"/>
-          <w:szCs w:val="28"/>
-          <w:lang w:val="ru-RU"/>
-        </w:rPr>
-      </w:pPr>
+        <w:rPr>
+          <w:rStyle w:val="apple-converted-space"/>
+          <w:b/>
+          <w:bCs/>
+          <w:color w:val="000000"/>
+          <w:sz w:val="28"/>
+          <w:szCs w:val="28"/>
+          <w:lang w:val="ru-RU"/>
+        </w:rPr>
+      </w:pPr>
+      <w:r>
+        <w:rPr>
+          <w:rStyle w:val="apple-converted-space"/>
+          <w:b/>
+          <w:bCs/>
+          <w:color w:val="000000"/>
+          <w:sz w:val="28"/>
+          <w:szCs w:val="28"/>
+          <w:lang w:val="ru-RU"/>
+        </w:rPr>
+        <w:t xml:space="preserve">Файл </w:t>
+      </w:r>
+      <w:r>
+        <w:rPr>
+          <w:rStyle w:val="apple-converted-space"/>
+          <w:b/>
+          <w:bCs/>
+          <w:color w:val="000000"/>
+          <w:sz w:val="28"/>
+          <w:szCs w:val="28"/>
+        </w:rPr>
+        <w:t>pdf (.pdf)</w:t>
+      </w:r>
     </w:p>
     <w:p>
       <w:pPr>
@@ -5073,18 +5679,128 @@
           <w:color w:val="000000"/>
           <w:sz w:val="28"/>
           <w:szCs w:val="28"/>
-          <w:lang w:val="ru-RU"/>
-        </w:rPr>
-      </w:pPr>
-      <w:r>
-        <w:rPr>
-          <w:rStyle w:val="apple-converted-space"/>
-          <w:color w:val="000000"/>
-          <w:sz w:val="28"/>
-          <w:szCs w:val="28"/>
-          <w:lang w:val="ru-RU"/>
-        </w:rPr>
-        <w:t>Зашифрованный файл:</w:t>
+        </w:rPr>
+      </w:pPr>
+      <w:r>
+        <w:rPr>
+          <w:rStyle w:val="apple-converted-space"/>
+          <w:color w:val="000000"/>
+          <w:sz w:val="28"/>
+          <w:szCs w:val="28"/>
+        </w:rPr>
+        <w:t xml:space="preserve">P = </w:t>
+      </w:r>
+      <w:r>
+        <w:rPr>
+          <w:rStyle w:val="apple-converted-space"/>
+          <w:color w:val="000000"/>
+          <w:sz w:val="28"/>
+          <w:szCs w:val="28"/>
+        </w:rPr>
+        <w:t>47</w:t>
+      </w:r>
+      <w:r>
+        <w:rPr>
+          <w:rStyle w:val="apple-converted-space"/>
+          <w:color w:val="000000"/>
+          <w:sz w:val="28"/>
+          <w:szCs w:val="28"/>
+        </w:rPr>
+        <w:t>,</w:t>
+      </w:r>
+      <w:r>
+        <w:rPr>
+          <w:rStyle w:val="apple-converted-space"/>
+          <w:color w:val="000000"/>
+          <w:sz w:val="28"/>
+          <w:szCs w:val="28"/>
+          <w:lang w:val="ru-RU"/>
+        </w:rPr>
+        <w:t xml:space="preserve"> </w:t>
+      </w:r>
+      <w:r>
+        <w:rPr>
+          <w:rStyle w:val="apple-converted-space"/>
+          <w:color w:val="000000"/>
+          <w:sz w:val="28"/>
+          <w:szCs w:val="28"/>
+        </w:rPr>
+        <w:t xml:space="preserve">Q = </w:t>
+      </w:r>
+      <w:r>
+        <w:rPr>
+          <w:rStyle w:val="apple-converted-space"/>
+          <w:color w:val="000000"/>
+          <w:sz w:val="28"/>
+          <w:szCs w:val="28"/>
+          <w:lang w:val="ru-RU"/>
+        </w:rPr>
+        <w:t>3</w:t>
+      </w:r>
+      <w:r>
+        <w:rPr>
+          <w:rStyle w:val="apple-converted-space"/>
+          <w:color w:val="000000"/>
+          <w:sz w:val="28"/>
+          <w:szCs w:val="28"/>
+        </w:rPr>
+        <w:t>57</w:t>
+      </w:r>
+      <w:r>
+        <w:rPr>
+          <w:rStyle w:val="apple-converted-space"/>
+          <w:color w:val="000000"/>
+          <w:sz w:val="28"/>
+          <w:szCs w:val="28"/>
+          <w:lang w:val="ru-RU"/>
+        </w:rPr>
+        <w:t>1</w:t>
+      </w:r>
+      <w:r>
+        <w:rPr>
+          <w:rStyle w:val="apple-converted-space"/>
+          <w:color w:val="000000"/>
+          <w:sz w:val="28"/>
+          <w:szCs w:val="28"/>
+        </w:rPr>
+        <w:t>,</w:t>
+      </w:r>
+      <w:r>
+        <w:rPr>
+          <w:rStyle w:val="apple-converted-space"/>
+          <w:color w:val="000000"/>
+          <w:sz w:val="28"/>
+          <w:szCs w:val="28"/>
+          <w:lang w:val="ru-RU"/>
+        </w:rPr>
+        <w:t xml:space="preserve"> </w:t>
+      </w:r>
+      <w:r>
+        <w:rPr>
+          <w:rStyle w:val="apple-converted-space"/>
+          <w:color w:val="000000"/>
+          <w:sz w:val="28"/>
+          <w:szCs w:val="28"/>
+        </w:rPr>
+        <w:t>b</w:t>
+      </w:r>
+      <w:r>
+        <w:rPr>
+          <w:rStyle w:val="apple-converted-space"/>
+          <w:color w:val="000000"/>
+          <w:sz w:val="28"/>
+          <w:szCs w:val="28"/>
+        </w:rPr>
+        <w:t xml:space="preserve"> = </w:t>
+      </w:r>
+      <w:r>
+        <w:rPr>
+          <w:rStyle w:val="apple-converted-space"/>
+          <w:color w:val="000000"/>
+          <w:sz w:val="28"/>
+          <w:szCs w:val="28"/>
+        </w:rPr>
+        <w:t>101</w:t>
       </w:r>
     </w:p>
     <w:p>
@@ -5100,12 +5816,36 @@
           <w:lang w:val="ru-RU"/>
         </w:rPr>
       </w:pPr>
+      <w:r>
+        <w:rPr>
+          <w:rStyle w:val="apple-converted-space"/>
+          <w:color w:val="000000"/>
+          <w:sz w:val="28"/>
+          <w:szCs w:val="28"/>
+          <w:lang w:val="ru-RU"/>
+        </w:rPr>
+        <w:t>Содержимое файла:</w:t>
+      </w:r>
     </w:p>
     <w:p>
       <w:pPr>
         <w:pStyle w:val="zfr3q"/>
         <w:spacing w:before="0" w:beforeAutospacing="0" w:after="0" w:afterAutospacing="0"/>
+        <w:ind w:firstLine="709"/>
         <w:jc w:val="both"/>
+        <w:rPr>
+          <w:rStyle w:val="apple-converted-space"/>
+          <w:color w:val="000000"/>
+          <w:sz w:val="28"/>
+          <w:szCs w:val="28"/>
+          <w:lang w:val="ru-RU"/>
+        </w:rPr>
+      </w:pPr>
+    </w:p>
+    <w:p>
+      <w:pPr>
+        <w:pStyle w:val="zfr3q"/>
+        <w:spacing w:before="0" w:beforeAutospacing="0" w:after="0" w:afterAutospacing="0"/>
         <w:rPr>
           <w:rStyle w:val="apple-converted-space"/>
           <w:color w:val="000000"/>
@@ -5124,10 +5864,10 @@
           <w:lang w:val="ru-RU" w:eastAsia="ru-RU"/>
         </w:rPr>
         <w:drawing>
-          <wp:inline distT="0" distB="0" distL="0" distR="0" wp14:anchorId="69FBDA43" wp14:editId="0A7B6258">
-            <wp:extent cx="4884303" cy="2857500"/>
+          <wp:inline distT="0" distB="0" distL="0" distR="0" wp14:anchorId="6158FBB8" wp14:editId="3DEC4717">
+            <wp:extent cx="2933700" cy="2134544"/>
             <wp:effectExtent l="0" t="0" r="0" b="0"/>
-            <wp:docPr id="12" name="Рисунок 12"/>
+            <wp:docPr id="57" name="Рисунок 57"/>
             <wp:cNvGraphicFramePr>
               <a:graphicFrameLocks xmlns:a="http://schemas.openxmlformats.org/drawingml/2006/main" noChangeAspect="1"/>
             </wp:cNvGraphicFramePr>
@@ -5147,7 +5887,7 @@
                   <pic:spPr>
                     <a:xfrm>
                       <a:off x="0" y="0"/>
-                      <a:ext cx="4892803" cy="2862473"/>
+                      <a:ext cx="2959656" cy="2153430"/>
                     </a:xfrm>
                     <a:prstGeom prst="rect">
                       <a:avLst/>
@@ -5164,6 +5904,31 @@
       <w:pPr>
         <w:pStyle w:val="zfr3q"/>
         <w:spacing w:before="0" w:beforeAutospacing="0" w:after="0" w:afterAutospacing="0"/>
+        <w:jc w:val="both"/>
+        <w:rPr>
+          <w:rStyle w:val="apple-converted-space"/>
+          <w:color w:val="000000"/>
+          <w:sz w:val="28"/>
+          <w:szCs w:val="28"/>
+          <w:lang w:val="ru-RU"/>
+        </w:rPr>
+      </w:pPr>
+      <w:r>
+        <w:rPr>
+          <w:rStyle w:val="apple-converted-space"/>
+          <w:color w:val="000000"/>
+          <w:sz w:val="28"/>
+          <w:szCs w:val="28"/>
+          <w:lang w:val="ru-RU"/>
+        </w:rPr>
+        <w:lastRenderedPageBreak/>
+        <w:t>Результат работы программы:</w:t>
+      </w:r>
+    </w:p>
+    <w:p>
+      <w:pPr>
+        <w:pStyle w:val="zfr3q"/>
+        <w:spacing w:before="0" w:beforeAutospacing="0" w:after="0" w:afterAutospacing="0"/>
         <w:ind w:firstLine="709"/>
         <w:jc w:val="both"/>
         <w:rPr>
@@ -5179,28 +5944,27 @@
       <w:pPr>
         <w:pStyle w:val="zfr3q"/>
         <w:spacing w:before="0" w:beforeAutospacing="0" w:after="0" w:afterAutospacing="0"/>
-        <w:jc w:val="both"/>
-        <w:rPr>
-          <w:rStyle w:val="apple-converted-space"/>
-          <w:color w:val="000000"/>
-          <w:sz w:val="28"/>
-          <w:szCs w:val="28"/>
-        </w:rPr>
-      </w:pPr>
-      <w:r>
-        <w:rPr>
-          <w:rStyle w:val="apple-converted-space"/>
-          <w:noProof/>
-          <w:color w:val="000000"/>
-          <w:sz w:val="28"/>
-          <w:szCs w:val="28"/>
-          <w:lang w:val="ru-RU" w:eastAsia="ru-RU"/>
+        <w:rPr>
+          <w:rStyle w:val="apple-converted-space"/>
+          <w:color w:val="000000"/>
+          <w:sz w:val="28"/>
+          <w:szCs w:val="28"/>
+          <w:lang w:val="ru-RU"/>
+        </w:rPr>
+      </w:pPr>
+      <w:r>
+        <w:rPr>
+          <w:rStyle w:val="apple-converted-space"/>
+          <w:color w:val="000000"/>
+          <w:sz w:val="28"/>
+          <w:szCs w:val="28"/>
+          <w:lang w:val="ru-RU"/>
         </w:rPr>
         <w:drawing>
-          <wp:inline distT="0" distB="0" distL="0" distR="0" wp14:anchorId="6904811D" wp14:editId="09E0EE37">
-            <wp:extent cx="5734356" cy="2038350"/>
-            <wp:effectExtent l="0" t="0" r="0" b="0"/>
-            <wp:docPr id="55" name="Рисунок 55"/>
+          <wp:inline distT="0" distB="0" distL="0" distR="0" wp14:anchorId="547EA401" wp14:editId="5D8E9D00">
+            <wp:extent cx="5939790" cy="2386330"/>
+            <wp:effectExtent l="0" t="0" r="3810" b="0"/>
+            <wp:docPr id="74" name="Рисунок 74"/>
             <wp:cNvGraphicFramePr>
               <a:graphicFrameLocks xmlns:a="http://schemas.openxmlformats.org/drawingml/2006/main" noChangeAspect="1"/>
             </wp:cNvGraphicFramePr>
@@ -5220,7 +5984,7 @@
                   <pic:spPr>
                     <a:xfrm>
                       <a:off x="0" y="0"/>
-                      <a:ext cx="5850850" cy="2079759"/>
+                      <a:ext cx="5939790" cy="2386330"/>
                     </a:xfrm>
                     <a:prstGeom prst="rect">
                       <a:avLst/>
@@ -5237,12 +6001,13 @@
       <w:pPr>
         <w:pStyle w:val="zfr3q"/>
         <w:spacing w:before="0" w:beforeAutospacing="0" w:after="0" w:afterAutospacing="0"/>
-        <w:jc w:val="both"/>
-        <w:rPr>
-          <w:rStyle w:val="apple-converted-space"/>
-          <w:color w:val="000000"/>
-          <w:sz w:val="28"/>
-          <w:szCs w:val="28"/>
+        <w:jc w:val="center"/>
+        <w:rPr>
+          <w:rStyle w:val="apple-converted-space"/>
+          <w:color w:val="000000"/>
+          <w:sz w:val="28"/>
+          <w:szCs w:val="28"/>
+          <w:lang w:val="ru-RU"/>
         </w:rPr>
       </w:pPr>
     </w:p>
@@ -5267,8 +6032,7 @@
           <w:szCs w:val="28"/>
           <w:lang w:val="ru-RU"/>
         </w:rPr>
-        <w:lastRenderedPageBreak/>
-        <w:t>Дешифрование:</w:t>
+        <w:t>Зашифрованный файл:</w:t>
       </w:r>
     </w:p>
     <w:p>
@@ -5301,7 +6065,7 @@
       </w:pPr>
       <w:r>
         <w:rPr>
-          <w:rStyle w:val="apple-converted-space"/>
+          <w:rStyle w:val="a5"/>
           <w:noProof/>
           <w:color w:val="000000"/>
           <w:sz w:val="28"/>
@@ -5309,10 +6073,10 @@
           <w:lang w:val="ru-RU" w:eastAsia="ru-RU"/>
         </w:rPr>
         <w:drawing>
-          <wp:inline distT="0" distB="0" distL="0" distR="0" wp14:anchorId="60EA8047" wp14:editId="52DAF2CC">
-            <wp:extent cx="4594239" cy="2228850"/>
-            <wp:effectExtent l="0" t="0" r="0" b="0"/>
-            <wp:docPr id="60" name="Рисунок 60"/>
+          <wp:inline distT="0" distB="0" distL="0" distR="0" wp14:anchorId="6C22A3A5" wp14:editId="66FA043F">
+            <wp:extent cx="3600450" cy="1952875"/>
+            <wp:effectExtent l="0" t="0" r="0" b="9525"/>
+            <wp:docPr id="8" name="Рисунок 8"/>
             <wp:cNvGraphicFramePr>
               <a:graphicFrameLocks xmlns:a="http://schemas.openxmlformats.org/drawingml/2006/main" noChangeAspect="1"/>
             </wp:cNvGraphicFramePr>
@@ -5332,7 +6096,7 @@
                   <pic:spPr>
                     <a:xfrm>
                       <a:off x="0" y="0"/>
-                      <a:ext cx="4629686" cy="2246047"/>
+                      <a:ext cx="3622872" cy="1965037"/>
                     </a:xfrm>
                     <a:prstGeom prst="rect">
                       <a:avLst/>
@@ -5349,7 +6113,7 @@
       <w:pPr>
         <w:pStyle w:val="zfr3q"/>
         <w:spacing w:before="0" w:beforeAutospacing="0" w:after="0" w:afterAutospacing="0"/>
-        <w:jc w:val="center"/>
+        <w:jc w:val="both"/>
         <w:rPr>
           <w:rStyle w:val="apple-converted-space"/>
           <w:color w:val="000000"/>
@@ -5369,62 +6133,20 @@
           <w:color w:val="000000"/>
           <w:sz w:val="28"/>
           <w:szCs w:val="28"/>
-          <w:lang w:val="ru-RU"/>
-        </w:rPr>
-      </w:pPr>
-      <w:r>
-        <w:rPr>
-          <w:rStyle w:val="apple-converted-space"/>
-          <w:color w:val="000000"/>
-          <w:sz w:val="28"/>
-          <w:szCs w:val="28"/>
-          <w:lang w:val="ru-RU"/>
-        </w:rPr>
-        <w:t>Расшифрованный файл:</w:t>
-      </w:r>
-    </w:p>
-    <w:p>
-      <w:pPr>
-        <w:pStyle w:val="zfr3q"/>
-        <w:spacing w:before="0" w:beforeAutospacing="0" w:after="0" w:afterAutospacing="0"/>
-        <w:ind w:firstLine="709"/>
-        <w:jc w:val="both"/>
-        <w:rPr>
-          <w:rStyle w:val="apple-converted-space"/>
-          <w:color w:val="000000"/>
-          <w:sz w:val="28"/>
-          <w:szCs w:val="28"/>
-          <w:lang w:val="ru-RU"/>
-        </w:rPr>
-      </w:pPr>
-    </w:p>
-    <w:p>
-      <w:pPr>
-        <w:pStyle w:val="zfr3q"/>
-        <w:spacing w:before="0" w:beforeAutospacing="0" w:after="0" w:afterAutospacing="0"/>
-        <w:jc w:val="both"/>
-        <w:rPr>
-          <w:rStyle w:val="apple-converted-space"/>
-          <w:color w:val="000000"/>
-          <w:sz w:val="28"/>
-          <w:szCs w:val="28"/>
-          <w:lang w:val="ru-RU"/>
-        </w:rPr>
-      </w:pPr>
-      <w:r>
-        <w:rPr>
-          <w:rStyle w:val="apple-converted-space"/>
-          <w:noProof/>
-          <w:color w:val="000000"/>
-          <w:sz w:val="28"/>
-          <w:szCs w:val="28"/>
-          <w:lang w:val="ru-RU" w:eastAsia="ru-RU"/>
+        </w:rPr>
+      </w:pPr>
+      <w:r>
+        <w:rPr>
+          <w:rStyle w:val="apple-converted-space"/>
+          <w:color w:val="000000"/>
+          <w:sz w:val="28"/>
+          <w:szCs w:val="28"/>
         </w:rPr>
         <w:drawing>
-          <wp:inline distT="0" distB="0" distL="0" distR="0" wp14:anchorId="2FEF90D8" wp14:editId="3EB92A76">
-            <wp:extent cx="4076700" cy="2558288"/>
-            <wp:effectExtent l="0" t="0" r="0" b="0"/>
-            <wp:docPr id="63" name="Рисунок 63"/>
+          <wp:inline distT="0" distB="0" distL="0" distR="0" wp14:anchorId="22649DE8" wp14:editId="5A098DC9">
+            <wp:extent cx="5939790" cy="2450465"/>
+            <wp:effectExtent l="0" t="0" r="3810" b="6985"/>
+            <wp:docPr id="75" name="Рисунок 75"/>
             <wp:cNvGraphicFramePr>
               <a:graphicFrameLocks xmlns:a="http://schemas.openxmlformats.org/drawingml/2006/main" noChangeAspect="1"/>
             </wp:cNvGraphicFramePr>
@@ -5444,7 +6166,7 @@
                   <pic:spPr>
                     <a:xfrm>
                       <a:off x="0" y="0"/>
-                      <a:ext cx="4097700" cy="2571467"/>
+                      <a:ext cx="5939790" cy="2450465"/>
                     </a:xfrm>
                     <a:prstGeom prst="rect">
                       <a:avLst/>
@@ -5461,58 +6183,14 @@
       <w:pPr>
         <w:pStyle w:val="zfr3q"/>
         <w:spacing w:before="0" w:beforeAutospacing="0" w:after="0" w:afterAutospacing="0"/>
-        <w:ind w:firstLine="709"/>
         <w:jc w:val="both"/>
         <w:rPr>
           <w:rStyle w:val="apple-converted-space"/>
           <w:color w:val="000000"/>
           <w:sz w:val="28"/>
           <w:szCs w:val="28"/>
-          <w:lang w:val="ru-RU"/>
-        </w:rPr>
-      </w:pPr>
-    </w:p>
-    <w:p>
-      <w:pPr>
-        <w:pStyle w:val="zfr3q"/>
-        <w:numPr>
-          <w:ilvl w:val="0"/>
-          <w:numId w:val="12"/>
-        </w:numPr>
-        <w:spacing w:before="0" w:beforeAutospacing="0" w:after="0" w:afterAutospacing="0"/>
-        <w:rPr>
-          <w:rStyle w:val="apple-converted-space"/>
-          <w:b/>
-          <w:bCs/>
-          <w:color w:val="000000"/>
-          <w:sz w:val="28"/>
-          <w:szCs w:val="28"/>
-          <w:lang w:val="ru-RU"/>
-        </w:rPr>
-      </w:pPr>
-      <w:r>
-        <w:rPr>
-          <w:rStyle w:val="apple-converted-space"/>
-          <w:b/>
-          <w:bCs/>
-          <w:color w:val="000000"/>
-          <w:sz w:val="28"/>
-          <w:szCs w:val="28"/>
-          <w:lang w:val="ru-RU"/>
-        </w:rPr>
-        <w:t xml:space="preserve">Файл </w:t>
-      </w:r>
-      <w:r>
-        <w:rPr>
-          <w:rStyle w:val="apple-converted-space"/>
-          <w:b/>
-          <w:bCs/>
-          <w:color w:val="000000"/>
-          <w:sz w:val="28"/>
-          <w:szCs w:val="28"/>
-        </w:rPr>
-        <w:t>pdf (.pdf)</w:t>
-      </w:r>
+        </w:rPr>
+      </w:pPr>
     </w:p>
     <w:p>
       <w:pPr>
@@ -5533,118 +6211,9 @@
           <w:color w:val="000000"/>
           <w:sz w:val="28"/>
           <w:szCs w:val="28"/>
-        </w:rPr>
-        <w:t xml:space="preserve">P = </w:t>
-      </w:r>
-      <w:r>
-        <w:rPr>
-          <w:rStyle w:val="apple-converted-space"/>
-          <w:color w:val="000000"/>
-          <w:sz w:val="28"/>
-          <w:szCs w:val="28"/>
-          <w:lang w:val="ru-RU"/>
-        </w:rPr>
-        <w:t>89</w:t>
-      </w:r>
-      <w:r>
-        <w:rPr>
-          <w:rStyle w:val="apple-converted-space"/>
-          <w:color w:val="000000"/>
-          <w:sz w:val="28"/>
-          <w:szCs w:val="28"/>
-        </w:rPr>
-        <w:t>,</w:t>
-      </w:r>
-      <w:r>
-        <w:rPr>
-          <w:rStyle w:val="apple-converted-space"/>
-          <w:color w:val="000000"/>
-          <w:sz w:val="28"/>
-          <w:szCs w:val="28"/>
-          <w:lang w:val="ru-RU"/>
-        </w:rPr>
-        <w:t xml:space="preserve"> </w:t>
-      </w:r>
-      <w:r>
-        <w:rPr>
-          <w:rStyle w:val="apple-converted-space"/>
-          <w:color w:val="000000"/>
-          <w:sz w:val="28"/>
-          <w:szCs w:val="28"/>
-        </w:rPr>
-        <w:t xml:space="preserve">Q = </w:t>
-      </w:r>
-      <w:r>
-        <w:rPr>
-          <w:rStyle w:val="apple-converted-space"/>
-          <w:color w:val="000000"/>
-          <w:sz w:val="28"/>
-          <w:szCs w:val="28"/>
-          <w:lang w:val="ru-RU"/>
-        </w:rPr>
-        <w:t>31</w:t>
-      </w:r>
-      <w:r>
-        <w:rPr>
-          <w:rStyle w:val="apple-converted-space"/>
-          <w:color w:val="000000"/>
-          <w:sz w:val="28"/>
-          <w:szCs w:val="28"/>
-        </w:rPr>
-        <w:t>,</w:t>
-      </w:r>
-      <w:r>
-        <w:rPr>
-          <w:rStyle w:val="apple-converted-space"/>
-          <w:color w:val="000000"/>
-          <w:sz w:val="28"/>
-          <w:szCs w:val="28"/>
-          <w:lang w:val="ru-RU"/>
-        </w:rPr>
-        <w:t xml:space="preserve"> </w:t>
-      </w:r>
-      <w:r>
-        <w:rPr>
-          <w:rStyle w:val="apple-converted-space"/>
-          <w:color w:val="000000"/>
-          <w:sz w:val="28"/>
-          <w:szCs w:val="28"/>
-        </w:rPr>
-        <w:t xml:space="preserve">D = </w:t>
-      </w:r>
-      <w:r>
-        <w:rPr>
-          <w:rStyle w:val="apple-converted-space"/>
-          <w:color w:val="000000"/>
-          <w:sz w:val="28"/>
-          <w:szCs w:val="28"/>
-          <w:lang w:val="ru-RU"/>
-        </w:rPr>
-        <w:t>59</w:t>
-      </w:r>
-    </w:p>
-    <w:p>
-      <w:pPr>
-        <w:pStyle w:val="zfr3q"/>
-        <w:spacing w:before="0" w:beforeAutospacing="0" w:after="0" w:afterAutospacing="0"/>
-        <w:jc w:val="both"/>
-        <w:rPr>
-          <w:rStyle w:val="apple-converted-space"/>
-          <w:color w:val="000000"/>
-          <w:sz w:val="28"/>
-          <w:szCs w:val="28"/>
-          <w:lang w:val="ru-RU"/>
-        </w:rPr>
-      </w:pPr>
-      <w:r>
-        <w:rPr>
-          <w:rStyle w:val="apple-converted-space"/>
-          <w:color w:val="000000"/>
-          <w:sz w:val="28"/>
-          <w:szCs w:val="28"/>
-          <w:lang w:val="ru-RU"/>
-        </w:rPr>
-        <w:t>Содержимое файла:</w:t>
+          <w:lang w:val="ru-RU"/>
+        </w:rPr>
+        <w:t>Дешифрование:</w:t>
       </w:r>
     </w:p>
     <w:p>
@@ -5666,28 +6235,15 @@
       <w:pPr>
         <w:pStyle w:val="zfr3q"/>
         <w:spacing w:before="0" w:beforeAutospacing="0" w:after="0" w:afterAutospacing="0"/>
-        <w:rPr>
-          <w:rStyle w:val="apple-converted-space"/>
-          <w:color w:val="000000"/>
-          <w:sz w:val="28"/>
-          <w:szCs w:val="28"/>
-          <w:lang w:val="ru-RU"/>
-        </w:rPr>
-      </w:pPr>
-      <w:r>
-        <w:rPr>
-          <w:rStyle w:val="apple-converted-space"/>
-          <w:noProof/>
-          <w:color w:val="000000"/>
-          <w:sz w:val="28"/>
-          <w:szCs w:val="28"/>
-          <w:lang w:val="ru-RU" w:eastAsia="ru-RU"/>
-        </w:rPr>
+        <w:jc w:val="both"/>
+      </w:pPr>
+      <w:r>
+        <w:lastRenderedPageBreak/>
         <w:drawing>
-          <wp:inline distT="0" distB="0" distL="0" distR="0" wp14:anchorId="5F14171F" wp14:editId="676B4491">
-            <wp:extent cx="3934141" cy="1883794"/>
-            <wp:effectExtent l="114300" t="114300" r="104775" b="154940"/>
-            <wp:docPr id="65" name="Рисунок 65"/>
+          <wp:inline distT="0" distB="0" distL="0" distR="0" wp14:anchorId="781A720F" wp14:editId="5B49ACE7">
+            <wp:extent cx="5939790" cy="2680335"/>
+            <wp:effectExtent l="0" t="0" r="3810" b="5715"/>
+            <wp:docPr id="77" name="Рисунок 77"/>
             <wp:cNvGraphicFramePr>
               <a:graphicFrameLocks xmlns:a="http://schemas.openxmlformats.org/drawingml/2006/main" noChangeAspect="1"/>
             </wp:cNvGraphicFramePr>
@@ -5707,41 +6263,11 @@
                   <pic:spPr>
                     <a:xfrm>
                       <a:off x="0" y="0"/>
-                      <a:ext cx="3948489" cy="1890664"/>
+                      <a:ext cx="5939790" cy="2680335"/>
                     </a:xfrm>
                     <a:prstGeom prst="rect">
                       <a:avLst/>
                     </a:prstGeom>
-                    <a:solidFill>
-                      <a:srgbClr val="FFFFFF">
-                        <a:shade val="85000"/>
-                      </a:srgbClr>
-                    </a:solidFill>
-                    <a:ln w="88900" cap="sq">
-                      <a:solidFill>
-                        <a:srgbClr val="FFFFFF"/>
-                      </a:solidFill>
-                      <a:miter lim="800000"/>
-                    </a:ln>
-                    <a:effectLst>
-                      <a:outerShdw blurRad="55000" dist="18000" dir="5400000" algn="tl" rotWithShape="0">
-                        <a:srgbClr val="000000">
-                          <a:alpha val="40000"/>
-                        </a:srgbClr>
-                      </a:outerShdw>
-                    </a:effectLst>
-                    <a:scene3d>
-                      <a:camera prst="orthographicFront"/>
-                      <a:lightRig rig="twoPt" dir="t">
-                        <a:rot lat="0" lon="0" rev="7200000"/>
-                      </a:lightRig>
-                    </a:scene3d>
-                    <a:sp3d>
-                      <a:bevelT w="25400" h="19050"/>
-                      <a:contourClr>
-                        <a:srgbClr val="FFFFFF"/>
-                      </a:contourClr>
-                    </a:sp3d>
                   </pic:spPr>
                 </pic:pic>
               </a:graphicData>
@@ -5754,6 +6280,20 @@
       <w:pPr>
         <w:pStyle w:val="zfr3q"/>
         <w:spacing w:before="0" w:beforeAutospacing="0" w:after="0" w:afterAutospacing="0"/>
+        <w:jc w:val="center"/>
+        <w:rPr>
+          <w:rStyle w:val="apple-converted-space"/>
+          <w:color w:val="000000"/>
+          <w:sz w:val="28"/>
+          <w:szCs w:val="28"/>
+          <w:lang w:val="ru-RU"/>
+        </w:rPr>
+      </w:pPr>
+    </w:p>
+    <w:p>
+      <w:pPr>
+        <w:pStyle w:val="zfr3q"/>
+        <w:spacing w:before="0" w:beforeAutospacing="0" w:after="0" w:afterAutospacing="0"/>
         <w:jc w:val="both"/>
         <w:rPr>
           <w:rStyle w:val="apple-converted-space"/>
@@ -5771,8 +6311,7 @@
           <w:szCs w:val="28"/>
           <w:lang w:val="ru-RU"/>
         </w:rPr>
-        <w:lastRenderedPageBreak/>
-        <w:t>Результат работы программы:</w:t>
+        <w:t>Расшифрованный файл:</w:t>
       </w:r>
     </w:p>
     <w:p>
@@ -5794,17 +6333,18 @@
       <w:pPr>
         <w:pStyle w:val="zfr3q"/>
         <w:spacing w:before="0" w:beforeAutospacing="0" w:after="0" w:afterAutospacing="0"/>
-        <w:rPr>
-          <w:rStyle w:val="apple-converted-space"/>
-          <w:color w:val="000000"/>
-          <w:sz w:val="28"/>
-          <w:szCs w:val="28"/>
-          <w:lang w:val="ru-RU"/>
-        </w:rPr>
-      </w:pPr>
-      <w:r>
-        <w:rPr>
-          <w:rStyle w:val="apple-converted-space"/>
+        <w:jc w:val="both"/>
+        <w:rPr>
+          <w:rStyle w:val="apple-converted-space"/>
+          <w:color w:val="000000"/>
+          <w:sz w:val="28"/>
+          <w:szCs w:val="28"/>
+          <w:lang w:val="ru-RU"/>
+        </w:rPr>
+      </w:pPr>
+      <w:r>
+        <w:rPr>
+          <w:rStyle w:val="40"/>
           <w:noProof/>
           <w:color w:val="000000"/>
           <w:sz w:val="28"/>
@@ -5812,10 +6352,10 @@
           <w:lang w:val="ru-RU" w:eastAsia="ru-RU"/>
         </w:rPr>
         <w:drawing>
-          <wp:inline distT="0" distB="0" distL="0" distR="0" wp14:anchorId="4F5C051F" wp14:editId="483AA3AC">
-            <wp:extent cx="5750056" cy="2828925"/>
-            <wp:effectExtent l="0" t="0" r="3175" b="0"/>
-            <wp:docPr id="66" name="Рисунок 66"/>
+          <wp:inline distT="0" distB="0" distL="0" distR="0" wp14:anchorId="0A97EFEC" wp14:editId="01DBE2CA">
+            <wp:extent cx="2933700" cy="2134544"/>
+            <wp:effectExtent l="0" t="0" r="0" b="0"/>
+            <wp:docPr id="76" name="Рисунок 76"/>
             <wp:cNvGraphicFramePr>
               <a:graphicFrameLocks xmlns:a="http://schemas.openxmlformats.org/drawingml/2006/main" noChangeAspect="1"/>
             </wp:cNvGraphicFramePr>
@@ -5827,7 +6367,7 @@
                     <pic:cNvPicPr/>
                   </pic:nvPicPr>
                   <pic:blipFill>
-                    <a:blip r:embed="rId42"/>
+                    <a:blip r:embed="rId37"/>
                     <a:stretch>
                       <a:fillRect/>
                     </a:stretch>
@@ -5835,7 +6375,7 @@
                   <pic:spPr>
                     <a:xfrm>
                       <a:off x="0" y="0"/>
-                      <a:ext cx="5765048" cy="2836301"/>
+                      <a:ext cx="2959656" cy="2153430"/>
                     </a:xfrm>
                     <a:prstGeom prst="rect">
                       <a:avLst/>
@@ -5852,44 +6392,6 @@
       <w:pPr>
         <w:pStyle w:val="zfr3q"/>
         <w:spacing w:before="0" w:beforeAutospacing="0" w:after="0" w:afterAutospacing="0"/>
-        <w:jc w:val="center"/>
-        <w:rPr>
-          <w:rStyle w:val="apple-converted-space"/>
-          <w:color w:val="000000"/>
-          <w:sz w:val="28"/>
-          <w:szCs w:val="28"/>
-          <w:lang w:val="ru-RU"/>
-        </w:rPr>
-      </w:pPr>
-    </w:p>
-    <w:p>
-      <w:pPr>
-        <w:pStyle w:val="zfr3q"/>
-        <w:spacing w:before="0" w:beforeAutospacing="0" w:after="0" w:afterAutospacing="0"/>
-        <w:jc w:val="both"/>
-        <w:rPr>
-          <w:rStyle w:val="apple-converted-space"/>
-          <w:color w:val="000000"/>
-          <w:sz w:val="28"/>
-          <w:szCs w:val="28"/>
-          <w:lang w:val="ru-RU"/>
-        </w:rPr>
-      </w:pPr>
-      <w:r>
-        <w:rPr>
-          <w:rStyle w:val="apple-converted-space"/>
-          <w:color w:val="000000"/>
-          <w:sz w:val="28"/>
-          <w:szCs w:val="28"/>
-          <w:lang w:val="ru-RU"/>
-        </w:rPr>
-        <w:t>Зашифрованный файл:</w:t>
-      </w:r>
-    </w:p>
-    <w:p>
-      <w:pPr>
-        <w:pStyle w:val="zfr3q"/>
-        <w:spacing w:before="0" w:beforeAutospacing="0" w:after="0" w:afterAutospacing="0"/>
         <w:ind w:firstLine="709"/>
         <w:jc w:val="both"/>
         <w:rPr>
@@ -5900,238 +6402,6 @@
           <w:lang w:val="ru-RU"/>
         </w:rPr>
       </w:pPr>
-    </w:p>
-    <w:p>
-      <w:pPr>
-        <w:pStyle w:val="zfr3q"/>
-        <w:spacing w:before="0" w:beforeAutospacing="0" w:after="0" w:afterAutospacing="0"/>
-        <w:jc w:val="both"/>
-        <w:rPr>
-          <w:rStyle w:val="apple-converted-space"/>
-          <w:color w:val="000000"/>
-          <w:sz w:val="28"/>
-          <w:szCs w:val="28"/>
-          <w:lang w:val="ru-RU"/>
-        </w:rPr>
-      </w:pPr>
-      <w:r>
-        <w:rPr>
-          <w:rStyle w:val="a5"/>
-          <w:noProof/>
-          <w:color w:val="000000"/>
-          <w:sz w:val="28"/>
-          <w:szCs w:val="28"/>
-          <w:lang w:val="ru-RU" w:eastAsia="ru-RU"/>
-        </w:rPr>
-        <w:drawing>
-          <wp:inline distT="0" distB="0" distL="0" distR="0" wp14:anchorId="6C22A3A5" wp14:editId="66FA043F">
-            <wp:extent cx="3600450" cy="1952875"/>
-            <wp:effectExtent l="0" t="0" r="0" b="9525"/>
-            <wp:docPr id="8" name="Рисунок 8"/>
-            <wp:cNvGraphicFramePr>
-              <a:graphicFrameLocks xmlns:a="http://schemas.openxmlformats.org/drawingml/2006/main" noChangeAspect="1"/>
-            </wp:cNvGraphicFramePr>
-            <a:graphic xmlns:a="http://schemas.openxmlformats.org/drawingml/2006/main">
-              <a:graphicData uri="http://schemas.openxmlformats.org/drawingml/2006/picture">
-                <pic:pic xmlns:pic="http://schemas.openxmlformats.org/drawingml/2006/picture">
-                  <pic:nvPicPr>
-                    <pic:cNvPr id="1" name=""/>
-                    <pic:cNvPicPr/>
-                  </pic:nvPicPr>
-                  <pic:blipFill>
-                    <a:blip r:embed="rId43"/>
-                    <a:stretch>
-                      <a:fillRect/>
-                    </a:stretch>
-                  </pic:blipFill>
-                  <pic:spPr>
-                    <a:xfrm>
-                      <a:off x="0" y="0"/>
-                      <a:ext cx="3622872" cy="1965037"/>
-                    </a:xfrm>
-                    <a:prstGeom prst="rect">
-                      <a:avLst/>
-                    </a:prstGeom>
-                  </pic:spPr>
-                </pic:pic>
-              </a:graphicData>
-            </a:graphic>
-          </wp:inline>
-        </w:drawing>
-      </w:r>
-    </w:p>
-    <w:p>
-      <w:pPr>
-        <w:pStyle w:val="zfr3q"/>
-        <w:spacing w:before="0" w:beforeAutospacing="0" w:after="0" w:afterAutospacing="0"/>
-        <w:jc w:val="both"/>
-        <w:rPr>
-          <w:rStyle w:val="apple-converted-space"/>
-          <w:color w:val="000000"/>
-          <w:sz w:val="28"/>
-          <w:szCs w:val="28"/>
-          <w:lang w:val="ru-RU"/>
-        </w:rPr>
-      </w:pPr>
-    </w:p>
-    <w:p>
-      <w:pPr>
-        <w:pStyle w:val="zfr3q"/>
-        <w:spacing w:before="0" w:beforeAutospacing="0" w:after="0" w:afterAutospacing="0"/>
-        <w:jc w:val="both"/>
-        <w:rPr>
-          <w:rStyle w:val="apple-converted-space"/>
-          <w:color w:val="000000"/>
-          <w:sz w:val="28"/>
-          <w:szCs w:val="28"/>
-        </w:rPr>
-      </w:pPr>
-      <w:r>
-        <w:rPr>
-          <w:rStyle w:val="apple-converted-space"/>
-          <w:noProof/>
-          <w:color w:val="000000"/>
-          <w:sz w:val="28"/>
-          <w:szCs w:val="28"/>
-          <w:lang w:val="ru-RU" w:eastAsia="ru-RU"/>
-        </w:rPr>
-        <w:drawing>
-          <wp:inline distT="0" distB="0" distL="0" distR="0" wp14:anchorId="0DD3860D" wp14:editId="1D210F9B">
-            <wp:extent cx="4837458" cy="2733675"/>
-            <wp:effectExtent l="0" t="0" r="1270" b="0"/>
-            <wp:docPr id="64" name="Рисунок 64"/>
-            <wp:cNvGraphicFramePr>
-              <a:graphicFrameLocks xmlns:a="http://schemas.openxmlformats.org/drawingml/2006/main" noChangeAspect="1"/>
-            </wp:cNvGraphicFramePr>
-            <a:graphic xmlns:a="http://schemas.openxmlformats.org/drawingml/2006/main">
-              <a:graphicData uri="http://schemas.openxmlformats.org/drawingml/2006/picture">
-                <pic:pic xmlns:pic="http://schemas.openxmlformats.org/drawingml/2006/picture">
-                  <pic:nvPicPr>
-                    <pic:cNvPr id="1" name=""/>
-                    <pic:cNvPicPr/>
-                  </pic:nvPicPr>
-                  <pic:blipFill>
-                    <a:blip r:embed="rId44"/>
-                    <a:stretch>
-                      <a:fillRect/>
-                    </a:stretch>
-                  </pic:blipFill>
-                  <pic:spPr>
-                    <a:xfrm>
-                      <a:off x="0" y="0"/>
-                      <a:ext cx="4879741" cy="2757570"/>
-                    </a:xfrm>
-                    <a:prstGeom prst="rect">
-                      <a:avLst/>
-                    </a:prstGeom>
-                  </pic:spPr>
-                </pic:pic>
-              </a:graphicData>
-            </a:graphic>
-          </wp:inline>
-        </w:drawing>
-      </w:r>
-    </w:p>
-    <w:p>
-      <w:pPr>
-        <w:pStyle w:val="zfr3q"/>
-        <w:spacing w:before="0" w:beforeAutospacing="0" w:after="0" w:afterAutospacing="0"/>
-        <w:jc w:val="both"/>
-        <w:rPr>
-          <w:rStyle w:val="apple-converted-space"/>
-          <w:color w:val="000000"/>
-          <w:sz w:val="28"/>
-          <w:szCs w:val="28"/>
-        </w:rPr>
-      </w:pPr>
-    </w:p>
-    <w:p>
-      <w:pPr>
-        <w:pStyle w:val="zfr3q"/>
-        <w:spacing w:before="0" w:beforeAutospacing="0" w:after="0" w:afterAutospacing="0"/>
-        <w:jc w:val="both"/>
-        <w:rPr>
-          <w:rStyle w:val="apple-converted-space"/>
-          <w:color w:val="000000"/>
-          <w:sz w:val="28"/>
-          <w:szCs w:val="28"/>
-          <w:lang w:val="ru-RU"/>
-        </w:rPr>
-      </w:pPr>
-      <w:r>
-        <w:rPr>
-          <w:rStyle w:val="apple-converted-space"/>
-          <w:color w:val="000000"/>
-          <w:sz w:val="28"/>
-          <w:szCs w:val="28"/>
-          <w:lang w:val="ru-RU"/>
-        </w:rPr>
-        <w:lastRenderedPageBreak/>
-        <w:t>Дешифрование:</w:t>
-      </w:r>
-    </w:p>
-    <w:p>
-      <w:pPr>
-        <w:pStyle w:val="zfr3q"/>
-        <w:spacing w:before="0" w:beforeAutospacing="0" w:after="0" w:afterAutospacing="0"/>
-        <w:ind w:firstLine="709"/>
-        <w:jc w:val="both"/>
-        <w:rPr>
-          <w:rStyle w:val="apple-converted-space"/>
-          <w:color w:val="000000"/>
-          <w:sz w:val="28"/>
-          <w:szCs w:val="28"/>
-          <w:lang w:val="ru-RU"/>
-        </w:rPr>
-      </w:pPr>
-    </w:p>
-    <w:p>
-      <w:pPr>
-        <w:pStyle w:val="zfr3q"/>
-        <w:spacing w:before="0" w:beforeAutospacing="0" w:after="0" w:afterAutospacing="0"/>
-        <w:jc w:val="both"/>
-      </w:pPr>
-      <w:r>
-        <w:rPr>
-          <w:noProof/>
-          <w:lang w:val="ru-RU" w:eastAsia="ru-RU"/>
-        </w:rPr>
-        <w:drawing>
-          <wp:inline distT="0" distB="0" distL="0" distR="0" wp14:anchorId="5708972C" wp14:editId="1DDFDC1B">
-            <wp:extent cx="4435153" cy="2038350"/>
-            <wp:effectExtent l="0" t="0" r="3810" b="0"/>
-            <wp:docPr id="67" name="Рисунок 67"/>
-            <wp:cNvGraphicFramePr>
-              <a:graphicFrameLocks xmlns:a="http://schemas.openxmlformats.org/drawingml/2006/main" noChangeAspect="1"/>
-            </wp:cNvGraphicFramePr>
-            <a:graphic xmlns:a="http://schemas.openxmlformats.org/drawingml/2006/main">
-              <a:graphicData uri="http://schemas.openxmlformats.org/drawingml/2006/picture">
-                <pic:pic xmlns:pic="http://schemas.openxmlformats.org/drawingml/2006/picture">
-                  <pic:nvPicPr>
-                    <pic:cNvPr id="1" name=""/>
-                    <pic:cNvPicPr/>
-                  </pic:nvPicPr>
-                  <pic:blipFill>
-                    <a:blip r:embed="rId45"/>
-                    <a:stretch>
-                      <a:fillRect/>
-                    </a:stretch>
-                  </pic:blipFill>
-                  <pic:spPr>
-                    <a:xfrm>
-                      <a:off x="0" y="0"/>
-                      <a:ext cx="4442976" cy="2041945"/>
-                    </a:xfrm>
-                    <a:prstGeom prst="rect">
-                      <a:avLst/>
-                    </a:prstGeom>
-                  </pic:spPr>
-                </pic:pic>
-              </a:graphicData>
-            </a:graphic>
-          </wp:inline>
-        </w:drawing>
-      </w:r>
     </w:p>
     <w:p>
       <w:pPr>
@@ -6139,163 +6409,6 @@
         <w:spacing w:before="0" w:beforeAutospacing="0" w:after="0" w:afterAutospacing="0"/>
         <w:jc w:val="center"/>
         <w:rPr>
-          <w:rStyle w:val="apple-converted-space"/>
-          <w:color w:val="000000"/>
-          <w:sz w:val="28"/>
-          <w:szCs w:val="28"/>
-          <w:lang w:val="ru-RU"/>
-        </w:rPr>
-      </w:pPr>
-    </w:p>
-    <w:p>
-      <w:pPr>
-        <w:pStyle w:val="zfr3q"/>
-        <w:spacing w:before="0" w:beforeAutospacing="0" w:after="0" w:afterAutospacing="0"/>
-        <w:jc w:val="both"/>
-        <w:rPr>
-          <w:rStyle w:val="apple-converted-space"/>
-          <w:color w:val="000000"/>
-          <w:sz w:val="28"/>
-          <w:szCs w:val="28"/>
-          <w:lang w:val="ru-RU"/>
-        </w:rPr>
-      </w:pPr>
-      <w:r>
-        <w:rPr>
-          <w:rStyle w:val="apple-converted-space"/>
-          <w:color w:val="000000"/>
-          <w:sz w:val="28"/>
-          <w:szCs w:val="28"/>
-          <w:lang w:val="ru-RU"/>
-        </w:rPr>
-        <w:t>Расшифрованный файл:</w:t>
-      </w:r>
-    </w:p>
-    <w:p>
-      <w:pPr>
-        <w:pStyle w:val="zfr3q"/>
-        <w:spacing w:before="0" w:beforeAutospacing="0" w:after="0" w:afterAutospacing="0"/>
-        <w:ind w:firstLine="709"/>
-        <w:jc w:val="both"/>
-        <w:rPr>
-          <w:rStyle w:val="apple-converted-space"/>
-          <w:color w:val="000000"/>
-          <w:sz w:val="28"/>
-          <w:szCs w:val="28"/>
-          <w:lang w:val="ru-RU"/>
-        </w:rPr>
-      </w:pPr>
-    </w:p>
-    <w:p>
-      <w:pPr>
-        <w:pStyle w:val="zfr3q"/>
-        <w:spacing w:before="0" w:beforeAutospacing="0" w:after="0" w:afterAutospacing="0"/>
-        <w:jc w:val="both"/>
-        <w:rPr>
-          <w:rStyle w:val="apple-converted-space"/>
-          <w:color w:val="000000"/>
-          <w:sz w:val="28"/>
-          <w:szCs w:val="28"/>
-          <w:lang w:val="ru-RU"/>
-        </w:rPr>
-      </w:pPr>
-      <w:r>
-        <w:rPr>
-          <w:rStyle w:val="apple-converted-space"/>
-          <w:noProof/>
-          <w:color w:val="000000"/>
-          <w:sz w:val="28"/>
-          <w:szCs w:val="28"/>
-          <w:lang w:val="ru-RU" w:eastAsia="ru-RU"/>
-        </w:rPr>
-        <w:drawing>
-          <wp:inline distT="0" distB="0" distL="0" distR="0" wp14:anchorId="7877F655" wp14:editId="0CAA7099">
-            <wp:extent cx="4299580" cy="1885950"/>
-            <wp:effectExtent l="133350" t="114300" r="101600" b="152400"/>
-            <wp:docPr id="68" name="Рисунок 68"/>
-            <wp:cNvGraphicFramePr>
-              <a:graphicFrameLocks xmlns:a="http://schemas.openxmlformats.org/drawingml/2006/main" noChangeAspect="1"/>
-            </wp:cNvGraphicFramePr>
-            <a:graphic xmlns:a="http://schemas.openxmlformats.org/drawingml/2006/main">
-              <a:graphicData uri="http://schemas.openxmlformats.org/drawingml/2006/picture">
-                <pic:pic xmlns:pic="http://schemas.openxmlformats.org/drawingml/2006/picture">
-                  <pic:nvPicPr>
-                    <pic:cNvPr id="1" name=""/>
-                    <pic:cNvPicPr/>
-                  </pic:nvPicPr>
-                  <pic:blipFill>
-                    <a:blip r:embed="rId46"/>
-                    <a:stretch>
-                      <a:fillRect/>
-                    </a:stretch>
-                  </pic:blipFill>
-                  <pic:spPr>
-                    <a:xfrm>
-                      <a:off x="0" y="0"/>
-                      <a:ext cx="4302529" cy="1887244"/>
-                    </a:xfrm>
-                    <a:prstGeom prst="rect">
-                      <a:avLst/>
-                    </a:prstGeom>
-                    <a:solidFill>
-                      <a:srgbClr val="FFFFFF">
-                        <a:shade val="85000"/>
-                      </a:srgbClr>
-                    </a:solidFill>
-                    <a:ln w="88900" cap="sq">
-                      <a:solidFill>
-                        <a:srgbClr val="FFFFFF"/>
-                      </a:solidFill>
-                      <a:miter lim="800000"/>
-                    </a:ln>
-                    <a:effectLst>
-                      <a:outerShdw blurRad="55000" dist="18000" dir="5400000" algn="tl" rotWithShape="0">
-                        <a:srgbClr val="000000">
-                          <a:alpha val="40000"/>
-                        </a:srgbClr>
-                      </a:outerShdw>
-                    </a:effectLst>
-                    <a:scene3d>
-                      <a:camera prst="orthographicFront"/>
-                      <a:lightRig rig="twoPt" dir="t">
-                        <a:rot lat="0" lon="0" rev="7200000"/>
-                      </a:lightRig>
-                    </a:scene3d>
-                    <a:sp3d>
-                      <a:bevelT w="25400" h="19050"/>
-                      <a:contourClr>
-                        <a:srgbClr val="FFFFFF"/>
-                      </a:contourClr>
-                    </a:sp3d>
-                  </pic:spPr>
-                </pic:pic>
-              </a:graphicData>
-            </a:graphic>
-          </wp:inline>
-        </w:drawing>
-      </w:r>
-    </w:p>
-    <w:p>
-      <w:pPr>
-        <w:pStyle w:val="zfr3q"/>
-        <w:spacing w:before="0" w:beforeAutospacing="0" w:after="0" w:afterAutospacing="0"/>
-        <w:ind w:firstLine="709"/>
-        <w:jc w:val="both"/>
-        <w:rPr>
-          <w:rStyle w:val="apple-converted-space"/>
-          <w:color w:val="000000"/>
-          <w:sz w:val="28"/>
-          <w:szCs w:val="28"/>
-          <w:lang w:val="ru-RU"/>
-        </w:rPr>
-      </w:pPr>
-    </w:p>
-    <w:p>
-      <w:pPr>
-        <w:pStyle w:val="zfr3q"/>
-        <w:spacing w:before="0" w:beforeAutospacing="0" w:after="0" w:afterAutospacing="0"/>
-        <w:jc w:val="center"/>
-        <w:rPr>
           <w:b/>
           <w:bCs/>
           <w:color w:val="000000"/>
@@ -6378,25 +6491,31 @@
     </w:p>
     <w:p>
       <w:pPr>
-        <w:ind w:firstLine="720"/>
-        <w:rPr>
-          <w:rStyle w:val="apple-converted-space"/>
-          <w:color w:val="000000"/>
-          <w:sz w:val="28"/>
-          <w:szCs w:val="28"/>
-          <w:lang w:val="ru-RU"/>
-        </w:rPr>
-      </w:pPr>
-      <w:r>
-        <w:rPr>
-          <w:rStyle w:val="apple-converted-space"/>
-          <w:color w:val="000000"/>
-          <w:sz w:val="28"/>
-          <w:szCs w:val="28"/>
-          <w:lang w:val="ru-RU"/>
-        </w:rPr>
-        <w:t>Следовательно, RSA целесообразно использовать в тех задачах, где на первый план выходят защищённый обмен ключами и достоверность данных. Несмотря на более низкую скорость в сравнении с симметричными алгоритмами, данная система даёт высокий уровень безопасности.</w:t>
-      </w:r>
+        <w:pStyle w:val="zfr3q"/>
+        <w:ind w:firstLine="709"/>
+        <w:jc w:val="both"/>
+        <w:rPr>
+          <w:color w:val="000000"/>
+          <w:sz w:val="28"/>
+          <w:szCs w:val="28"/>
+          <w:lang w:val="ru-RU"/>
+        </w:rPr>
+      </w:pPr>
+    </w:p>
+    <w:p>
+      <w:pPr>
+        <w:pStyle w:val="zfr3q"/>
+        <w:ind w:firstLine="709"/>
+        <w:jc w:val="both"/>
+        <w:rPr>
+          <w:color w:val="000000"/>
+          <w:sz w:val="28"/>
+          <w:szCs w:val="28"/>
+          <w:lang w:val="ru-RU"/>
+        </w:rPr>
+      </w:pPr>
+      <w:bookmarkStart w:id="0" w:name="_GoBack"/>
+      <w:bookmarkEnd w:id="0"/>
     </w:p>
     <w:p>
       <w:pPr>
@@ -8252,7 +8371,7 @@
         <w:gridCol w:w="1300"/>
         <w:gridCol w:w="2340"/>
         <w:gridCol w:w="2100"/>
-        <w:gridCol w:w="1300"/>
+        <w:gridCol w:w="1431"/>
       </w:tblGrid>
       <w:tr>
         <w:trPr>
@@ -9942,6 +10061,7 @@
                 <w:rFonts w:ascii="Aptos Narrow" w:hAnsi="Aptos Narrow"/>
                 <w:color w:val="000000"/>
               </w:rPr>
+              <w:lastRenderedPageBreak/>
               <w:t>13</w:t>
             </w:r>
           </w:p>
@@ -10343,7 +10463,6 @@
                 <w:rFonts w:ascii="Aptos Narrow" w:hAnsi="Aptos Narrow"/>
                 <w:color w:val="000000"/>
               </w:rPr>
-              <w:lastRenderedPageBreak/>
               <w:t>16</w:t>
             </w:r>
           </w:p>
@@ -13361,6 +13480,7 @@
                 <w:rFonts w:ascii="Aptos Narrow" w:hAnsi="Aptos Narrow"/>
                 <w:color w:val="000000"/>
               </w:rPr>
+              <w:lastRenderedPageBreak/>
               <w:t>38</w:t>
             </w:r>
           </w:p>
@@ -16052,7 +16172,6 @@
                 <w:rFonts w:ascii="Aptos Narrow" w:hAnsi="Aptos Narrow"/>
                 <w:color w:val="000000"/>
               </w:rPr>
-              <w:lastRenderedPageBreak/>
               <w:t>58</w:t>
             </w:r>
           </w:p>
@@ -16419,9 +16538,9 @@
           <w:rFonts w:ascii="Times New Roman" w:hAnsi="Times New Roman" w:cs="Times New Roman"/>
           <w:sz w:val="28"/>
           <w:szCs w:val="28"/>
-          <w:lang w:val="ru-RU"/>
-        </w:rPr>
-      </w:pPr>
+        </w:rPr>
+      </w:pPr>
+      <w:proofErr w:type="gramStart"/>
       <w:r>
         <w:rPr>
           <w:rFonts w:ascii="Times New Roman" w:hAnsi="Times New Roman" w:cs="Times New Roman"/>
@@ -16439,6 +16558,7 @@
         </w:rPr>
         <w:t>1</w:t>
       </w:r>
+      <w:proofErr w:type="gramEnd"/>
       <w:r>
         <w:rPr>
           <w:rFonts w:ascii="Times New Roman" w:hAnsi="Times New Roman" w:cs="Times New Roman"/>
@@ -16483,7 +16603,6 @@
         <w:t>(</w:t>
       </w:r>
       <w:proofErr w:type="spellStart"/>
-      <w:proofErr w:type="gramStart"/>
       <w:r>
         <w:rPr>
           <w:rFonts w:ascii="Times New Roman" w:hAnsi="Times New Roman" w:cs="Times New Roman"/>
@@ -16493,7 +16612,6 @@
         <w:t>a,b</w:t>
       </w:r>
       <w:proofErr w:type="spellEnd"/>
-      <w:proofErr w:type="gramEnd"/>
       <w:r>
         <w:rPr>
           <w:rFonts w:ascii="Times New Roman" w:hAnsi="Times New Roman" w:cs="Times New Roman"/>
@@ -16503,7 +16621,6 @@
         <w:t>), (</w:t>
       </w:r>
       <w:proofErr w:type="spellStart"/>
-      <w:proofErr w:type="gramStart"/>
       <w:r>
         <w:rPr>
           <w:rFonts w:ascii="Times New Roman" w:hAnsi="Times New Roman" w:cs="Times New Roman"/>
@@ -16513,7 +16630,6 @@
         <w:t>a,b</w:t>
       </w:r>
       <w:proofErr w:type="spellEnd"/>
-      <w:proofErr w:type="gramEnd"/>
       <w:r>
         <w:rPr>
           <w:rFonts w:ascii="Times New Roman" w:hAnsi="Times New Roman" w:cs="Times New Roman"/>
@@ -17174,6 +17290,7 @@
                 <w:sz w:val="28"/>
                 <w:szCs w:val="28"/>
               </w:rPr>
+              <w:lastRenderedPageBreak/>
               <w:t>2</w:t>
             </w:r>
           </w:p>
@@ -17634,7 +17751,7 @@
       </w:pPr>
     </w:p>
     <w:sectPr>
-      <w:footerReference w:type="default" r:id="rId47"/>
+      <w:footerReference w:type="default" r:id="rId42"/>
       <w:pgSz w:w="11906" w:h="16838"/>
       <w:pgMar w:top="1134" w:right="851" w:bottom="1531" w:left="1701" w:header="0" w:footer="0" w:gutter="0"/>
       <w:pgNumType w:start="0"/>
@@ -17647,7 +17764,7 @@
 </file>
 
 <file path=word/endnotes.xml><?xml version="1.0" encoding="utf-8"?>
-<w:endnotes xmlns:wpc="http://schemas.microsoft.com/office/word/2010/wordprocessingCanvas" xmlns:cx="http://schemas.microsoft.com/office/drawing/2014/chartex" xmlns:cx1="http://schemas.microsoft.com/office/drawing/2015/9/8/chartex" xmlns:cx2="http://schemas.microsoft.com/office/drawing/2015/10/21/chartex" xmlns:cx3="http://schemas.microsoft.com/office/drawing/2016/5/9/chartex" xmlns:cx4="http://schemas.microsoft.com/office/drawing/2016/5/10/chartex" xmlns:cx5="http://schemas.microsoft.com/office/drawing/2016/5/11/chartex" xmlns:cx6="http://schemas.microsoft.com/office/drawing/2016/5/12/chartex" xmlns:cx7="http://schemas.microsoft.com/office/drawing/2016/5/13/chartex" xmlns:cx8="http://schemas.microsoft.com/office/drawing/2016/5/14/chartex" xmlns:mc="http://schemas.openxmlformats.org/markup-compatibility/2006" xmlns:aink="http://schemas.microsoft.com/office/drawing/2016/ink" xmlns:am3d="http://schemas.microsoft.com/office/drawing/2017/model3d" xmlns:o="urn:schemas-microsoft-com:office:office" xmlns:oel="http://schemas.microsoft.com/office/2019/extlst" xmlns:r="http://schemas.openxmlformats.org/officeDocument/2006/relationships" xmlns:m="http://schemas.openxmlformats.org/officeDocument/2006/math" xmlns:v="urn:schemas-microsoft-com:vml" xmlns:wp14="http://schemas.microsoft.com/office/word/2010/wordprocessingDrawing" xmlns:wp="http://schemas.openxmlformats.org/drawingml/2006/wordprocessingDrawing" xmlns:w10="urn:schemas-microsoft-com:office:word" xmlns:w="http://schemas.openxmlformats.org/wordprocessingml/2006/main" xmlns:w14="http://schemas.microsoft.com/office/word/2010/wordml" xmlns:w15="http://schemas.microsoft.com/office/word/2012/wordml" xmlns:w16cex="http://schemas.microsoft.com/office/word/2018/wordml/cex" xmlns:w16cid="http://schemas.microsoft.com/office/word/2016/wordml/cid" xmlns:w16="http://schemas.microsoft.com/office/word/2018/wordml" xmlns:w16du="http://schemas.microsoft.com/office/word/2023/wordml/word16du" xmlns:w16sdtdh="http://schemas.microsoft.com/office/word/2020/wordml/sdtdatahash" xmlns:w16sdtfl="http://schemas.microsoft.com/office/word/2024/wordml/sdtformatlock" xmlns:w16se="http://schemas.microsoft.com/office/word/2015/wordml/symex" xmlns:wpg="http://schemas.microsoft.com/office/word/2010/wordprocessingGroup" xmlns:wpi="http://schemas.microsoft.com/office/word/2010/wordprocessingInk" xmlns:wne="http://schemas.microsoft.com/office/word/2006/wordml" xmlns:wps="http://schemas.microsoft.com/office/word/2010/wordprocessingShape" mc:Ignorable="w14 w15 w16se w16cid w16 w16cex w16sdtdh w16sdtfl w16du wp14">
+<w:endnotes xmlns:wpc="http://schemas.microsoft.com/office/word/2010/wordprocessingCanvas" xmlns:mc="http://schemas.openxmlformats.org/markup-compatibility/2006" xmlns:o="urn:schemas-microsoft-com:office:office" xmlns:r="http://schemas.openxmlformats.org/officeDocument/2006/relationships" xmlns:m="http://schemas.openxmlformats.org/officeDocument/2006/math" xmlns:v="urn:schemas-microsoft-com:vml" xmlns:wp14="http://schemas.microsoft.com/office/word/2010/wordprocessingDrawing" xmlns:wp="http://schemas.openxmlformats.org/drawingml/2006/wordprocessingDrawing" xmlns:w10="urn:schemas-microsoft-com:office:word" xmlns:w="http://schemas.openxmlformats.org/wordprocessingml/2006/main" xmlns:w14="http://schemas.microsoft.com/office/word/2010/wordml" xmlns:w15="http://schemas.microsoft.com/office/word/2012/wordml" xmlns:wpg="http://schemas.microsoft.com/office/word/2010/wordprocessingGroup" xmlns:wpi="http://schemas.microsoft.com/office/word/2010/wordprocessingInk" xmlns:wne="http://schemas.microsoft.com/office/word/2006/wordml" xmlns:wps="http://schemas.microsoft.com/office/word/2010/wordprocessingShape" mc:Ignorable="w14 w15 wp14">
   <w:endnote w:type="separator" w:id="-1">
     <w:p>
       <w:r>
@@ -17666,7 +17783,7 @@
 </file>
 
 <file path=word/footer1.xml><?xml version="1.0" encoding="utf-8"?>
-<w:ftr xmlns:wpc="http://schemas.microsoft.com/office/word/2010/wordprocessingCanvas" xmlns:cx="http://schemas.microsoft.com/office/drawing/2014/chartex" xmlns:cx1="http://schemas.microsoft.com/office/drawing/2015/9/8/chartex" xmlns:cx2="http://schemas.microsoft.com/office/drawing/2015/10/21/chartex" xmlns:cx3="http://schemas.microsoft.com/office/drawing/2016/5/9/chartex" xmlns:cx4="http://schemas.microsoft.com/office/drawing/2016/5/10/chartex" xmlns:cx5="http://schemas.microsoft.com/office/drawing/2016/5/11/chartex" xmlns:cx6="http://schemas.microsoft.com/office/drawing/2016/5/12/chartex" xmlns:cx7="http://schemas.microsoft.com/office/drawing/2016/5/13/chartex" xmlns:cx8="http://schemas.microsoft.com/office/drawing/2016/5/14/chartex" xmlns:mc="http://schemas.openxmlformats.org/markup-compatibility/2006" xmlns:aink="http://schemas.microsoft.com/office/drawing/2016/ink" xmlns:am3d="http://schemas.microsoft.com/office/drawing/2017/model3d" xmlns:o="urn:schemas-microsoft-com:office:office" xmlns:oel="http://schemas.microsoft.com/office/2019/extlst" xmlns:r="http://schemas.openxmlformats.org/officeDocument/2006/relationships" xmlns:m="http://schemas.openxmlformats.org/officeDocument/2006/math" xmlns:v="urn:schemas-microsoft-com:vml" xmlns:wp14="http://schemas.microsoft.com/office/word/2010/wordprocessingDrawing" xmlns:wp="http://schemas.openxmlformats.org/drawingml/2006/wordprocessingDrawing" xmlns:w10="urn:schemas-microsoft-com:office:word" xmlns:w="http://schemas.openxmlformats.org/wordprocessingml/2006/main" xmlns:w14="http://schemas.microsoft.com/office/word/2010/wordml" xmlns:w15="http://schemas.microsoft.com/office/word/2012/wordml" xmlns:w16cex="http://schemas.microsoft.com/office/word/2018/wordml/cex" xmlns:w16cid="http://schemas.microsoft.com/office/word/2016/wordml/cid" xmlns:w16="http://schemas.microsoft.com/office/word/2018/wordml" xmlns:w16du="http://schemas.microsoft.com/office/word/2023/wordml/word16du" xmlns:w16sdtdh="http://schemas.microsoft.com/office/word/2020/wordml/sdtdatahash" xmlns:w16sdtfl="http://schemas.microsoft.com/office/word/2024/wordml/sdtformatlock" xmlns:w16se="http://schemas.microsoft.com/office/word/2015/wordml/symex" xmlns:wpg="http://schemas.microsoft.com/office/word/2010/wordprocessingGroup" xmlns:wpi="http://schemas.microsoft.com/office/word/2010/wordprocessingInk" xmlns:wne="http://schemas.microsoft.com/office/word/2006/wordml" xmlns:wps="http://schemas.microsoft.com/office/word/2010/wordprocessingShape" mc:Ignorable="w14 w15 w16se w16cid w16 w16cex w16sdtdh w16sdtfl w16du wp14">
+<w:ftr xmlns:wpc="http://schemas.microsoft.com/office/word/2010/wordprocessingCanvas" xmlns:mc="http://schemas.openxmlformats.org/markup-compatibility/2006" xmlns:o="urn:schemas-microsoft-com:office:office" xmlns:r="http://schemas.openxmlformats.org/officeDocument/2006/relationships" xmlns:m="http://schemas.openxmlformats.org/officeDocument/2006/math" xmlns:v="urn:schemas-microsoft-com:vml" xmlns:wp14="http://schemas.microsoft.com/office/word/2010/wordprocessingDrawing" xmlns:wp="http://schemas.openxmlformats.org/drawingml/2006/wordprocessingDrawing" xmlns:w10="urn:schemas-microsoft-com:office:word" xmlns:w="http://schemas.openxmlformats.org/wordprocessingml/2006/main" xmlns:w14="http://schemas.microsoft.com/office/word/2010/wordml" xmlns:w15="http://schemas.microsoft.com/office/word/2012/wordml" xmlns:wpg="http://schemas.microsoft.com/office/word/2010/wordprocessingGroup" xmlns:wpi="http://schemas.microsoft.com/office/word/2010/wordprocessingInk" xmlns:wne="http://schemas.microsoft.com/office/word/2006/wordml" xmlns:wps="http://schemas.microsoft.com/office/word/2010/wordprocessingShape" mc:Ignorable="w14 w15 wp14">
   <w:sdt>
     <w:sdtPr>
       <w:id w:val="951121561"/>
@@ -17675,7 +17792,6 @@
         <w:docPartUnique/>
       </w:docPartObj>
     </w:sdtPr>
-    <w:sdtEndPr/>
     <w:sdtContent>
       <w:p>
         <w:pPr>
@@ -17696,7 +17812,7 @@
             <w:noProof/>
             <w:lang w:val="ru-RU"/>
           </w:rPr>
-          <w:t>15</w:t>
+          <w:t>13</w:t>
         </w:r>
         <w:r>
           <w:fldChar w:fldCharType="end"/>
@@ -17713,7 +17829,7 @@
 </file>
 
 <file path=word/footnotes.xml><?xml version="1.0" encoding="utf-8"?>
-<w:footnotes xmlns:wpc="http://schemas.microsoft.com/office/word/2010/wordprocessingCanvas" xmlns:cx="http://schemas.microsoft.com/office/drawing/2014/chartex" xmlns:cx1="http://schemas.microsoft.com/office/drawing/2015/9/8/chartex" xmlns:cx2="http://schemas.microsoft.com/office/drawing/2015/10/21/chartex" xmlns:cx3="http://schemas.microsoft.com/office/drawing/2016/5/9/chartex" xmlns:cx4="http://schemas.microsoft.com/office/drawing/2016/5/10/chartex" xmlns:cx5="http://schemas.microsoft.com/office/drawing/2016/5/11/chartex" xmlns:cx6="http://schemas.microsoft.com/office/drawing/2016/5/12/chartex" xmlns:cx7="http://schemas.microsoft.com/office/drawing/2016/5/13/chartex" xmlns:cx8="http://schemas.microsoft.com/office/drawing/2016/5/14/chartex" xmlns:mc="http://schemas.openxmlformats.org/markup-compatibility/2006" xmlns:aink="http://schemas.microsoft.com/office/drawing/2016/ink" xmlns:am3d="http://schemas.microsoft.com/office/drawing/2017/model3d" xmlns:o="urn:schemas-microsoft-com:office:office" xmlns:oel="http://schemas.microsoft.com/office/2019/extlst" xmlns:r="http://schemas.openxmlformats.org/officeDocument/2006/relationships" xmlns:m="http://schemas.openxmlformats.org/officeDocument/2006/math" xmlns:v="urn:schemas-microsoft-com:vml" xmlns:wp14="http://schemas.microsoft.com/office/word/2010/wordprocessingDrawing" xmlns:wp="http://schemas.openxmlformats.org/drawingml/2006/wordprocessingDrawing" xmlns:w10="urn:schemas-microsoft-com:office:word" xmlns:w="http://schemas.openxmlformats.org/wordprocessingml/2006/main" xmlns:w14="http://schemas.microsoft.com/office/word/2010/wordml" xmlns:w15="http://schemas.microsoft.com/office/word/2012/wordml" xmlns:w16cex="http://schemas.microsoft.com/office/word/2018/wordml/cex" xmlns:w16cid="http://schemas.microsoft.com/office/word/2016/wordml/cid" xmlns:w16="http://schemas.microsoft.com/office/word/2018/wordml" xmlns:w16du="http://schemas.microsoft.com/office/word/2023/wordml/word16du" xmlns:w16sdtdh="http://schemas.microsoft.com/office/word/2020/wordml/sdtdatahash" xmlns:w16sdtfl="http://schemas.microsoft.com/office/word/2024/wordml/sdtformatlock" xmlns:w16se="http://schemas.microsoft.com/office/word/2015/wordml/symex" xmlns:wpg="http://schemas.microsoft.com/office/word/2010/wordprocessingGroup" xmlns:wpi="http://schemas.microsoft.com/office/word/2010/wordprocessingInk" xmlns:wne="http://schemas.microsoft.com/office/word/2006/wordml" xmlns:wps="http://schemas.microsoft.com/office/word/2010/wordprocessingShape" mc:Ignorable="w14 w15 w16se w16cid w16 w16cex w16sdtdh w16sdtfl w16du wp14">
+<w:footnotes xmlns:wpc="http://schemas.microsoft.com/office/word/2010/wordprocessingCanvas" xmlns:mc="http://schemas.openxmlformats.org/markup-compatibility/2006" xmlns:o="urn:schemas-microsoft-com:office:office" xmlns:r="http://schemas.openxmlformats.org/officeDocument/2006/relationships" xmlns:m="http://schemas.openxmlformats.org/officeDocument/2006/math" xmlns:v="urn:schemas-microsoft-com:vml" xmlns:wp14="http://schemas.microsoft.com/office/word/2010/wordprocessingDrawing" xmlns:wp="http://schemas.openxmlformats.org/drawingml/2006/wordprocessingDrawing" xmlns:w10="urn:schemas-microsoft-com:office:word" xmlns:w="http://schemas.openxmlformats.org/wordprocessingml/2006/main" xmlns:w14="http://schemas.microsoft.com/office/word/2010/wordml" xmlns:w15="http://schemas.microsoft.com/office/word/2012/wordml" xmlns:wpg="http://schemas.microsoft.com/office/word/2010/wordprocessingGroup" xmlns:wpi="http://schemas.microsoft.com/office/word/2010/wordprocessingInk" xmlns:wne="http://schemas.microsoft.com/office/word/2006/wordml" xmlns:wps="http://schemas.microsoft.com/office/word/2010/wordprocessingShape" mc:Ignorable="w14 w15 wp14">
   <w:footnote w:type="separator" w:id="-1">
     <w:p>
       <w:r>
@@ -17732,7 +17848,7 @@
 </file>
 
 <file path=word/numbering.xml><?xml version="1.0" encoding="utf-8"?>
-<w:numbering xmlns:wpc="http://schemas.microsoft.com/office/word/2010/wordprocessingCanvas" xmlns:cx="http://schemas.microsoft.com/office/drawing/2014/chartex" xmlns:cx1="http://schemas.microsoft.com/office/drawing/2015/9/8/chartex" xmlns:cx2="http://schemas.microsoft.com/office/drawing/2015/10/21/chartex" xmlns:cx3="http://schemas.microsoft.com/office/drawing/2016/5/9/chartex" xmlns:cx4="http://schemas.microsoft.com/office/drawing/2016/5/10/chartex" xmlns:cx5="http://schemas.microsoft.com/office/drawing/2016/5/11/chartex" xmlns:cx6="http://schemas.microsoft.com/office/drawing/2016/5/12/chartex" xmlns:cx7="http://schemas.microsoft.com/office/drawing/2016/5/13/chartex" xmlns:cx8="http://schemas.microsoft.com/office/drawing/2016/5/14/chartex" xmlns:mc="http://schemas.openxmlformats.org/markup-compatibility/2006" xmlns:aink="http://schemas.microsoft.com/office/drawing/2016/ink" xmlns:am3d="http://schemas.microsoft.com/office/drawing/2017/model3d" xmlns:o="urn:schemas-microsoft-com:office:office" xmlns:oel="http://schemas.microsoft.com/office/2019/extlst" xmlns:r="http://schemas.openxmlformats.org/officeDocument/2006/relationships" xmlns:m="http://schemas.openxmlformats.org/officeDocument/2006/math" xmlns:v="urn:schemas-microsoft-com:vml" xmlns:wp14="http://schemas.microsoft.com/office/word/2010/wordprocessingDrawing" xmlns:wp="http://schemas.openxmlformats.org/drawingml/2006/wordprocessingDrawing" xmlns:w10="urn:schemas-microsoft-com:office:word" xmlns:w="http://schemas.openxmlformats.org/wordprocessingml/2006/main" xmlns:w14="http://schemas.microsoft.com/office/word/2010/wordml" xmlns:w15="http://schemas.microsoft.com/office/word/2012/wordml" xmlns:w16cex="http://schemas.microsoft.com/office/word/2018/wordml/cex" xmlns:w16cid="http://schemas.microsoft.com/office/word/2016/wordml/cid" xmlns:w16="http://schemas.microsoft.com/office/word/2018/wordml" xmlns:w16du="http://schemas.microsoft.com/office/word/2023/wordml/word16du" xmlns:w16sdtdh="http://schemas.microsoft.com/office/word/2020/wordml/sdtdatahash" xmlns:w16sdtfl="http://schemas.microsoft.com/office/word/2024/wordml/sdtformatlock" xmlns:w16se="http://schemas.microsoft.com/office/word/2015/wordml/symex" xmlns:wpg="http://schemas.microsoft.com/office/word/2010/wordprocessingGroup" xmlns:wpi="http://schemas.microsoft.com/office/word/2010/wordprocessingInk" xmlns:wne="http://schemas.microsoft.com/office/word/2006/wordml" xmlns:wps="http://schemas.microsoft.com/office/word/2010/wordprocessingShape" mc:Ignorable="w14 w15 w16se w16cid w16 w16cex w16sdtdh w16sdtfl w16du wp14">
+<w:numbering xmlns:wpc="http://schemas.microsoft.com/office/word/2010/wordprocessingCanvas" xmlns:mc="http://schemas.openxmlformats.org/markup-compatibility/2006" xmlns:o="urn:schemas-microsoft-com:office:office" xmlns:r="http://schemas.openxmlformats.org/officeDocument/2006/relationships" xmlns:m="http://schemas.openxmlformats.org/officeDocument/2006/math" xmlns:v="urn:schemas-microsoft-com:vml" xmlns:wp14="http://schemas.microsoft.com/office/word/2010/wordprocessingDrawing" xmlns:wp="http://schemas.openxmlformats.org/drawingml/2006/wordprocessingDrawing" xmlns:w10="urn:schemas-microsoft-com:office:word" xmlns:w="http://schemas.openxmlformats.org/wordprocessingml/2006/main" xmlns:w14="http://schemas.microsoft.com/office/word/2010/wordml" xmlns:w15="http://schemas.microsoft.com/office/word/2012/wordml" xmlns:wpg="http://schemas.microsoft.com/office/word/2010/wordprocessingGroup" xmlns:wpi="http://schemas.microsoft.com/office/word/2010/wordprocessingInk" xmlns:wne="http://schemas.microsoft.com/office/word/2006/wordml" xmlns:wps="http://schemas.microsoft.com/office/word/2010/wordprocessingShape" mc:Ignorable="w14 w15 wp14">
   <w:abstractNum w:abstractNumId="0" w15:restartNumberingAfterBreak="0">
     <w:nsid w:val="F78804A0"/>
     <w:multiLevelType w:val="singleLevel"/>
@@ -18646,47 +18762,47 @@
       </w:pPr>
     </w:lvl>
   </w:abstractNum>
-  <w:num w:numId="1" w16cid:durableId="2144886031">
+  <w:num w:numId="1">
     <w:abstractNumId w:val="7"/>
   </w:num>
-  <w:num w:numId="2" w16cid:durableId="812988307">
+  <w:num w:numId="2">
     <w:abstractNumId w:val="3"/>
   </w:num>
-  <w:num w:numId="3" w16cid:durableId="208491985">
+  <w:num w:numId="3">
     <w:abstractNumId w:val="2"/>
   </w:num>
-  <w:num w:numId="4" w16cid:durableId="1152797741">
+  <w:num w:numId="4">
     <w:abstractNumId w:val="10"/>
   </w:num>
-  <w:num w:numId="5" w16cid:durableId="2012683084">
+  <w:num w:numId="5">
     <w:abstractNumId w:val="8"/>
   </w:num>
-  <w:num w:numId="6" w16cid:durableId="1158182406">
+  <w:num w:numId="6">
     <w:abstractNumId w:val="4"/>
   </w:num>
-  <w:num w:numId="7" w16cid:durableId="1681198326">
+  <w:num w:numId="7">
     <w:abstractNumId w:val="0"/>
   </w:num>
-  <w:num w:numId="8" w16cid:durableId="508444707">
+  <w:num w:numId="8">
     <w:abstractNumId w:val="6"/>
   </w:num>
-  <w:num w:numId="9" w16cid:durableId="2119182742">
+  <w:num w:numId="9">
     <w:abstractNumId w:val="9"/>
   </w:num>
-  <w:num w:numId="10" w16cid:durableId="1018699842">
+  <w:num w:numId="10">
     <w:abstractNumId w:val="1"/>
   </w:num>
-  <w:num w:numId="11" w16cid:durableId="435835482">
+  <w:num w:numId="11">
     <w:abstractNumId w:val="5"/>
   </w:num>
-  <w:num w:numId="12" w16cid:durableId="525217724">
+  <w:num w:numId="12">
     <w:abstractNumId w:val="11"/>
   </w:num>
 </w:numbering>
 </file>
 
 <file path=word/styles.xml><?xml version="1.0" encoding="utf-8"?>
-<w:styles xmlns:mc="http://schemas.openxmlformats.org/markup-compatibility/2006" xmlns:r="http://schemas.openxmlformats.org/officeDocument/2006/relationships" xmlns:w="http://schemas.openxmlformats.org/wordprocessingml/2006/main" xmlns:w14="http://schemas.microsoft.com/office/word/2010/wordml" xmlns:w15="http://schemas.microsoft.com/office/word/2012/wordml" xmlns:w16cex="http://schemas.microsoft.com/office/word/2018/wordml/cex" xmlns:w16cid="http://schemas.microsoft.com/office/word/2016/wordml/cid" xmlns:w16="http://schemas.microsoft.com/office/word/2018/wordml" xmlns:w16du="http://schemas.microsoft.com/office/word/2023/wordml/word16du" xmlns:w16sdtdh="http://schemas.microsoft.com/office/word/2020/wordml/sdtdatahash" xmlns:w16sdtfl="http://schemas.microsoft.com/office/word/2024/wordml/sdtformatlock" xmlns:w16se="http://schemas.microsoft.com/office/word/2015/wordml/symex" mc:Ignorable="w14 w15 w16se w16cid w16 w16cex w16sdtdh w16sdtfl w16du">
+<w:styles xmlns:mc="http://schemas.openxmlformats.org/markup-compatibility/2006" xmlns:r="http://schemas.openxmlformats.org/officeDocument/2006/relationships" xmlns:w="http://schemas.openxmlformats.org/wordprocessingml/2006/main" xmlns:w14="http://schemas.microsoft.com/office/word/2010/wordml" xmlns:w15="http://schemas.microsoft.com/office/word/2012/wordml" mc:Ignorable="w14 w15">
   <w:docDefaults>
     <w:rPrDefault>
       <w:rPr>
@@ -18698,12 +18814,12 @@
     </w:rPrDefault>
     <w:pPrDefault/>
   </w:docDefaults>
-  <w:latentStyles w:defLockedState="0" w:defUIPriority="99" w:defSemiHidden="0" w:defUnhideWhenUsed="0" w:defQFormat="0" w:count="376">
+  <w:latentStyles w:defLockedState="0" w:defUIPriority="99" w:defSemiHidden="0" w:defUnhideWhenUsed="0" w:defQFormat="0" w:count="371">
     <w:lsdException w:name="Normal" w:uiPriority="0" w:qFormat="1"/>
     <w:lsdException w:name="heading 1" w:uiPriority="9" w:qFormat="1"/>
     <w:lsdException w:name="heading 2" w:semiHidden="1" w:uiPriority="9" w:unhideWhenUsed="1" w:qFormat="1"/>
     <w:lsdException w:name="heading 3" w:semiHidden="1" w:uiPriority="9" w:unhideWhenUsed="1" w:qFormat="1"/>
-    <w:lsdException w:name="heading 4" w:semiHidden="1" w:uiPriority="9" w:unhideWhenUsed="1" w:qFormat="1"/>
+    <w:lsdException w:name="heading 4" w:semiHidden="1" w:uiPriority="0" w:unhideWhenUsed="1" w:qFormat="1"/>
     <w:lsdException w:name="heading 5" w:semiHidden="1" w:uiPriority="9" w:unhideWhenUsed="1" w:qFormat="1"/>
     <w:lsdException w:name="heading 6" w:semiHidden="1" w:uiPriority="9" w:unhideWhenUsed="1" w:qFormat="1"/>
     <w:lsdException w:name="heading 7" w:semiHidden="1" w:uiPriority="9" w:unhideWhenUsed="1" w:qFormat="1"/>
@@ -19070,11 +19186,6 @@
     <w:lsdException w:name="List Table 5 Dark Accent 6" w:uiPriority="50"/>
     <w:lsdException w:name="List Table 6 Colorful Accent 6" w:uiPriority="51"/>
     <w:lsdException w:name="List Table 7 Colorful Accent 6" w:uiPriority="52"/>
-    <w:lsdException w:name="Mention" w:semiHidden="1" w:unhideWhenUsed="1"/>
-    <w:lsdException w:name="Smart Hyperlink" w:semiHidden="1" w:unhideWhenUsed="1"/>
-    <w:lsdException w:name="Hashtag" w:semiHidden="1" w:unhideWhenUsed="1"/>
-    <w:lsdException w:name="Unresolved Mention" w:semiHidden="1" w:unhideWhenUsed="1"/>
-    <w:lsdException w:name="Smart Link" w:semiHidden="1" w:unhideWhenUsed="1"/>
   </w:latentStyles>
   <w:style w:type="paragraph" w:default="1" w:styleId="a">
     <w:name w:val="Normal"/>
@@ -19143,6 +19254,7 @@
     <w:name w:val="heading 4"/>
     <w:basedOn w:val="a"/>
     <w:next w:val="a"/>
+    <w:link w:val="40"/>
     <w:pPr>
       <w:keepNext/>
       <w:keepLines/>
@@ -19442,6 +19554,15 @@
     <w:name w:val="apple-tab-span"/>
     <w:basedOn w:val="a0"/>
     <w:rsid w:val="008A3CEE"/>
+  </w:style>
+  <w:style w:type="character" w:customStyle="1" w:styleId="40">
+    <w:name w:val="Заголовок 4 Знак"/>
+    <w:basedOn w:val="a0"/>
+    <w:link w:val="4"/>
+    <w:rsid w:val="00F348DD"/>
+    <w:rPr>
+      <w:b/>
+    </w:rPr>
   </w:style>
 </w:styles>
 </file>
@@ -19771,7 +19892,7 @@
 </file>
 
 <file path=customXml/itemProps1.xml><?xml version="1.0" encoding="utf-8"?>
-<ds:datastoreItem xmlns:ds="http://schemas.openxmlformats.org/officeDocument/2006/customXml" ds:itemID="{4FA9331D-72F8-412C-89B7-EFFBC258B8EA}">
+<ds:datastoreItem xmlns:ds="http://schemas.openxmlformats.org/officeDocument/2006/customXml" ds:itemID="{877149B0-8803-40A8-9124-42BFBE3C486E}">
   <ds:schemaRefs>
     <ds:schemaRef ds:uri="http://schemas.openxmlformats.org/officeDocument/2006/bibliography"/>
   </ds:schemaRefs>
